--- a/Fase 2/Evidencias Grupales/2.4_GuiaEstudiante_Fase 2_DesarrolloProyecto APT.docx
+++ b/Fase 2/Evidencias Grupales/2.4_GuiaEstudiante_Fase 2_DesarrolloProyecto APT.docx
@@ -452,42 +452,42 @@
               <w:spacing w:line="240" w:lineRule="auto"/>
               <w:jc w:val="both"/>
               <w:rPr>
-                <w:sz w:val="20"/>
-                <w:szCs w:val="20"/>
-              </w:rPr>
-            </w:pPr>
-            <w:r>
-              <w:rPr>
-                <w:sz w:val="20"/>
-                <w:szCs w:val="20"/>
+                <w:sz w:val="18"/>
+                <w:szCs w:val="18"/>
+              </w:rPr>
+            </w:pPr>
+            <w:r>
+              <w:rPr>
+                <w:sz w:val="18"/>
+                <w:szCs w:val="18"/>
               </w:rPr>
               <w:t>El proyecto se</w:t>
             </w:r>
             <w:r>
               <w:rPr>
-                <w:sz w:val="20"/>
-                <w:szCs w:val="20"/>
+                <w:sz w:val="18"/>
+                <w:szCs w:val="18"/>
               </w:rPr>
               <w:t xml:space="preserve"> h</w:t>
             </w:r>
             <w:r>
               <w:rPr>
-                <w:sz w:val="20"/>
-                <w:szCs w:val="20"/>
+                <w:sz w:val="18"/>
+                <w:szCs w:val="18"/>
               </w:rPr>
               <w:t xml:space="preserve">a completado hasta el Sprint </w:t>
             </w:r>
             <w:r>
               <w:rPr>
-                <w:sz w:val="20"/>
-                <w:szCs w:val="20"/>
+                <w:sz w:val="18"/>
+                <w:szCs w:val="18"/>
               </w:rPr>
               <w:t>2</w:t>
             </w:r>
             <w:r>
               <w:rPr>
-                <w:sz w:val="20"/>
-                <w:szCs w:val="20"/>
+                <w:sz w:val="18"/>
+                <w:szCs w:val="18"/>
               </w:rPr>
               <w:t xml:space="preserve"> el cual incluye las tareas:</w:t>
             </w:r>
@@ -498,14 +498,14 @@
               <w:ind w:left="720"/>
               <w:jc w:val="both"/>
               <w:rPr>
-                <w:sz w:val="20"/>
-                <w:szCs w:val="20"/>
-              </w:rPr>
-            </w:pPr>
-            <w:r>
-              <w:rPr>
-                <w:sz w:val="20"/>
-                <w:szCs w:val="20"/>
+                <w:sz w:val="18"/>
+                <w:szCs w:val="18"/>
+              </w:rPr>
+            </w:pPr>
+            <w:r>
+              <w:rPr>
+                <w:sz w:val="18"/>
+                <w:szCs w:val="18"/>
               </w:rPr>
               <w:t>Sprint 2</w:t>
             </w:r>
@@ -520,14 +520,14 @@
               <w:spacing w:line="240" w:lineRule="auto"/>
               <w:jc w:val="both"/>
               <w:rPr>
-                <w:sz w:val="20"/>
-                <w:szCs w:val="20"/>
-              </w:rPr>
-            </w:pPr>
-            <w:r>
-              <w:rPr>
-                <w:sz w:val="20"/>
-                <w:szCs w:val="20"/>
+                <w:sz w:val="18"/>
+                <w:szCs w:val="18"/>
+              </w:rPr>
+            </w:pPr>
+            <w:r>
+              <w:rPr>
+                <w:sz w:val="18"/>
+                <w:szCs w:val="18"/>
               </w:rPr>
               <w:t>Cronograma de Tareas en Proyect v2</w:t>
             </w:r>
@@ -542,14 +542,14 @@
               <w:spacing w:line="240" w:lineRule="auto"/>
               <w:jc w:val="both"/>
               <w:rPr>
-                <w:sz w:val="20"/>
-                <w:szCs w:val="20"/>
-              </w:rPr>
-            </w:pPr>
-            <w:r>
-              <w:rPr>
-                <w:sz w:val="20"/>
-                <w:szCs w:val="20"/>
+                <w:sz w:val="18"/>
+                <w:szCs w:val="18"/>
+              </w:rPr>
+            </w:pPr>
+            <w:r>
+              <w:rPr>
+                <w:sz w:val="18"/>
+                <w:szCs w:val="18"/>
               </w:rPr>
               <w:t>Documentación Scrum</w:t>
             </w:r>
@@ -564,38 +564,38 @@
               <w:spacing w:line="240" w:lineRule="auto"/>
               <w:jc w:val="both"/>
               <w:rPr>
-                <w:sz w:val="20"/>
-                <w:szCs w:val="20"/>
-              </w:rPr>
-            </w:pPr>
-            <w:r>
-              <w:rPr>
-                <w:sz w:val="20"/>
-                <w:szCs w:val="20"/>
+                <w:sz w:val="18"/>
+                <w:szCs w:val="18"/>
+              </w:rPr>
+            </w:pPr>
+            <w:r>
+              <w:rPr>
+                <w:sz w:val="18"/>
+                <w:szCs w:val="18"/>
               </w:rPr>
               <w:t xml:space="preserve">Crear Mockup </w:t>
             </w:r>
             <w:proofErr w:type="spellStart"/>
             <w:r>
               <w:rPr>
-                <w:sz w:val="20"/>
-                <w:szCs w:val="20"/>
+                <w:sz w:val="18"/>
+                <w:szCs w:val="18"/>
               </w:rPr>
               <w:t>ServiHogar</w:t>
             </w:r>
             <w:proofErr w:type="spellEnd"/>
             <w:r>
               <w:rPr>
-                <w:sz w:val="20"/>
-                <w:szCs w:val="20"/>
+                <w:sz w:val="18"/>
+                <w:szCs w:val="18"/>
               </w:rPr>
               <w:t xml:space="preserve"> en </w:t>
             </w:r>
             <w:proofErr w:type="spellStart"/>
             <w:r>
               <w:rPr>
-                <w:sz w:val="20"/>
-                <w:szCs w:val="20"/>
+                <w:sz w:val="18"/>
+                <w:szCs w:val="18"/>
               </w:rPr>
               <w:t>Figma</w:t>
             </w:r>
@@ -611,22 +611,22 @@
               <w:spacing w:line="240" w:lineRule="auto"/>
               <w:jc w:val="both"/>
               <w:rPr>
-                <w:sz w:val="20"/>
-                <w:szCs w:val="20"/>
-              </w:rPr>
-            </w:pPr>
-            <w:r>
-              <w:rPr>
-                <w:sz w:val="20"/>
-                <w:szCs w:val="20"/>
+                <w:sz w:val="18"/>
+                <w:szCs w:val="18"/>
+              </w:rPr>
+            </w:pPr>
+            <w:r>
+              <w:rPr>
+                <w:sz w:val="18"/>
+                <w:szCs w:val="18"/>
               </w:rPr>
               <w:t xml:space="preserve">Crear Modelo Relacional </w:t>
             </w:r>
             <w:proofErr w:type="spellStart"/>
             <w:r>
               <w:rPr>
-                <w:sz w:val="20"/>
-                <w:szCs w:val="20"/>
+                <w:sz w:val="18"/>
+                <w:szCs w:val="18"/>
               </w:rPr>
               <w:t>Database</w:t>
             </w:r>
@@ -642,46 +642,46 @@
               <w:spacing w:line="240" w:lineRule="auto"/>
               <w:jc w:val="both"/>
               <w:rPr>
-                <w:sz w:val="20"/>
-                <w:szCs w:val="20"/>
-              </w:rPr>
-            </w:pPr>
-            <w:r>
-              <w:rPr>
-                <w:sz w:val="20"/>
-                <w:szCs w:val="20"/>
+                <w:sz w:val="18"/>
+                <w:szCs w:val="18"/>
+              </w:rPr>
+            </w:pPr>
+            <w:r>
+              <w:rPr>
+                <w:sz w:val="18"/>
+                <w:szCs w:val="18"/>
               </w:rPr>
               <w:t xml:space="preserve">Integrar Django, </w:t>
             </w:r>
             <w:proofErr w:type="spellStart"/>
             <w:r>
               <w:rPr>
-                <w:sz w:val="20"/>
-                <w:szCs w:val="20"/>
+                <w:sz w:val="18"/>
+                <w:szCs w:val="18"/>
               </w:rPr>
               <w:t>React</w:t>
             </w:r>
             <w:proofErr w:type="spellEnd"/>
             <w:r>
               <w:rPr>
-                <w:sz w:val="20"/>
-                <w:szCs w:val="20"/>
+                <w:sz w:val="18"/>
+                <w:szCs w:val="18"/>
               </w:rPr>
               <w:t xml:space="preserve">, </w:t>
             </w:r>
             <w:proofErr w:type="spellStart"/>
             <w:r>
               <w:rPr>
-                <w:sz w:val="20"/>
-                <w:szCs w:val="20"/>
+                <w:sz w:val="18"/>
+                <w:szCs w:val="18"/>
               </w:rPr>
               <w:t>PostgreSql</w:t>
             </w:r>
             <w:proofErr w:type="spellEnd"/>
             <w:r>
               <w:rPr>
-                <w:sz w:val="20"/>
-                <w:szCs w:val="20"/>
+                <w:sz w:val="18"/>
+                <w:szCs w:val="18"/>
               </w:rPr>
               <w:t xml:space="preserve"> y Docker</w:t>
             </w:r>
@@ -696,38 +696,38 @@
               <w:spacing w:line="240" w:lineRule="auto"/>
               <w:jc w:val="both"/>
               <w:rPr>
-                <w:sz w:val="20"/>
-                <w:szCs w:val="20"/>
-              </w:rPr>
-            </w:pPr>
-            <w:r>
-              <w:rPr>
-                <w:sz w:val="20"/>
-                <w:szCs w:val="20"/>
+                <w:sz w:val="18"/>
+                <w:szCs w:val="18"/>
+              </w:rPr>
+            </w:pPr>
+            <w:r>
+              <w:rPr>
+                <w:sz w:val="18"/>
+                <w:szCs w:val="18"/>
               </w:rPr>
               <w:t xml:space="preserve">Actualizar </w:t>
             </w:r>
             <w:proofErr w:type="spellStart"/>
             <w:r>
               <w:rPr>
-                <w:sz w:val="20"/>
-                <w:szCs w:val="20"/>
+                <w:sz w:val="18"/>
+                <w:szCs w:val="18"/>
               </w:rPr>
               <w:t>FrontEnd</w:t>
             </w:r>
             <w:proofErr w:type="spellEnd"/>
             <w:r>
               <w:rPr>
-                <w:sz w:val="20"/>
-                <w:szCs w:val="20"/>
+                <w:sz w:val="18"/>
+                <w:szCs w:val="18"/>
               </w:rPr>
               <w:t xml:space="preserve"> con el de </w:t>
             </w:r>
             <w:proofErr w:type="spellStart"/>
             <w:r>
               <w:rPr>
-                <w:sz w:val="20"/>
-                <w:szCs w:val="20"/>
+                <w:sz w:val="18"/>
+                <w:szCs w:val="18"/>
               </w:rPr>
               <w:t>Figma</w:t>
             </w:r>
@@ -743,14 +743,14 @@
               <w:spacing w:line="240" w:lineRule="auto"/>
               <w:jc w:val="both"/>
               <w:rPr>
-                <w:sz w:val="20"/>
-                <w:szCs w:val="20"/>
-              </w:rPr>
-            </w:pPr>
-            <w:r>
-              <w:rPr>
-                <w:sz w:val="20"/>
-                <w:szCs w:val="20"/>
+                <w:sz w:val="18"/>
+                <w:szCs w:val="18"/>
+              </w:rPr>
+            </w:pPr>
+            <w:r>
+              <w:rPr>
+                <w:sz w:val="18"/>
+                <w:szCs w:val="18"/>
               </w:rPr>
               <w:t>Conectar Base de datos al proyecto</w:t>
             </w:r>
@@ -765,39 +765,39 @@
               <w:spacing w:line="240" w:lineRule="auto"/>
               <w:jc w:val="both"/>
               <w:rPr>
-                <w:sz w:val="20"/>
-                <w:szCs w:val="20"/>
+                <w:sz w:val="18"/>
+                <w:szCs w:val="18"/>
               </w:rPr>
             </w:pPr>
             <w:proofErr w:type="spellStart"/>
             <w:r>
               <w:rPr>
-                <w:sz w:val="20"/>
-                <w:szCs w:val="20"/>
+                <w:sz w:val="18"/>
+                <w:szCs w:val="18"/>
               </w:rPr>
               <w:t>Login</w:t>
             </w:r>
             <w:proofErr w:type="spellEnd"/>
             <w:r>
               <w:rPr>
-                <w:sz w:val="20"/>
-                <w:szCs w:val="20"/>
+                <w:sz w:val="18"/>
+                <w:szCs w:val="18"/>
               </w:rPr>
               <w:t xml:space="preserve"> y </w:t>
             </w:r>
             <w:proofErr w:type="spellStart"/>
             <w:r>
               <w:rPr>
-                <w:sz w:val="20"/>
-                <w:szCs w:val="20"/>
+                <w:sz w:val="18"/>
+                <w:szCs w:val="18"/>
               </w:rPr>
               <w:t>registrer</w:t>
             </w:r>
             <w:proofErr w:type="spellEnd"/>
             <w:r>
               <w:rPr>
-                <w:sz w:val="20"/>
-                <w:szCs w:val="20"/>
+                <w:sz w:val="18"/>
+                <w:szCs w:val="18"/>
               </w:rPr>
               <w:t xml:space="preserve"> con credenciales</w:t>
             </w:r>
@@ -812,14 +812,14 @@
               <w:spacing w:line="240" w:lineRule="auto"/>
               <w:jc w:val="both"/>
               <w:rPr>
-                <w:sz w:val="20"/>
-                <w:szCs w:val="20"/>
-              </w:rPr>
-            </w:pPr>
-            <w:r>
-              <w:rPr>
-                <w:sz w:val="20"/>
-                <w:szCs w:val="20"/>
+                <w:sz w:val="18"/>
+                <w:szCs w:val="18"/>
+              </w:rPr>
+            </w:pPr>
+            <w:r>
+              <w:rPr>
+                <w:sz w:val="18"/>
+                <w:szCs w:val="18"/>
               </w:rPr>
               <w:t>Perfil profesional con detalles y horario</w:t>
             </w:r>
@@ -834,14 +834,14 @@
               <w:spacing w:line="240" w:lineRule="auto"/>
               <w:jc w:val="both"/>
               <w:rPr>
-                <w:sz w:val="20"/>
-                <w:szCs w:val="20"/>
-              </w:rPr>
-            </w:pPr>
-            <w:r>
-              <w:rPr>
-                <w:sz w:val="20"/>
-                <w:szCs w:val="20"/>
+                <w:sz w:val="18"/>
+                <w:szCs w:val="18"/>
+              </w:rPr>
+            </w:pPr>
+            <w:r>
+              <w:rPr>
+                <w:sz w:val="18"/>
+                <w:szCs w:val="18"/>
               </w:rPr>
               <w:t>Vista pública de servicios</w:t>
             </w:r>
@@ -862,8 +862,8 @@
             </w:pPr>
             <w:r>
               <w:rPr>
-                <w:sz w:val="20"/>
-                <w:szCs w:val="20"/>
+                <w:sz w:val="18"/>
+                <w:szCs w:val="18"/>
               </w:rPr>
               <w:t>Completar documentos Fase 2 Avance</w:t>
             </w:r>
@@ -900,6 +900,7 @@
           </w:tcPr>
           <w:p>
             <w:pPr>
+              <w:pStyle w:val="Sinespaciado"/>
               <w:rPr>
                 <w:sz w:val="18"/>
                 <w:szCs w:val="18"/>
@@ -915,28 +916,32 @@
           </w:p>
           <w:p>
             <w:pPr>
-              <w:rPr>
-                <w:sz w:val="18"/>
-                <w:szCs w:val="18"/>
-              </w:rPr>
-            </w:pPr>
-            <w:r>
-              <w:rPr>
-                <w:sz w:val="18"/>
-                <w:szCs w:val="18"/>
-              </w:rPr>
-              <w:t>Desarrollar e implementar una plataforma web integral y escalable que facilite la conexión eficiente entre clientes y profesionales verificados de servicios para el hogar (gasfitería, limpieza y jardinería) en Chile, mediante un sistema tecnológico robusto</w:t>
-            </w:r>
-            <w:r>
-              <w:rPr>
-                <w:sz w:val="18"/>
-                <w:szCs w:val="18"/>
-              </w:rPr>
-              <w:t>.</w:t>
-            </w:r>
-          </w:p>
-          <w:p>
-            <w:pPr>
+              <w:pStyle w:val="Sinespaciado"/>
+              <w:rPr>
+                <w:sz w:val="18"/>
+                <w:szCs w:val="18"/>
+              </w:rPr>
+            </w:pPr>
+            <w:r>
+              <w:rPr>
+                <w:sz w:val="18"/>
+                <w:szCs w:val="18"/>
+              </w:rPr>
+              <w:t>Desarrollar e implementar una plataforma web integral y escalable que facilite la conexión eficiente entre clientes y profesionales verificados de servicios para el hogar (gasfitería, limpieza y jardinería) en Chile, mediante un sistema tecnológico robusto.</w:t>
+            </w:r>
+          </w:p>
+          <w:p>
+            <w:pPr>
+              <w:pStyle w:val="Sinespaciado"/>
+              <w:rPr>
+                <w:sz w:val="18"/>
+                <w:szCs w:val="18"/>
+              </w:rPr>
+            </w:pPr>
+          </w:p>
+          <w:p>
+            <w:pPr>
+              <w:pStyle w:val="Sinespaciado"/>
               <w:rPr>
                 <w:sz w:val="18"/>
                 <w:szCs w:val="18"/>
@@ -952,13 +957,542 @@
           </w:p>
           <w:p>
             <w:pPr>
-              <w:spacing w:after="240"/>
-              <w:ind w:left="720"/>
-              <w:rPr>
-                <w:sz w:val="18"/>
-                <w:szCs w:val="18"/>
-              </w:rPr>
-            </w:pPr>
+              <w:pStyle w:val="Sinespaciado"/>
+              <w:rPr>
+                <w:sz w:val="18"/>
+                <w:szCs w:val="18"/>
+              </w:rPr>
+            </w:pPr>
+          </w:p>
+          <w:p>
+            <w:pPr>
+              <w:pStyle w:val="Sinespaciado"/>
+              <w:rPr>
+                <w:sz w:val="18"/>
+                <w:szCs w:val="18"/>
+              </w:rPr>
+            </w:pPr>
+            <w:r>
+              <w:rPr>
+                <w:sz w:val="18"/>
+                <w:szCs w:val="18"/>
+              </w:rPr>
+              <w:t>Objetivos de Crecimiento de Usuario</w:t>
+            </w:r>
+          </w:p>
+          <w:p>
+            <w:pPr>
+              <w:pStyle w:val="Sinespaciado"/>
+              <w:rPr>
+                <w:sz w:val="18"/>
+                <w:szCs w:val="18"/>
+              </w:rPr>
+            </w:pPr>
+          </w:p>
+          <w:p>
+            <w:pPr>
+              <w:pStyle w:val="Sinespaciado"/>
+              <w:rPr>
+                <w:sz w:val="18"/>
+                <w:szCs w:val="18"/>
+              </w:rPr>
+            </w:pPr>
+            <w:r>
+              <w:rPr>
+                <w:sz w:val="18"/>
+                <w:szCs w:val="18"/>
+              </w:rPr>
+              <w:t>Profesionales:</w:t>
+            </w:r>
+          </w:p>
+          <w:p>
+            <w:pPr>
+              <w:pStyle w:val="Sinespaciado"/>
+              <w:rPr>
+                <w:sz w:val="18"/>
+                <w:szCs w:val="18"/>
+              </w:rPr>
+            </w:pPr>
+            <w:r>
+              <w:rPr>
+                <w:sz w:val="18"/>
+                <w:szCs w:val="18"/>
+              </w:rPr>
+              <w:t>•Alcanzar un registro de al menos 500 trabajadores independientes verificados en la plataforma en 12 meses</w:t>
+            </w:r>
+          </w:p>
+          <w:p>
+            <w:pPr>
+              <w:pStyle w:val="Sinespaciado"/>
+              <w:rPr>
+                <w:sz w:val="18"/>
+                <w:szCs w:val="18"/>
+              </w:rPr>
+            </w:pPr>
+            <w:r>
+              <w:rPr>
+                <w:sz w:val="18"/>
+                <w:szCs w:val="18"/>
+              </w:rPr>
+              <w:t>•Conseguir un 80% de tasa de verificación exitosa de profesionales registrados</w:t>
+            </w:r>
+          </w:p>
+          <w:p>
+            <w:pPr>
+              <w:pStyle w:val="Sinespaciado"/>
+              <w:rPr>
+                <w:sz w:val="18"/>
+                <w:szCs w:val="18"/>
+              </w:rPr>
+            </w:pPr>
+            <w:r>
+              <w:rPr>
+                <w:sz w:val="18"/>
+                <w:szCs w:val="18"/>
+              </w:rPr>
+              <w:t>•Mantener al menos 300 profesionales activos mensualmente (que reciban al menos 1 solicitud por mes)</w:t>
+            </w:r>
+          </w:p>
+          <w:p>
+            <w:pPr>
+              <w:pStyle w:val="Sinespaciado"/>
+              <w:rPr>
+                <w:sz w:val="18"/>
+                <w:szCs w:val="18"/>
+              </w:rPr>
+            </w:pPr>
+          </w:p>
+          <w:p>
+            <w:pPr>
+              <w:pStyle w:val="Sinespaciado"/>
+              <w:rPr>
+                <w:sz w:val="18"/>
+                <w:szCs w:val="18"/>
+              </w:rPr>
+            </w:pPr>
+            <w:r>
+              <w:rPr>
+                <w:sz w:val="18"/>
+                <w:szCs w:val="18"/>
+              </w:rPr>
+              <w:t>Clientes:</w:t>
+            </w:r>
+          </w:p>
+          <w:p>
+            <w:pPr>
+              <w:pStyle w:val="Sinespaciado"/>
+              <w:rPr>
+                <w:sz w:val="18"/>
+                <w:szCs w:val="18"/>
+              </w:rPr>
+            </w:pPr>
+            <w:r>
+              <w:rPr>
+                <w:sz w:val="18"/>
+                <w:szCs w:val="18"/>
+              </w:rPr>
+              <w:t>•Registrar 2,000 usuarios cliente únicos en la plataforma durante el primer año</w:t>
+            </w:r>
+          </w:p>
+          <w:p>
+            <w:pPr>
+              <w:pStyle w:val="Sinespaciado"/>
+              <w:rPr>
+                <w:sz w:val="18"/>
+                <w:szCs w:val="18"/>
+              </w:rPr>
+            </w:pPr>
+            <w:r>
+              <w:rPr>
+                <w:sz w:val="18"/>
+                <w:szCs w:val="18"/>
+              </w:rPr>
+              <w:t>•Lograr que el 60% de los usuarios registrados realicen al menos una reserva de servicio</w:t>
+            </w:r>
+          </w:p>
+          <w:p>
+            <w:pPr>
+              <w:pStyle w:val="Sinespaciado"/>
+              <w:rPr>
+                <w:sz w:val="18"/>
+                <w:szCs w:val="18"/>
+              </w:rPr>
+            </w:pPr>
+            <w:r>
+              <w:rPr>
+                <w:sz w:val="18"/>
+                <w:szCs w:val="18"/>
+              </w:rPr>
+              <w:t>•Alcanzar 150 clientes recurrentes (que contraten servicios al menos 3 veces en el año)</w:t>
+            </w:r>
+          </w:p>
+          <w:p>
+            <w:pPr>
+              <w:pStyle w:val="Sinespaciado"/>
+              <w:rPr>
+                <w:sz w:val="18"/>
+                <w:szCs w:val="18"/>
+              </w:rPr>
+            </w:pPr>
+          </w:p>
+          <w:p>
+            <w:pPr>
+              <w:pStyle w:val="Sinespaciado"/>
+              <w:rPr>
+                <w:sz w:val="18"/>
+                <w:szCs w:val="18"/>
+              </w:rPr>
+            </w:pPr>
+            <w:r>
+              <w:rPr>
+                <w:sz w:val="18"/>
+                <w:szCs w:val="18"/>
+              </w:rPr>
+              <w:lastRenderedPageBreak/>
+              <w:t>Objetivos de Transacciones y Servicios</w:t>
+            </w:r>
+          </w:p>
+          <w:p>
+            <w:pPr>
+              <w:pStyle w:val="Sinespaciado"/>
+              <w:rPr>
+                <w:sz w:val="18"/>
+                <w:szCs w:val="18"/>
+              </w:rPr>
+            </w:pPr>
+          </w:p>
+          <w:p>
+            <w:pPr>
+              <w:pStyle w:val="Sinespaciado"/>
+              <w:rPr>
+                <w:sz w:val="18"/>
+                <w:szCs w:val="18"/>
+              </w:rPr>
+            </w:pPr>
+            <w:r>
+              <w:rPr>
+                <w:sz w:val="18"/>
+                <w:szCs w:val="18"/>
+              </w:rPr>
+              <w:t>Volumen de servicios:</w:t>
+            </w:r>
+          </w:p>
+          <w:p>
+            <w:pPr>
+              <w:pStyle w:val="Sinespaciado"/>
+              <w:rPr>
+                <w:sz w:val="18"/>
+                <w:szCs w:val="18"/>
+              </w:rPr>
+            </w:pPr>
+            <w:r>
+              <w:rPr>
+                <w:sz w:val="18"/>
+                <w:szCs w:val="18"/>
+              </w:rPr>
+              <w:t>•Procesar 1,500 solicitudes de servicio completadas exitosamente en 12 meses</w:t>
+            </w:r>
+          </w:p>
+          <w:p>
+            <w:pPr>
+              <w:pStyle w:val="Sinespaciado"/>
+              <w:rPr>
+                <w:sz w:val="18"/>
+                <w:szCs w:val="18"/>
+              </w:rPr>
+            </w:pPr>
+            <w:r>
+              <w:rPr>
+                <w:sz w:val="18"/>
+                <w:szCs w:val="18"/>
+              </w:rPr>
+              <w:t>•Alcanzar un promedio de 125 servicios completados por mes al finalizar el año</w:t>
+            </w:r>
+          </w:p>
+          <w:p>
+            <w:pPr>
+              <w:pStyle w:val="Sinespaciado"/>
+              <w:rPr>
+                <w:sz w:val="18"/>
+                <w:szCs w:val="18"/>
+              </w:rPr>
+            </w:pPr>
+            <w:r>
+              <w:rPr>
+                <w:sz w:val="18"/>
+                <w:szCs w:val="18"/>
+              </w:rPr>
+              <w:t>•Mantener una tasa de finalización de servicios del 85% (servicios confirmados que se completan)</w:t>
+            </w:r>
+          </w:p>
+          <w:p>
+            <w:pPr>
+              <w:pStyle w:val="Sinespaciado"/>
+              <w:rPr>
+                <w:sz w:val="18"/>
+                <w:szCs w:val="18"/>
+              </w:rPr>
+            </w:pPr>
+          </w:p>
+          <w:p>
+            <w:pPr>
+              <w:pStyle w:val="Sinespaciado"/>
+              <w:rPr>
+                <w:sz w:val="18"/>
+                <w:szCs w:val="18"/>
+              </w:rPr>
+            </w:pPr>
+            <w:r>
+              <w:rPr>
+                <w:sz w:val="18"/>
+                <w:szCs w:val="18"/>
+              </w:rPr>
+              <w:t>Distribución por categorías:</w:t>
+            </w:r>
+          </w:p>
+          <w:p>
+            <w:pPr>
+              <w:pStyle w:val="Sinespaciado"/>
+              <w:rPr>
+                <w:sz w:val="18"/>
+                <w:szCs w:val="18"/>
+              </w:rPr>
+            </w:pPr>
+            <w:r>
+              <w:rPr>
+                <w:sz w:val="18"/>
+                <w:szCs w:val="18"/>
+              </w:rPr>
+              <w:t>•Gasfitería: 40% del total de servicios (600 servicios)</w:t>
+            </w:r>
+          </w:p>
+          <w:p>
+            <w:pPr>
+              <w:pStyle w:val="Sinespaciado"/>
+              <w:rPr>
+                <w:sz w:val="18"/>
+                <w:szCs w:val="18"/>
+              </w:rPr>
+            </w:pPr>
+            <w:r>
+              <w:rPr>
+                <w:sz w:val="18"/>
+                <w:szCs w:val="18"/>
+              </w:rPr>
+              <w:t>•Limpieza del Hogar: 35% del total de servicios (525 servicios)</w:t>
+            </w:r>
+          </w:p>
+          <w:p>
+            <w:pPr>
+              <w:pStyle w:val="Sinespaciado"/>
+              <w:rPr>
+                <w:sz w:val="18"/>
+                <w:szCs w:val="18"/>
+              </w:rPr>
+            </w:pPr>
+            <w:r>
+              <w:rPr>
+                <w:sz w:val="18"/>
+                <w:szCs w:val="18"/>
+              </w:rPr>
+              <w:t>•Jardinería: 25% del total de servicios (375 servicios)</w:t>
+            </w:r>
+          </w:p>
+          <w:p>
+            <w:pPr>
+              <w:pStyle w:val="Sinespaciado"/>
+              <w:rPr>
+                <w:sz w:val="18"/>
+                <w:szCs w:val="18"/>
+              </w:rPr>
+            </w:pPr>
+          </w:p>
+          <w:p>
+            <w:pPr>
+              <w:pStyle w:val="Sinespaciado"/>
+              <w:rPr>
+                <w:sz w:val="18"/>
+                <w:szCs w:val="18"/>
+              </w:rPr>
+            </w:pPr>
+            <w:r>
+              <w:rPr>
+                <w:sz w:val="18"/>
+                <w:szCs w:val="18"/>
+              </w:rPr>
+              <w:t>Objetivos de Cobertura Geográfica</w:t>
+            </w:r>
+          </w:p>
+          <w:p>
+            <w:pPr>
+              <w:pStyle w:val="Sinespaciado"/>
+              <w:rPr>
+                <w:sz w:val="18"/>
+                <w:szCs w:val="18"/>
+              </w:rPr>
+            </w:pPr>
+          </w:p>
+          <w:p>
+            <w:pPr>
+              <w:pStyle w:val="Sinespaciado"/>
+              <w:rPr>
+                <w:sz w:val="18"/>
+                <w:szCs w:val="18"/>
+              </w:rPr>
+            </w:pPr>
+            <w:r>
+              <w:rPr>
+                <w:sz w:val="18"/>
+                <w:szCs w:val="18"/>
+              </w:rPr>
+              <w:t>Expansión territorial:</w:t>
+            </w:r>
+          </w:p>
+          <w:p>
+            <w:pPr>
+              <w:pStyle w:val="Sinespaciado"/>
+              <w:rPr>
+                <w:sz w:val="18"/>
+                <w:szCs w:val="18"/>
+              </w:rPr>
+            </w:pPr>
+            <w:r>
+              <w:rPr>
+                <w:sz w:val="18"/>
+                <w:szCs w:val="18"/>
+              </w:rPr>
+              <w:t>•Tener profesionales activos en al menos 8 de las 16 regiones de Chile</w:t>
+            </w:r>
+          </w:p>
+          <w:p>
+            <w:pPr>
+              <w:pStyle w:val="Sinespaciado"/>
+              <w:rPr>
+                <w:sz w:val="18"/>
+                <w:szCs w:val="18"/>
+              </w:rPr>
+            </w:pPr>
+            <w:r>
+              <w:rPr>
+                <w:sz w:val="18"/>
+                <w:szCs w:val="18"/>
+              </w:rPr>
+              <w:t>•Concentrar el 70% de la operación en Región Metropolitana, Valparaíso y Biobío</w:t>
+            </w:r>
+          </w:p>
+          <w:p>
+            <w:pPr>
+              <w:pStyle w:val="Sinespaciado"/>
+              <w:rPr>
+                <w:sz w:val="18"/>
+                <w:szCs w:val="18"/>
+              </w:rPr>
+            </w:pPr>
+            <w:r>
+              <w:rPr>
+                <w:sz w:val="18"/>
+                <w:szCs w:val="18"/>
+              </w:rPr>
+              <w:t>•Establecer presencia en al menos 25 comunas diferentes</w:t>
+            </w:r>
+          </w:p>
+          <w:p>
+            <w:pPr>
+              <w:pStyle w:val="Sinespaciado"/>
+              <w:rPr>
+                <w:sz w:val="18"/>
+                <w:szCs w:val="18"/>
+              </w:rPr>
+            </w:pPr>
+          </w:p>
+          <w:p>
+            <w:pPr>
+              <w:pStyle w:val="Sinespaciado"/>
+              <w:rPr>
+                <w:sz w:val="18"/>
+                <w:szCs w:val="18"/>
+              </w:rPr>
+            </w:pPr>
+            <w:r>
+              <w:rPr>
+                <w:sz w:val="18"/>
+                <w:szCs w:val="18"/>
+              </w:rPr>
+              <w:t>Objetivos de Calidad y Satisfacción</w:t>
+            </w:r>
+          </w:p>
+          <w:p>
+            <w:pPr>
+              <w:pStyle w:val="Sinespaciado"/>
+              <w:rPr>
+                <w:sz w:val="18"/>
+                <w:szCs w:val="18"/>
+              </w:rPr>
+            </w:pPr>
+          </w:p>
+          <w:p>
+            <w:pPr>
+              <w:pStyle w:val="Sinespaciado"/>
+              <w:rPr>
+                <w:sz w:val="18"/>
+                <w:szCs w:val="18"/>
+              </w:rPr>
+            </w:pPr>
+            <w:r>
+              <w:rPr>
+                <w:sz w:val="18"/>
+                <w:szCs w:val="18"/>
+              </w:rPr>
+              <w:t>Sistema de calificaciones:</w:t>
+            </w:r>
+          </w:p>
+          <w:p>
+            <w:pPr>
+              <w:pStyle w:val="Sinespaciado"/>
+              <w:rPr>
+                <w:sz w:val="18"/>
+                <w:szCs w:val="18"/>
+              </w:rPr>
+            </w:pPr>
+            <w:r>
+              <w:rPr>
+                <w:sz w:val="18"/>
+                <w:szCs w:val="18"/>
+              </w:rPr>
+              <w:t>•Mantener un promedio general de calificación de 4.3/5.0 estrellas</w:t>
+            </w:r>
+          </w:p>
+          <w:p>
+            <w:pPr>
+              <w:pStyle w:val="Sinespaciado"/>
+              <w:rPr>
+                <w:sz w:val="18"/>
+                <w:szCs w:val="18"/>
+              </w:rPr>
+            </w:pPr>
+            <w:r>
+              <w:rPr>
+                <w:sz w:val="18"/>
+                <w:szCs w:val="18"/>
+              </w:rPr>
+              <w:t>•Lograr que el 75% de los servicios completados reciban una reseña</w:t>
+            </w:r>
+          </w:p>
+          <w:p>
+            <w:pPr>
+              <w:pStyle w:val="Sinespaciado"/>
+              <w:rPr>
+                <w:sz w:val="18"/>
+                <w:szCs w:val="18"/>
+              </w:rPr>
+            </w:pPr>
+            <w:r>
+              <w:rPr>
+                <w:sz w:val="18"/>
+                <w:szCs w:val="18"/>
+              </w:rPr>
+              <w:t>•Conseguir menos del 5% de disputas o reclamos por servicios prestados</w:t>
+            </w:r>
           </w:p>
         </w:tc>
       </w:tr>
@@ -981,6 +1515,7 @@
               <w:rPr>
                 <w:color w:val="1F3864"/>
               </w:rPr>
+              <w:lastRenderedPageBreak/>
               <w:t>Metodología</w:t>
             </w:r>
           </w:p>
@@ -1059,7 +1594,6 @@
                 <w:sz w:val="18"/>
                 <w:szCs w:val="18"/>
               </w:rPr>
-              <w:lastRenderedPageBreak/>
               <w:t xml:space="preserve">En conclusión, Scrum permite flexibilidad, entregas incrementales, reducción de riesgos y mejora continua, factores esenciales para el éxito de un proyecto digital como </w:t>
             </w:r>
             <w:proofErr w:type="spellStart"/>
@@ -1102,7 +1636,6 @@
               <w:rPr>
                 <w:color w:val="1F3864"/>
               </w:rPr>
-              <w:lastRenderedPageBreak/>
               <w:t>Evidencias de avance</w:t>
             </w:r>
           </w:p>
@@ -1470,7 +2003,17 @@
                 <w:sz w:val="18"/>
                 <w:szCs w:val="18"/>
               </w:rPr>
-              <w:t>Inicialización de proyecto con GitHub y configuración de metodología SCRUM</w:t>
+              <w:t xml:space="preserve">Inicialización de proyecto con GitHub y </w:t>
+            </w:r>
+            <w:r>
+              <w:rPr>
+                <w:rFonts w:ascii="Aptos Narrow" w:hAnsi="Aptos Narrow"/>
+                <w:color w:val="000000"/>
+                <w:sz w:val="18"/>
+                <w:szCs w:val="18"/>
+              </w:rPr>
+              <w:lastRenderedPageBreak/>
+              <w:t>configuración de metodología SCRUM</w:t>
             </w:r>
           </w:p>
         </w:tc>
@@ -1495,6 +2038,7 @@
                 <w:sz w:val="18"/>
                 <w:szCs w:val="18"/>
               </w:rPr>
+              <w:lastRenderedPageBreak/>
               <w:t>GitHub, Git, metodología SCRUM</w:t>
             </w:r>
           </w:p>
@@ -1579,7 +2123,17 @@
                 <w:sz w:val="18"/>
                 <w:szCs w:val="18"/>
               </w:rPr>
-              <w:t>Configuración inicial del repositorio y documentación SCRUM completa</w:t>
+              <w:t xml:space="preserve">Configuración inicial del repositorio y </w:t>
+            </w:r>
+            <w:r>
+              <w:rPr>
+                <w:rFonts w:ascii="Aptos Narrow" w:hAnsi="Aptos Narrow"/>
+                <w:color w:val="000000"/>
+                <w:sz w:val="18"/>
+                <w:szCs w:val="18"/>
+              </w:rPr>
+              <w:lastRenderedPageBreak/>
+              <w:t>documentación SCRUM completa</w:t>
             </w:r>
           </w:p>
         </w:tc>
@@ -1604,6 +2158,7 @@
                 <w:sz w:val="18"/>
                 <w:szCs w:val="18"/>
               </w:rPr>
+              <w:lastRenderedPageBreak/>
               <w:t>Completado</w:t>
             </w:r>
           </w:p>
@@ -2887,17 +3442,7 @@
                 <w:sz w:val="18"/>
                 <w:szCs w:val="18"/>
               </w:rPr>
-              <w:t xml:space="preserve">Desarrollo de sistema de múltiples </w:t>
-            </w:r>
-            <w:r>
-              <w:rPr>
-                <w:rFonts w:ascii="Aptos Narrow" w:hAnsi="Aptos Narrow"/>
-                <w:color w:val="000000"/>
-                <w:sz w:val="18"/>
-                <w:szCs w:val="18"/>
-              </w:rPr>
-              <w:lastRenderedPageBreak/>
-              <w:t>servicios y verificación diferenciada</w:t>
+              <w:t>Desarrollo de sistema de múltiples servicios y verificación diferenciada</w:t>
             </w:r>
           </w:p>
         </w:tc>
@@ -2921,7 +3466,6 @@
                 <w:sz w:val="18"/>
                 <w:szCs w:val="18"/>
               </w:rPr>
-              <w:lastRenderedPageBreak/>
               <w:t xml:space="preserve">Django REST API, </w:t>
             </w:r>
             <w:proofErr w:type="spellStart"/>
@@ -3023,17 +3567,7 @@
                 <w:sz w:val="18"/>
                 <w:szCs w:val="18"/>
               </w:rPr>
-              <w:t xml:space="preserve">Hasta 3 servicios por profesional, verificación de </w:t>
-            </w:r>
-            <w:r>
-              <w:rPr>
-                <w:rFonts w:ascii="Aptos Narrow" w:hAnsi="Aptos Narrow"/>
-                <w:color w:val="000000"/>
-                <w:sz w:val="18"/>
-                <w:szCs w:val="18"/>
-              </w:rPr>
-              <w:lastRenderedPageBreak/>
-              <w:t>antecedentes y experiencia</w:t>
+              <w:t>Hasta 3 servicios por profesional, verificación de antecedentes y experiencia</w:t>
             </w:r>
           </w:p>
         </w:tc>
@@ -3057,7 +3591,6 @@
                 <w:sz w:val="18"/>
                 <w:szCs w:val="18"/>
               </w:rPr>
-              <w:lastRenderedPageBreak/>
               <w:t>Pendiente</w:t>
             </w:r>
           </w:p>
@@ -3884,7 +4417,17 @@
                 <w:sz w:val="18"/>
                 <w:szCs w:val="18"/>
               </w:rPr>
-              <w:t xml:space="preserve"> completo (unitarias, integración, E2E) y </w:t>
+              <w:t xml:space="preserve"> completo (unitarias, integración, E2E) </w:t>
+            </w:r>
+            <w:r>
+              <w:rPr>
+                <w:rFonts w:ascii="Aptos Narrow" w:hAnsi="Aptos Narrow"/>
+                <w:color w:val="000000"/>
+                <w:sz w:val="18"/>
+                <w:szCs w:val="18"/>
+              </w:rPr>
+              <w:lastRenderedPageBreak/>
+              <w:t xml:space="preserve">y </w:t>
             </w:r>
             <w:proofErr w:type="spellStart"/>
             <w:r>
@@ -3930,6 +4473,7 @@
                 <w:sz w:val="18"/>
                 <w:szCs w:val="18"/>
               </w:rPr>
+              <w:lastRenderedPageBreak/>
               <w:t>Docker</w:t>
             </w:r>
           </w:p>
@@ -4043,7 +4587,17 @@
                 <w:sz w:val="18"/>
                 <w:szCs w:val="18"/>
               </w:rPr>
-              <w:t xml:space="preserve"> en VPS/Cloud con SSL</w:t>
+              <w:t xml:space="preserve"> en </w:t>
+            </w:r>
+            <w:r>
+              <w:rPr>
+                <w:rFonts w:ascii="Aptos Narrow" w:hAnsi="Aptos Narrow"/>
+                <w:color w:val="000000"/>
+                <w:sz w:val="18"/>
+                <w:szCs w:val="18"/>
+              </w:rPr>
+              <w:lastRenderedPageBreak/>
+              <w:t>VPS/Cloud con SSL</w:t>
             </w:r>
           </w:p>
         </w:tc>
@@ -4068,6 +4622,7 @@
                 <w:sz w:val="18"/>
                 <w:szCs w:val="18"/>
               </w:rPr>
+              <w:lastRenderedPageBreak/>
               <w:t>Pendiente</w:t>
             </w:r>
           </w:p>
@@ -4604,7 +5159,6 @@
               <w:rPr>
                 <w:color w:val="1F3864"/>
               </w:rPr>
-              <w:lastRenderedPageBreak/>
               <w:t xml:space="preserve">Actividades ajustadas o eliminadas: </w:t>
             </w:r>
             <w:r>
@@ -4757,6 +5311,7 @@
               <w:rPr>
                 <w:color w:val="1F3864"/>
               </w:rPr>
+              <w:lastRenderedPageBreak/>
               <w:t xml:space="preserve">Actividades que no has iniciado o están retrasadas: </w:t>
             </w:r>
             <w:r>
@@ -6188,6 +6743,7 @@
   <w:style w:type="character" w:default="1" w:styleId="Fuentedeprrafopredeter">
     <w:name w:val="Default Paragraph Font"/>
     <w:uiPriority w:val="1"/>
+    <w:semiHidden/>
     <w:unhideWhenUsed/>
   </w:style>
   <w:style w:type="table" w:default="1" w:styleId="Tablanormal">
@@ -6497,9 +7053,7 @@
       <w:tblStyleRowBandSize w:val="1"/>
       <w:tblStyleColBandSize w:val="1"/>
       <w:tblCellMar>
-        <w:top w:w="0" w:type="dxa"/>
         <w:left w:w="108" w:type="dxa"/>
-        <w:bottom w:w="0" w:type="dxa"/>
         <w:right w:w="108" w:type="dxa"/>
       </w:tblCellMar>
     </w:tblPr>
@@ -6510,9 +7064,7 @@
       <w:tblStyleRowBandSize w:val="1"/>
       <w:tblStyleColBandSize w:val="1"/>
       <w:tblCellMar>
-        <w:top w:w="0" w:type="dxa"/>
         <w:left w:w="108" w:type="dxa"/>
-        <w:bottom w:w="0" w:type="dxa"/>
         <w:right w:w="108" w:type="dxa"/>
       </w:tblCellMar>
     </w:tblPr>
@@ -6523,9 +7075,7 @@
       <w:tblStyleRowBandSize w:val="1"/>
       <w:tblStyleColBandSize w:val="1"/>
       <w:tblCellMar>
-        <w:top w:w="0" w:type="dxa"/>
         <w:left w:w="108" w:type="dxa"/>
-        <w:bottom w:w="0" w:type="dxa"/>
         <w:right w:w="108" w:type="dxa"/>
       </w:tblCellMar>
     </w:tblPr>
@@ -6549,9 +7099,7 @@
       <w:tblStyleRowBandSize w:val="1"/>
       <w:tblStyleColBandSize w:val="1"/>
       <w:tblCellMar>
-        <w:top w:w="0" w:type="dxa"/>
         <w:left w:w="108" w:type="dxa"/>
-        <w:bottom w:w="0" w:type="dxa"/>
         <w:right w:w="108" w:type="dxa"/>
       </w:tblCellMar>
     </w:tblPr>
@@ -6562,9 +7110,7 @@
       <w:tblStyleRowBandSize w:val="1"/>
       <w:tblStyleColBandSize w:val="1"/>
       <w:tblCellMar>
-        <w:top w:w="0" w:type="dxa"/>
         <w:left w:w="108" w:type="dxa"/>
-        <w:bottom w:w="0" w:type="dxa"/>
         <w:right w:w="108" w:type="dxa"/>
       </w:tblCellMar>
     </w:tblPr>
@@ -6575,9 +7121,7 @@
       <w:tblStyleRowBandSize w:val="1"/>
       <w:tblStyleColBandSize w:val="1"/>
       <w:tblCellMar>
-        <w:top w:w="0" w:type="dxa"/>
         <w:left w:w="108" w:type="dxa"/>
-        <w:bottom w:w="0" w:type="dxa"/>
         <w:right w:w="108" w:type="dxa"/>
       </w:tblCellMar>
     </w:tblPr>
@@ -6588,9 +7132,7 @@
       <w:tblStyleRowBandSize w:val="1"/>
       <w:tblStyleColBandSize w:val="1"/>
       <w:tblCellMar>
-        <w:top w:w="0" w:type="dxa"/>
         <w:left w:w="108" w:type="dxa"/>
-        <w:bottom w:w="0" w:type="dxa"/>
         <w:right w:w="108" w:type="dxa"/>
       </w:tblCellMar>
     </w:tblPr>
@@ -6601,9 +7143,7 @@
       <w:tblStyleRowBandSize w:val="1"/>
       <w:tblStyleColBandSize w:val="1"/>
       <w:tblCellMar>
-        <w:top w:w="0" w:type="dxa"/>
         <w:left w:w="108" w:type="dxa"/>
-        <w:bottom w:w="0" w:type="dxa"/>
         <w:right w:w="108" w:type="dxa"/>
       </w:tblCellMar>
     </w:tblPr>
@@ -6629,6 +7169,15 @@
       <w:b/>
       <w:bCs/>
     </w:rPr>
+  </w:style>
+  <w:style w:type="paragraph" w:styleId="Sinespaciado">
+    <w:name w:val="No Spacing"/>
+    <w:uiPriority w:val="1"/>
+    <w:qFormat/>
+    <w:rsid w:val="004878C7"/>
+    <w:pPr>
+      <w:spacing w:after="0" w:line="240" w:lineRule="auto"/>
+    </w:pPr>
   </w:style>
 </w:styles>
 </file>

--- a/Fase 2/Evidencias Grupales/2.4_GuiaEstudiante_Fase 2_DesarrolloProyecto APT.docx
+++ b/Fase 2/Evidencias Grupales/2.4_GuiaEstudiante_Fase 2_DesarrolloProyecto APT.docx
@@ -452,420 +452,445 @@
               <w:spacing w:line="240" w:lineRule="auto"/>
               <w:jc w:val="both"/>
               <w:rPr>
-                <w:sz w:val="18"/>
-                <w:szCs w:val="18"/>
-              </w:rPr>
-            </w:pPr>
-            <w:r>
-              <w:rPr>
-                <w:sz w:val="18"/>
-                <w:szCs w:val="18"/>
-              </w:rPr>
-              <w:t>El proyecto se</w:t>
-            </w:r>
-            <w:r>
-              <w:rPr>
-                <w:sz w:val="18"/>
-                <w:szCs w:val="18"/>
-              </w:rPr>
-              <w:t xml:space="preserve"> h</w:t>
-            </w:r>
-            <w:r>
-              <w:rPr>
-                <w:sz w:val="18"/>
-                <w:szCs w:val="18"/>
-              </w:rPr>
-              <w:t xml:space="preserve">a completado hasta el Sprint </w:t>
-            </w:r>
-            <w:r>
-              <w:rPr>
-                <w:sz w:val="18"/>
-                <w:szCs w:val="18"/>
-              </w:rPr>
-              <w:t>2</w:t>
-            </w:r>
-            <w:r>
-              <w:rPr>
-                <w:sz w:val="18"/>
-                <w:szCs w:val="18"/>
-              </w:rPr>
-              <w:t xml:space="preserve"> el cual incluye las tareas:</w:t>
+                <w:i/>
+                <w:iCs/>
+                <w:sz w:val="20"/>
+                <w:szCs w:val="20"/>
+              </w:rPr>
+            </w:pPr>
+            <w:r>
+              <w:rPr>
+                <w:i/>
+                <w:iCs/>
+                <w:sz w:val="20"/>
+                <w:szCs w:val="20"/>
+              </w:rPr>
+              <w:t>El proyecto se encuentra </w:t>
+            </w:r>
+            <w:r>
+              <w:rPr>
+                <w:b/>
+                <w:bCs/>
+                <w:i/>
+                <w:iCs/>
+                <w:sz w:val="20"/>
+                <w:szCs w:val="20"/>
+              </w:rPr>
+              <w:t>completado hasta el Sprint 3</w:t>
+            </w:r>
+            <w:r>
+              <w:rPr>
+                <w:i/>
+                <w:iCs/>
+                <w:sz w:val="20"/>
+                <w:szCs w:val="20"/>
+              </w:rPr>
+              <w:t xml:space="preserve">, alcanzando un MVP funcional de la plataforma </w:t>
+            </w:r>
+            <w:proofErr w:type="spellStart"/>
+            <w:r>
+              <w:rPr>
+                <w:i/>
+                <w:iCs/>
+                <w:sz w:val="20"/>
+                <w:szCs w:val="20"/>
+              </w:rPr>
+              <w:t>ServiHogar</w:t>
+            </w:r>
+            <w:proofErr w:type="spellEnd"/>
+            <w:r>
+              <w:rPr>
+                <w:i/>
+                <w:iCs/>
+                <w:sz w:val="20"/>
+                <w:szCs w:val="20"/>
+              </w:rPr>
+              <w:t xml:space="preserve"> y cumpliendo la mayoría de los objetivos definidos al inicio.​</w:t>
             </w:r>
           </w:p>
           <w:p>
             <w:pPr>
               <w:spacing w:line="240" w:lineRule="auto"/>
-              <w:ind w:left="720"/>
               <w:jc w:val="both"/>
               <w:rPr>
-                <w:sz w:val="18"/>
-                <w:szCs w:val="18"/>
-              </w:rPr>
-            </w:pPr>
-            <w:r>
-              <w:rPr>
-                <w:sz w:val="18"/>
-                <w:szCs w:val="18"/>
-              </w:rPr>
-              <w:t>Sprint 2</w:t>
-            </w:r>
-          </w:p>
-          <w:p>
-            <w:pPr>
-              <w:pStyle w:val="Prrafodelista"/>
+                <w:i/>
+                <w:iCs/>
+                <w:sz w:val="20"/>
+                <w:szCs w:val="20"/>
+              </w:rPr>
+            </w:pPr>
+            <w:r>
+              <w:rPr>
+                <w:b/>
+                <w:bCs/>
+                <w:i/>
+                <w:iCs/>
+                <w:sz w:val="20"/>
+                <w:szCs w:val="20"/>
+              </w:rPr>
+              <w:t>Sprint 1 y 2 (ya reportados):</w:t>
+            </w:r>
+            <w:r>
+              <w:rPr>
+                <w:i/>
+                <w:iCs/>
+                <w:sz w:val="20"/>
+                <w:szCs w:val="20"/>
+              </w:rPr>
+              <w:t xml:space="preserve"> permitieron dejar listo el modelo de datos, los mockups en </w:t>
+            </w:r>
+            <w:proofErr w:type="spellStart"/>
+            <w:r>
+              <w:rPr>
+                <w:i/>
+                <w:iCs/>
+                <w:sz w:val="20"/>
+                <w:szCs w:val="20"/>
+              </w:rPr>
+              <w:t>Figma</w:t>
+            </w:r>
+            <w:proofErr w:type="spellEnd"/>
+            <w:r>
+              <w:rPr>
+                <w:i/>
+                <w:iCs/>
+                <w:sz w:val="20"/>
+                <w:szCs w:val="20"/>
+              </w:rPr>
+              <w:t xml:space="preserve">, la arquitectura, la integración del </w:t>
+            </w:r>
+            <w:proofErr w:type="spellStart"/>
+            <w:r>
+              <w:rPr>
+                <w:i/>
+                <w:iCs/>
+                <w:sz w:val="20"/>
+                <w:szCs w:val="20"/>
+              </w:rPr>
+              <w:t>stack</w:t>
+            </w:r>
+            <w:proofErr w:type="spellEnd"/>
+            <w:r>
+              <w:rPr>
+                <w:i/>
+                <w:iCs/>
+                <w:sz w:val="20"/>
+                <w:szCs w:val="20"/>
+              </w:rPr>
+              <w:t xml:space="preserve"> tecnológico (Django, </w:t>
+            </w:r>
+            <w:proofErr w:type="spellStart"/>
+            <w:r>
+              <w:rPr>
+                <w:i/>
+                <w:iCs/>
+                <w:sz w:val="20"/>
+                <w:szCs w:val="20"/>
+              </w:rPr>
+              <w:t>React</w:t>
+            </w:r>
+            <w:proofErr w:type="spellEnd"/>
+            <w:r>
+              <w:rPr>
+                <w:i/>
+                <w:iCs/>
+                <w:sz w:val="20"/>
+                <w:szCs w:val="20"/>
+              </w:rPr>
+              <w:t xml:space="preserve">, PostgreSQL y Docker), el registro y </w:t>
+            </w:r>
+            <w:proofErr w:type="spellStart"/>
+            <w:r>
+              <w:rPr>
+                <w:i/>
+                <w:iCs/>
+                <w:sz w:val="20"/>
+                <w:szCs w:val="20"/>
+              </w:rPr>
+              <w:t>login</w:t>
+            </w:r>
+            <w:proofErr w:type="spellEnd"/>
+            <w:r>
+              <w:rPr>
+                <w:i/>
+                <w:iCs/>
+                <w:sz w:val="20"/>
+                <w:szCs w:val="20"/>
+              </w:rPr>
+              <w:t>, el perfil profesional, la vista pública de servicios y la documentación base de Scrum.​</w:t>
+            </w:r>
+          </w:p>
+          <w:p>
+            <w:pPr>
+              <w:spacing w:line="240" w:lineRule="auto"/>
+              <w:jc w:val="both"/>
+              <w:rPr>
+                <w:i/>
+                <w:iCs/>
+                <w:sz w:val="20"/>
+                <w:szCs w:val="20"/>
+              </w:rPr>
+            </w:pPr>
+            <w:r>
+              <w:rPr>
+                <w:b/>
+                <w:bCs/>
+                <w:i/>
+                <w:iCs/>
+                <w:sz w:val="20"/>
+                <w:szCs w:val="20"/>
+              </w:rPr>
+              <w:t>Sprint 3 (nuevo):</w:t>
+            </w:r>
+            <w:r>
+              <w:rPr>
+                <w:i/>
+                <w:iCs/>
+                <w:sz w:val="20"/>
+                <w:szCs w:val="20"/>
+              </w:rPr>
+              <w:t> se enfocó en completar las funcionalidades críticas para el MVP y preparar la entrega final del proyecto, incluyendo:​</w:t>
+            </w:r>
+          </w:p>
+          <w:p>
+            <w:pPr>
               <w:numPr>
                 <w:ilvl w:val="0"/>
-                <w:numId w:val="5"/>
+                <w:numId w:val="6"/>
               </w:numPr>
               <w:spacing w:line="240" w:lineRule="auto"/>
               <w:jc w:val="both"/>
               <w:rPr>
-                <w:sz w:val="18"/>
-                <w:szCs w:val="18"/>
-              </w:rPr>
-            </w:pPr>
-            <w:r>
-              <w:rPr>
-                <w:sz w:val="18"/>
-                <w:szCs w:val="18"/>
-              </w:rPr>
-              <w:t>Cronograma de Tareas en Proyect v2</w:t>
-            </w:r>
-          </w:p>
-          <w:p>
-            <w:pPr>
-              <w:pStyle w:val="Prrafodelista"/>
+                <w:i/>
+                <w:iCs/>
+                <w:sz w:val="20"/>
+                <w:szCs w:val="20"/>
+              </w:rPr>
+            </w:pPr>
+            <w:r>
+              <w:rPr>
+                <w:i/>
+                <w:iCs/>
+                <w:sz w:val="20"/>
+                <w:szCs w:val="20"/>
+              </w:rPr>
+              <w:t>Desarrollo del sistema de múltiples servicios por profesional y verificación diferenciada de antecedentes y experiencia.​</w:t>
+            </w:r>
+          </w:p>
+          <w:p>
+            <w:pPr>
               <w:numPr>
                 <w:ilvl w:val="0"/>
-                <w:numId w:val="5"/>
+                <w:numId w:val="6"/>
               </w:numPr>
               <w:spacing w:line="240" w:lineRule="auto"/>
               <w:jc w:val="both"/>
               <w:rPr>
-                <w:sz w:val="18"/>
-                <w:szCs w:val="18"/>
-              </w:rPr>
-            </w:pPr>
-            <w:r>
-              <w:rPr>
-                <w:sz w:val="18"/>
-                <w:szCs w:val="18"/>
-              </w:rPr>
-              <w:t>Documentación Scrum</w:t>
-            </w:r>
-          </w:p>
-          <w:p>
-            <w:pPr>
-              <w:pStyle w:val="Prrafodelista"/>
+                <w:i/>
+                <w:iCs/>
+                <w:sz w:val="20"/>
+                <w:szCs w:val="20"/>
+              </w:rPr>
+            </w:pPr>
+            <w:r>
+              <w:rPr>
+                <w:i/>
+                <w:iCs/>
+                <w:sz w:val="20"/>
+                <w:szCs w:val="20"/>
+              </w:rPr>
+              <w:t xml:space="preserve">Integración completa con la pasarela de pagos </w:t>
+            </w:r>
+            <w:proofErr w:type="spellStart"/>
+            <w:r>
+              <w:rPr>
+                <w:i/>
+                <w:iCs/>
+                <w:sz w:val="20"/>
+                <w:szCs w:val="20"/>
+              </w:rPr>
+              <w:t>MercadoPago</w:t>
+            </w:r>
+            <w:proofErr w:type="spellEnd"/>
+            <w:r>
+              <w:rPr>
+                <w:i/>
+                <w:iCs/>
+                <w:sz w:val="20"/>
+                <w:szCs w:val="20"/>
+              </w:rPr>
+              <w:t>, con retención y liberación de pagos según estado del servicio.​</w:t>
+            </w:r>
+          </w:p>
+          <w:p>
+            <w:pPr>
               <w:numPr>
                 <w:ilvl w:val="0"/>
-                <w:numId w:val="5"/>
+                <w:numId w:val="6"/>
               </w:numPr>
               <w:spacing w:line="240" w:lineRule="auto"/>
               <w:jc w:val="both"/>
               <w:rPr>
-                <w:sz w:val="18"/>
-                <w:szCs w:val="18"/>
-              </w:rPr>
-            </w:pPr>
-            <w:r>
-              <w:rPr>
-                <w:sz w:val="18"/>
-                <w:szCs w:val="18"/>
-              </w:rPr>
-              <w:t xml:space="preserve">Crear Mockup </w:t>
+                <w:i/>
+                <w:iCs/>
+                <w:sz w:val="20"/>
+                <w:szCs w:val="20"/>
+              </w:rPr>
+            </w:pPr>
+            <w:r>
+              <w:rPr>
+                <w:i/>
+                <w:iCs/>
+                <w:sz w:val="20"/>
+                <w:szCs w:val="20"/>
+              </w:rPr>
+              <w:t xml:space="preserve">Implementación del </w:t>
             </w:r>
             <w:proofErr w:type="spellStart"/>
             <w:r>
               <w:rPr>
-                <w:sz w:val="18"/>
-                <w:szCs w:val="18"/>
-              </w:rPr>
-              <w:t>ServiHogar</w:t>
+                <w:i/>
+                <w:iCs/>
+                <w:sz w:val="20"/>
+                <w:szCs w:val="20"/>
+              </w:rPr>
+              <w:t>Dashboard</w:t>
             </w:r>
             <w:proofErr w:type="spellEnd"/>
             <w:r>
               <w:rPr>
-                <w:sz w:val="18"/>
-                <w:szCs w:val="18"/>
-              </w:rPr>
-              <w:t xml:space="preserve"> en </w:t>
+                <w:i/>
+                <w:iCs/>
+                <w:sz w:val="20"/>
+                <w:szCs w:val="20"/>
+              </w:rPr>
+              <w:t xml:space="preserve"> de </w:t>
+            </w:r>
+            <w:proofErr w:type="gramStart"/>
+            <w:r>
+              <w:rPr>
+                <w:i/>
+                <w:iCs/>
+                <w:sz w:val="20"/>
+                <w:szCs w:val="20"/>
+              </w:rPr>
+              <w:t xml:space="preserve">Business </w:t>
             </w:r>
             <w:proofErr w:type="spellStart"/>
             <w:r>
               <w:rPr>
-                <w:sz w:val="18"/>
-                <w:szCs w:val="18"/>
-              </w:rPr>
-              <w:t>Figma</w:t>
+                <w:i/>
+                <w:iCs/>
+                <w:sz w:val="20"/>
+                <w:szCs w:val="20"/>
+              </w:rPr>
+              <w:t>Intelligence</w:t>
             </w:r>
             <w:proofErr w:type="spellEnd"/>
-          </w:p>
-          <w:p>
-            <w:pPr>
-              <w:pStyle w:val="Prrafodelista"/>
+            <w:proofErr w:type="gramEnd"/>
+            <w:r>
+              <w:rPr>
+                <w:i/>
+                <w:iCs/>
+                <w:sz w:val="20"/>
+                <w:szCs w:val="20"/>
+              </w:rPr>
+              <w:t xml:space="preserve"> administrativo con </w:t>
+            </w:r>
+            <w:proofErr w:type="spellStart"/>
+            <w:r>
+              <w:rPr>
+                <w:i/>
+                <w:iCs/>
+                <w:sz w:val="20"/>
+                <w:szCs w:val="20"/>
+              </w:rPr>
+              <w:t>KPIs</w:t>
+            </w:r>
+            <w:proofErr w:type="spellEnd"/>
+            <w:r>
+              <w:rPr>
+                <w:i/>
+                <w:iCs/>
+                <w:sz w:val="20"/>
+                <w:szCs w:val="20"/>
+              </w:rPr>
+              <w:t xml:space="preserve"> de usuarios, servicios, ingresos, calidad y riesgos.​</w:t>
+            </w:r>
+          </w:p>
+          <w:p>
+            <w:pPr>
               <w:numPr>
                 <w:ilvl w:val="0"/>
-                <w:numId w:val="5"/>
+                <w:numId w:val="6"/>
               </w:numPr>
               <w:spacing w:line="240" w:lineRule="auto"/>
               <w:jc w:val="both"/>
               <w:rPr>
-                <w:sz w:val="18"/>
-                <w:szCs w:val="18"/>
-              </w:rPr>
-            </w:pPr>
-            <w:r>
-              <w:rPr>
-                <w:sz w:val="18"/>
-                <w:szCs w:val="18"/>
-              </w:rPr>
-              <w:t xml:space="preserve">Crear Modelo Relacional </w:t>
-            </w:r>
-            <w:proofErr w:type="spellStart"/>
-            <w:r>
-              <w:rPr>
-                <w:sz w:val="18"/>
-                <w:szCs w:val="18"/>
-              </w:rPr>
-              <w:t>Database</w:t>
-            </w:r>
-            <w:proofErr w:type="spellEnd"/>
-          </w:p>
-          <w:p>
-            <w:pPr>
-              <w:pStyle w:val="Prrafodelista"/>
+                <w:i/>
+                <w:iCs/>
+                <w:sz w:val="20"/>
+                <w:szCs w:val="20"/>
+              </w:rPr>
+            </w:pPr>
+            <w:r>
+              <w:rPr>
+                <w:i/>
+                <w:iCs/>
+                <w:sz w:val="20"/>
+                <w:szCs w:val="20"/>
+              </w:rPr>
+              <w:t>Implementación del sistema de reseñas y calificaciones, horarios avanzados y gestión de cuentas bancarias de los profesionales.​</w:t>
+            </w:r>
+          </w:p>
+          <w:p>
+            <w:pPr>
               <w:numPr>
                 <w:ilvl w:val="0"/>
-                <w:numId w:val="5"/>
+                <w:numId w:val="6"/>
               </w:numPr>
               <w:spacing w:line="240" w:lineRule="auto"/>
               <w:jc w:val="both"/>
               <w:rPr>
-                <w:sz w:val="18"/>
-                <w:szCs w:val="18"/>
-              </w:rPr>
-            </w:pPr>
-            <w:r>
-              <w:rPr>
-                <w:sz w:val="18"/>
-                <w:szCs w:val="18"/>
-              </w:rPr>
-              <w:t xml:space="preserve">Integrar Django, </w:t>
-            </w:r>
-            <w:proofErr w:type="spellStart"/>
-            <w:r>
-              <w:rPr>
-                <w:sz w:val="18"/>
-                <w:szCs w:val="18"/>
-              </w:rPr>
-              <w:t>React</w:t>
-            </w:r>
-            <w:proofErr w:type="spellEnd"/>
-            <w:r>
-              <w:rPr>
-                <w:sz w:val="18"/>
-                <w:szCs w:val="18"/>
-              </w:rPr>
-              <w:t xml:space="preserve">, </w:t>
-            </w:r>
-            <w:proofErr w:type="spellStart"/>
-            <w:r>
-              <w:rPr>
-                <w:sz w:val="18"/>
-                <w:szCs w:val="18"/>
-              </w:rPr>
-              <w:t>PostgreSql</w:t>
-            </w:r>
-            <w:proofErr w:type="spellEnd"/>
-            <w:r>
-              <w:rPr>
-                <w:sz w:val="18"/>
-                <w:szCs w:val="18"/>
-              </w:rPr>
-              <w:t xml:space="preserve"> y Docker</w:t>
-            </w:r>
-          </w:p>
-          <w:p>
-            <w:pPr>
-              <w:pStyle w:val="Prrafodelista"/>
+                <w:i/>
+                <w:iCs/>
+                <w:sz w:val="20"/>
+                <w:szCs w:val="20"/>
+              </w:rPr>
+            </w:pPr>
+            <w:r>
+              <w:rPr>
+                <w:i/>
+                <w:iCs/>
+                <w:sz w:val="20"/>
+                <w:szCs w:val="20"/>
+              </w:rPr>
+              <w:t>Ejecución de pruebas funcionales sobre los flujos principales (registro, verificación, reserva, pago, calificación) y ajustes derivados.​</w:t>
+            </w:r>
+          </w:p>
+          <w:p>
+            <w:pPr>
               <w:numPr>
                 <w:ilvl w:val="0"/>
-                <w:numId w:val="5"/>
+                <w:numId w:val="6"/>
               </w:numPr>
               <w:spacing w:line="240" w:lineRule="auto"/>
               <w:jc w:val="both"/>
               <w:rPr>
-                <w:sz w:val="18"/>
-                <w:szCs w:val="18"/>
-              </w:rPr>
-            </w:pPr>
-            <w:r>
-              <w:rPr>
-                <w:sz w:val="18"/>
-                <w:szCs w:val="18"/>
-              </w:rPr>
-              <w:t xml:space="preserve">Actualizar </w:t>
-            </w:r>
-            <w:proofErr w:type="spellStart"/>
-            <w:r>
-              <w:rPr>
-                <w:sz w:val="18"/>
-                <w:szCs w:val="18"/>
-              </w:rPr>
-              <w:t>FrontEnd</w:t>
-            </w:r>
-            <w:proofErr w:type="spellEnd"/>
-            <w:r>
-              <w:rPr>
-                <w:sz w:val="18"/>
-                <w:szCs w:val="18"/>
-              </w:rPr>
-              <w:t xml:space="preserve"> con el de </w:t>
-            </w:r>
-            <w:proofErr w:type="spellStart"/>
-            <w:r>
-              <w:rPr>
-                <w:sz w:val="18"/>
-                <w:szCs w:val="18"/>
-              </w:rPr>
-              <w:t>Figma</w:t>
-            </w:r>
-            <w:proofErr w:type="spellEnd"/>
-          </w:p>
-          <w:p>
-            <w:pPr>
-              <w:pStyle w:val="Prrafodelista"/>
-              <w:numPr>
-                <w:ilvl w:val="0"/>
-                <w:numId w:val="5"/>
-              </w:numPr>
-              <w:spacing w:line="240" w:lineRule="auto"/>
-              <w:jc w:val="both"/>
-              <w:rPr>
-                <w:sz w:val="18"/>
-                <w:szCs w:val="18"/>
-              </w:rPr>
-            </w:pPr>
-            <w:r>
-              <w:rPr>
-                <w:sz w:val="18"/>
-                <w:szCs w:val="18"/>
-              </w:rPr>
-              <w:t>Conectar Base de datos al proyecto</w:t>
-            </w:r>
-          </w:p>
-          <w:p>
-            <w:pPr>
-              <w:pStyle w:val="Prrafodelista"/>
-              <w:numPr>
-                <w:ilvl w:val="0"/>
-                <w:numId w:val="5"/>
-              </w:numPr>
-              <w:spacing w:line="240" w:lineRule="auto"/>
-              <w:jc w:val="both"/>
-              <w:rPr>
-                <w:sz w:val="18"/>
-                <w:szCs w:val="18"/>
-              </w:rPr>
-            </w:pPr>
-            <w:proofErr w:type="spellStart"/>
-            <w:r>
-              <w:rPr>
-                <w:sz w:val="18"/>
-                <w:szCs w:val="18"/>
-              </w:rPr>
-              <w:t>Login</w:t>
-            </w:r>
-            <w:proofErr w:type="spellEnd"/>
-            <w:r>
-              <w:rPr>
-                <w:sz w:val="18"/>
-                <w:szCs w:val="18"/>
-              </w:rPr>
-              <w:t xml:space="preserve"> y </w:t>
-            </w:r>
-            <w:proofErr w:type="spellStart"/>
-            <w:r>
-              <w:rPr>
-                <w:sz w:val="18"/>
-                <w:szCs w:val="18"/>
-              </w:rPr>
-              <w:t>registrer</w:t>
-            </w:r>
-            <w:proofErr w:type="spellEnd"/>
-            <w:r>
-              <w:rPr>
-                <w:sz w:val="18"/>
-                <w:szCs w:val="18"/>
-              </w:rPr>
-              <w:t xml:space="preserve"> con credenciales</w:t>
-            </w:r>
-          </w:p>
-          <w:p>
-            <w:pPr>
-              <w:pStyle w:val="Prrafodelista"/>
-              <w:numPr>
-                <w:ilvl w:val="0"/>
-                <w:numId w:val="5"/>
-              </w:numPr>
-              <w:spacing w:line="240" w:lineRule="auto"/>
-              <w:jc w:val="both"/>
-              <w:rPr>
-                <w:sz w:val="18"/>
-                <w:szCs w:val="18"/>
-              </w:rPr>
-            </w:pPr>
-            <w:r>
-              <w:rPr>
-                <w:sz w:val="18"/>
-                <w:szCs w:val="18"/>
-              </w:rPr>
-              <w:t>Perfil profesional con detalles y horario</w:t>
-            </w:r>
-          </w:p>
-          <w:p>
-            <w:pPr>
-              <w:pStyle w:val="Prrafodelista"/>
-              <w:numPr>
-                <w:ilvl w:val="0"/>
-                <w:numId w:val="5"/>
-              </w:numPr>
-              <w:spacing w:line="240" w:lineRule="auto"/>
-              <w:jc w:val="both"/>
-              <w:rPr>
-                <w:sz w:val="18"/>
-                <w:szCs w:val="18"/>
-              </w:rPr>
-            </w:pPr>
-            <w:r>
-              <w:rPr>
-                <w:sz w:val="18"/>
-                <w:szCs w:val="18"/>
-              </w:rPr>
-              <w:t>Vista pública de servicios</w:t>
-            </w:r>
-          </w:p>
-          <w:p>
-            <w:pPr>
-              <w:pStyle w:val="Prrafodelista"/>
-              <w:numPr>
-                <w:ilvl w:val="0"/>
-                <w:numId w:val="5"/>
-              </w:numPr>
-              <w:spacing w:line="240" w:lineRule="auto"/>
-              <w:jc w:val="both"/>
-              <w:rPr>
+                <w:i/>
+                <w:iCs/>
                 <w:sz w:val="20"/>
                 <w:szCs w:val="20"/>
               </w:rPr>
             </w:pPr>
             <w:r>
               <w:rPr>
-                <w:sz w:val="18"/>
-                <w:szCs w:val="18"/>
-              </w:rPr>
-              <w:t>Completar documentos Fase 2 Avance</w:t>
+                <w:i/>
+                <w:iCs/>
+                <w:sz w:val="20"/>
+                <w:szCs w:val="20"/>
+              </w:rPr>
+              <w:t>Documentación final del proyecto, preparación de la presentación y de la demostración del sistema.</w:t>
             </w:r>
           </w:p>
         </w:tc>
@@ -900,6 +925,125 @@
           </w:tcPr>
           <w:p>
             <w:pPr>
+              <w:spacing w:after="0"/>
+              <w:rPr>
+                <w:rFonts w:cs="Arial"/>
+                <w:sz w:val="18"/>
+                <w:szCs w:val="20"/>
+              </w:rPr>
+            </w:pPr>
+            <w:r>
+              <w:rPr>
+                <w:rFonts w:cs="Arial"/>
+                <w:b/>
+                <w:bCs/>
+                <w:sz w:val="18"/>
+                <w:szCs w:val="20"/>
+              </w:rPr>
+              <w:t>Objetivo general</w:t>
+            </w:r>
+            <w:r>
+              <w:rPr>
+                <w:rFonts w:cs="Arial"/>
+                <w:sz w:val="18"/>
+                <w:szCs w:val="20"/>
+              </w:rPr>
+              <w:br/>
+              <w:t>Desarrollar una plataforma web que conecte a clientes con profesionales verificados de servicios para el hogar, automatizando reservas, pagos y evaluaciones, e incorporando Inteligencia de Negocios para gestionar y hacer crecer el negocio de forma informada.​</w:t>
+            </w:r>
+          </w:p>
+          <w:p>
+            <w:pPr>
+              <w:spacing w:after="0"/>
+              <w:rPr>
+                <w:rFonts w:cs="Arial"/>
+                <w:sz w:val="18"/>
+                <w:szCs w:val="20"/>
+              </w:rPr>
+            </w:pPr>
+            <w:r>
+              <w:rPr>
+                <w:rFonts w:cs="Arial"/>
+                <w:b/>
+                <w:bCs/>
+                <w:sz w:val="18"/>
+                <w:szCs w:val="20"/>
+              </w:rPr>
+              <w:t>Objetivos específicos</w:t>
+            </w:r>
+          </w:p>
+          <w:p>
+            <w:pPr>
+              <w:pStyle w:val="Prrafodelista"/>
+              <w:numPr>
+                <w:ilvl w:val="0"/>
+                <w:numId w:val="7"/>
+              </w:numPr>
+              <w:spacing w:after="0"/>
+              <w:rPr>
+                <w:rFonts w:cs="Arial"/>
+                <w:sz w:val="18"/>
+                <w:szCs w:val="20"/>
+              </w:rPr>
+            </w:pPr>
+            <w:r>
+              <w:rPr>
+                <w:rFonts w:cs="Arial"/>
+                <w:sz w:val="18"/>
+                <w:szCs w:val="20"/>
+              </w:rPr>
+              <w:lastRenderedPageBreak/>
+              <w:t>Lograr al primer año una base inicial de profesionales verificados, clientes activos y servicios gestionados a través de la plataforma en las regiones priorizadas.​</w:t>
+            </w:r>
+          </w:p>
+          <w:p>
+            <w:pPr>
+              <w:pStyle w:val="Prrafodelista"/>
+              <w:numPr>
+                <w:ilvl w:val="0"/>
+                <w:numId w:val="7"/>
+              </w:numPr>
+              <w:spacing w:after="0"/>
+              <w:rPr>
+                <w:rFonts w:cs="Arial"/>
+                <w:sz w:val="18"/>
+                <w:szCs w:val="20"/>
+              </w:rPr>
+            </w:pPr>
+            <w:r>
+              <w:rPr>
+                <w:rFonts w:cs="Arial"/>
+                <w:sz w:val="18"/>
+                <w:szCs w:val="20"/>
+              </w:rPr>
+              <w:t>Mantener una experiencia de servicio de alta calidad, buscando una calificación promedio elevada y una tasa alta de servicios completados.​</w:t>
+            </w:r>
+          </w:p>
+          <w:p>
+            <w:pPr>
+              <w:pStyle w:val="Prrafodelista"/>
+              <w:numPr>
+                <w:ilvl w:val="0"/>
+                <w:numId w:val="7"/>
+              </w:numPr>
+              <w:spacing w:after="0"/>
+              <w:rPr>
+                <w:rFonts w:cs="Arial"/>
+                <w:sz w:val="18"/>
+                <w:szCs w:val="20"/>
+              </w:rPr>
+            </w:pPr>
+            <w:r>
+              <w:rPr>
+                <w:rFonts w:cs="Arial"/>
+                <w:sz w:val="18"/>
+                <w:szCs w:val="20"/>
+              </w:rPr>
+              <w:t>Reducir la gestión manual de coordinación y pagos mediante la automatización de registros, verificaciones, reservas, cobros y notificaciones.​</w:t>
+            </w:r>
+          </w:p>
+          <w:p>
+            <w:pPr>
               <w:pStyle w:val="Sinespaciado"/>
               <w:rPr>
                 <w:sz w:val="18"/>
@@ -908,590 +1052,39 @@
             </w:pPr>
             <w:r>
               <w:rPr>
-                <w:sz w:val="18"/>
-                <w:szCs w:val="18"/>
-              </w:rPr>
-              <w:t>Objetivo General:</w:t>
-            </w:r>
-          </w:p>
-          <w:p>
-            <w:pPr>
-              <w:pStyle w:val="Sinespaciado"/>
-              <w:rPr>
-                <w:sz w:val="18"/>
-                <w:szCs w:val="18"/>
-              </w:rPr>
-            </w:pPr>
-            <w:r>
-              <w:rPr>
-                <w:sz w:val="18"/>
-                <w:szCs w:val="18"/>
-              </w:rPr>
-              <w:t>Desarrollar e implementar una plataforma web integral y escalable que facilite la conexión eficiente entre clientes y profesionales verificados de servicios para el hogar (gasfitería, limpieza y jardinería) en Chile, mediante un sistema tecnológico robusto.</w:t>
-            </w:r>
-          </w:p>
-          <w:p>
-            <w:pPr>
-              <w:pStyle w:val="Sinespaciado"/>
-              <w:rPr>
-                <w:sz w:val="18"/>
-                <w:szCs w:val="18"/>
-              </w:rPr>
-            </w:pPr>
-          </w:p>
-          <w:p>
-            <w:pPr>
-              <w:pStyle w:val="Sinespaciado"/>
-              <w:rPr>
-                <w:sz w:val="18"/>
-                <w:szCs w:val="18"/>
-              </w:rPr>
-            </w:pPr>
-            <w:r>
-              <w:rPr>
-                <w:sz w:val="18"/>
-                <w:szCs w:val="18"/>
-              </w:rPr>
-              <w:t>Objetivos Específicos:</w:t>
-            </w:r>
-          </w:p>
-          <w:p>
-            <w:pPr>
-              <w:pStyle w:val="Sinespaciado"/>
-              <w:rPr>
-                <w:sz w:val="18"/>
-                <w:szCs w:val="18"/>
-              </w:rPr>
-            </w:pPr>
-          </w:p>
-          <w:p>
-            <w:pPr>
-              <w:pStyle w:val="Sinespaciado"/>
-              <w:rPr>
-                <w:sz w:val="18"/>
-                <w:szCs w:val="18"/>
-              </w:rPr>
-            </w:pPr>
-            <w:r>
-              <w:rPr>
-                <w:sz w:val="18"/>
-                <w:szCs w:val="18"/>
-              </w:rPr>
-              <w:t>Objetivos de Crecimiento de Usuario</w:t>
-            </w:r>
-          </w:p>
-          <w:p>
-            <w:pPr>
-              <w:pStyle w:val="Sinespaciado"/>
-              <w:rPr>
-                <w:sz w:val="18"/>
-                <w:szCs w:val="18"/>
-              </w:rPr>
-            </w:pPr>
-          </w:p>
-          <w:p>
-            <w:pPr>
-              <w:pStyle w:val="Sinespaciado"/>
-              <w:rPr>
-                <w:sz w:val="18"/>
-                <w:szCs w:val="18"/>
-              </w:rPr>
-            </w:pPr>
-            <w:r>
-              <w:rPr>
-                <w:sz w:val="18"/>
-                <w:szCs w:val="18"/>
-              </w:rPr>
-              <w:t>Profesionales:</w:t>
-            </w:r>
-          </w:p>
-          <w:p>
-            <w:pPr>
-              <w:pStyle w:val="Sinespaciado"/>
-              <w:rPr>
-                <w:sz w:val="18"/>
-                <w:szCs w:val="18"/>
-              </w:rPr>
-            </w:pPr>
-            <w:r>
-              <w:rPr>
-                <w:sz w:val="18"/>
-                <w:szCs w:val="18"/>
-              </w:rPr>
-              <w:t>•Alcanzar un registro de al menos 500 trabajadores independientes verificados en la plataforma en 12 meses</w:t>
-            </w:r>
-          </w:p>
-          <w:p>
-            <w:pPr>
-              <w:pStyle w:val="Sinespaciado"/>
-              <w:rPr>
-                <w:sz w:val="18"/>
-                <w:szCs w:val="18"/>
-              </w:rPr>
-            </w:pPr>
-            <w:r>
-              <w:rPr>
-                <w:sz w:val="18"/>
-                <w:szCs w:val="18"/>
-              </w:rPr>
-              <w:t>•Conseguir un 80% de tasa de verificación exitosa de profesionales registrados</w:t>
-            </w:r>
-          </w:p>
-          <w:p>
-            <w:pPr>
-              <w:pStyle w:val="Sinespaciado"/>
-              <w:rPr>
-                <w:sz w:val="18"/>
-                <w:szCs w:val="18"/>
-              </w:rPr>
-            </w:pPr>
-            <w:r>
-              <w:rPr>
-                <w:sz w:val="18"/>
-                <w:szCs w:val="18"/>
-              </w:rPr>
-              <w:t>•Mantener al menos 300 profesionales activos mensualmente (que reciban al menos 1 solicitud por mes)</w:t>
-            </w:r>
-          </w:p>
-          <w:p>
-            <w:pPr>
-              <w:pStyle w:val="Sinespaciado"/>
-              <w:rPr>
-                <w:sz w:val="18"/>
-                <w:szCs w:val="18"/>
-              </w:rPr>
-            </w:pPr>
-          </w:p>
-          <w:p>
-            <w:pPr>
-              <w:pStyle w:val="Sinespaciado"/>
-              <w:rPr>
-                <w:sz w:val="18"/>
-                <w:szCs w:val="18"/>
-              </w:rPr>
-            </w:pPr>
-            <w:r>
-              <w:rPr>
-                <w:sz w:val="18"/>
-                <w:szCs w:val="18"/>
-              </w:rPr>
-              <w:t>Clientes:</w:t>
-            </w:r>
-          </w:p>
-          <w:p>
-            <w:pPr>
-              <w:pStyle w:val="Sinespaciado"/>
-              <w:rPr>
-                <w:sz w:val="18"/>
-                <w:szCs w:val="18"/>
-              </w:rPr>
-            </w:pPr>
-            <w:r>
-              <w:rPr>
-                <w:sz w:val="18"/>
-                <w:szCs w:val="18"/>
-              </w:rPr>
-              <w:t>•Registrar 2,000 usuarios cliente únicos en la plataforma durante el primer año</w:t>
-            </w:r>
-          </w:p>
-          <w:p>
-            <w:pPr>
-              <w:pStyle w:val="Sinespaciado"/>
-              <w:rPr>
-                <w:sz w:val="18"/>
-                <w:szCs w:val="18"/>
-              </w:rPr>
-            </w:pPr>
-            <w:r>
-              <w:rPr>
-                <w:sz w:val="18"/>
-                <w:szCs w:val="18"/>
-              </w:rPr>
-              <w:t>•Lograr que el 60% de los usuarios registrados realicen al menos una reserva de servicio</w:t>
-            </w:r>
-          </w:p>
-          <w:p>
-            <w:pPr>
-              <w:pStyle w:val="Sinespaciado"/>
-              <w:rPr>
-                <w:sz w:val="18"/>
-                <w:szCs w:val="18"/>
-              </w:rPr>
-            </w:pPr>
-            <w:r>
-              <w:rPr>
-                <w:sz w:val="18"/>
-                <w:szCs w:val="18"/>
-              </w:rPr>
-              <w:t>•Alcanzar 150 clientes recurrentes (que contraten servicios al menos 3 veces en el año)</w:t>
-            </w:r>
-          </w:p>
-          <w:p>
-            <w:pPr>
-              <w:pStyle w:val="Sinespaciado"/>
-              <w:rPr>
-                <w:sz w:val="18"/>
-                <w:szCs w:val="18"/>
-              </w:rPr>
-            </w:pPr>
-          </w:p>
-          <w:p>
-            <w:pPr>
-              <w:pStyle w:val="Sinespaciado"/>
-              <w:rPr>
-                <w:sz w:val="18"/>
-                <w:szCs w:val="18"/>
-              </w:rPr>
-            </w:pPr>
-            <w:r>
-              <w:rPr>
-                <w:sz w:val="18"/>
-                <w:szCs w:val="18"/>
-              </w:rPr>
-              <w:lastRenderedPageBreak/>
-              <w:t>Objetivos de Transacciones y Servicios</w:t>
-            </w:r>
-          </w:p>
-          <w:p>
-            <w:pPr>
-              <w:pStyle w:val="Sinespaciado"/>
-              <w:rPr>
-                <w:sz w:val="18"/>
-                <w:szCs w:val="18"/>
-              </w:rPr>
-            </w:pPr>
-          </w:p>
-          <w:p>
-            <w:pPr>
-              <w:pStyle w:val="Sinespaciado"/>
-              <w:rPr>
-                <w:sz w:val="18"/>
-                <w:szCs w:val="18"/>
-              </w:rPr>
-            </w:pPr>
-            <w:r>
-              <w:rPr>
-                <w:sz w:val="18"/>
-                <w:szCs w:val="18"/>
-              </w:rPr>
-              <w:t>Volumen de servicios:</w:t>
-            </w:r>
-          </w:p>
-          <w:p>
-            <w:pPr>
-              <w:pStyle w:val="Sinespaciado"/>
-              <w:rPr>
-                <w:sz w:val="18"/>
-                <w:szCs w:val="18"/>
-              </w:rPr>
-            </w:pPr>
-            <w:r>
-              <w:rPr>
-                <w:sz w:val="18"/>
-                <w:szCs w:val="18"/>
-              </w:rPr>
-              <w:t>•Procesar 1,500 solicitudes de servicio completadas exitosamente en 12 meses</w:t>
-            </w:r>
-          </w:p>
-          <w:p>
-            <w:pPr>
-              <w:pStyle w:val="Sinespaciado"/>
-              <w:rPr>
-                <w:sz w:val="18"/>
-                <w:szCs w:val="18"/>
-              </w:rPr>
-            </w:pPr>
-            <w:r>
-              <w:rPr>
-                <w:sz w:val="18"/>
-                <w:szCs w:val="18"/>
-              </w:rPr>
-              <w:t>•Alcanzar un promedio de 125 servicios completados por mes al finalizar el año</w:t>
-            </w:r>
-          </w:p>
-          <w:p>
-            <w:pPr>
-              <w:pStyle w:val="Sinespaciado"/>
-              <w:rPr>
-                <w:sz w:val="18"/>
-                <w:szCs w:val="18"/>
-              </w:rPr>
-            </w:pPr>
-            <w:r>
-              <w:rPr>
-                <w:sz w:val="18"/>
-                <w:szCs w:val="18"/>
-              </w:rPr>
-              <w:t>•Mantener una tasa de finalización de servicios del 85% (servicios confirmados que se completan)</w:t>
-            </w:r>
-          </w:p>
-          <w:p>
-            <w:pPr>
-              <w:pStyle w:val="Sinespaciado"/>
-              <w:rPr>
-                <w:sz w:val="18"/>
-                <w:szCs w:val="18"/>
-              </w:rPr>
-            </w:pPr>
-          </w:p>
-          <w:p>
-            <w:pPr>
-              <w:pStyle w:val="Sinespaciado"/>
-              <w:rPr>
-                <w:sz w:val="18"/>
-                <w:szCs w:val="18"/>
-              </w:rPr>
-            </w:pPr>
-            <w:r>
-              <w:rPr>
-                <w:sz w:val="18"/>
-                <w:szCs w:val="18"/>
-              </w:rPr>
-              <w:t>Distribución por categorías:</w:t>
-            </w:r>
-          </w:p>
-          <w:p>
-            <w:pPr>
-              <w:pStyle w:val="Sinespaciado"/>
-              <w:rPr>
-                <w:sz w:val="18"/>
-                <w:szCs w:val="18"/>
-              </w:rPr>
-            </w:pPr>
-            <w:r>
-              <w:rPr>
-                <w:sz w:val="18"/>
-                <w:szCs w:val="18"/>
-              </w:rPr>
-              <w:t>•Gasfitería: 40% del total de servicios (600 servicios)</w:t>
-            </w:r>
-          </w:p>
-          <w:p>
-            <w:pPr>
-              <w:pStyle w:val="Sinespaciado"/>
-              <w:rPr>
-                <w:sz w:val="18"/>
-                <w:szCs w:val="18"/>
-              </w:rPr>
-            </w:pPr>
-            <w:r>
-              <w:rPr>
-                <w:sz w:val="18"/>
-                <w:szCs w:val="18"/>
-              </w:rPr>
-              <w:t>•Limpieza del Hogar: 35% del total de servicios (525 servicios)</w:t>
-            </w:r>
-          </w:p>
-          <w:p>
-            <w:pPr>
-              <w:pStyle w:val="Sinespaciado"/>
-              <w:rPr>
-                <w:sz w:val="18"/>
-                <w:szCs w:val="18"/>
-              </w:rPr>
-            </w:pPr>
-            <w:r>
-              <w:rPr>
-                <w:sz w:val="18"/>
-                <w:szCs w:val="18"/>
-              </w:rPr>
-              <w:t>•Jardinería: 25% del total de servicios (375 servicios)</w:t>
-            </w:r>
-          </w:p>
-          <w:p>
-            <w:pPr>
-              <w:pStyle w:val="Sinespaciado"/>
-              <w:rPr>
-                <w:sz w:val="18"/>
-                <w:szCs w:val="18"/>
-              </w:rPr>
-            </w:pPr>
-          </w:p>
-          <w:p>
-            <w:pPr>
-              <w:pStyle w:val="Sinespaciado"/>
-              <w:rPr>
-                <w:sz w:val="18"/>
-                <w:szCs w:val="18"/>
-              </w:rPr>
-            </w:pPr>
-            <w:r>
-              <w:rPr>
-                <w:sz w:val="18"/>
-                <w:szCs w:val="18"/>
-              </w:rPr>
-              <w:t>Objetivos de Cobertura Geográfica</w:t>
-            </w:r>
-          </w:p>
-          <w:p>
-            <w:pPr>
-              <w:pStyle w:val="Sinespaciado"/>
-              <w:rPr>
-                <w:sz w:val="18"/>
-                <w:szCs w:val="18"/>
-              </w:rPr>
-            </w:pPr>
-          </w:p>
-          <w:p>
-            <w:pPr>
-              <w:pStyle w:val="Sinespaciado"/>
-              <w:rPr>
-                <w:sz w:val="18"/>
-                <w:szCs w:val="18"/>
-              </w:rPr>
-            </w:pPr>
-            <w:r>
-              <w:rPr>
-                <w:sz w:val="18"/>
-                <w:szCs w:val="18"/>
-              </w:rPr>
-              <w:t>Expansión territorial:</w:t>
-            </w:r>
-          </w:p>
-          <w:p>
-            <w:pPr>
-              <w:pStyle w:val="Sinespaciado"/>
-              <w:rPr>
-                <w:sz w:val="18"/>
-                <w:szCs w:val="18"/>
-              </w:rPr>
-            </w:pPr>
-            <w:r>
-              <w:rPr>
-                <w:sz w:val="18"/>
-                <w:szCs w:val="18"/>
-              </w:rPr>
-              <w:t>•Tener profesionales activos en al menos 8 de las 16 regiones de Chile</w:t>
-            </w:r>
-          </w:p>
-          <w:p>
-            <w:pPr>
-              <w:pStyle w:val="Sinespaciado"/>
-              <w:rPr>
-                <w:sz w:val="18"/>
-                <w:szCs w:val="18"/>
-              </w:rPr>
-            </w:pPr>
-            <w:r>
-              <w:rPr>
-                <w:sz w:val="18"/>
-                <w:szCs w:val="18"/>
-              </w:rPr>
-              <w:t>•Concentrar el 70% de la operación en Región Metropolitana, Valparaíso y Biobío</w:t>
-            </w:r>
-          </w:p>
-          <w:p>
-            <w:pPr>
-              <w:pStyle w:val="Sinespaciado"/>
-              <w:rPr>
-                <w:sz w:val="18"/>
-                <w:szCs w:val="18"/>
-              </w:rPr>
-            </w:pPr>
-            <w:r>
-              <w:rPr>
-                <w:sz w:val="18"/>
-                <w:szCs w:val="18"/>
-              </w:rPr>
-              <w:t>•Establecer presencia en al menos 25 comunas diferentes</w:t>
-            </w:r>
-          </w:p>
-          <w:p>
-            <w:pPr>
-              <w:pStyle w:val="Sinespaciado"/>
-              <w:rPr>
-                <w:sz w:val="18"/>
-                <w:szCs w:val="18"/>
-              </w:rPr>
-            </w:pPr>
-          </w:p>
-          <w:p>
-            <w:pPr>
-              <w:pStyle w:val="Sinespaciado"/>
-              <w:rPr>
-                <w:sz w:val="18"/>
-                <w:szCs w:val="18"/>
-              </w:rPr>
-            </w:pPr>
-            <w:r>
-              <w:rPr>
-                <w:sz w:val="18"/>
-                <w:szCs w:val="18"/>
-              </w:rPr>
-              <w:t>Objetivos de Calidad y Satisfacción</w:t>
-            </w:r>
-          </w:p>
-          <w:p>
-            <w:pPr>
-              <w:pStyle w:val="Sinespaciado"/>
-              <w:rPr>
-                <w:sz w:val="18"/>
-                <w:szCs w:val="18"/>
-              </w:rPr>
-            </w:pPr>
-          </w:p>
-          <w:p>
-            <w:pPr>
-              <w:pStyle w:val="Sinespaciado"/>
-              <w:rPr>
-                <w:sz w:val="18"/>
-                <w:szCs w:val="18"/>
-              </w:rPr>
-            </w:pPr>
-            <w:r>
-              <w:rPr>
-                <w:sz w:val="18"/>
-                <w:szCs w:val="18"/>
-              </w:rPr>
-              <w:t>Sistema de calificaciones:</w:t>
-            </w:r>
-          </w:p>
-          <w:p>
-            <w:pPr>
-              <w:pStyle w:val="Sinespaciado"/>
-              <w:rPr>
-                <w:sz w:val="18"/>
-                <w:szCs w:val="18"/>
-              </w:rPr>
-            </w:pPr>
-            <w:r>
-              <w:rPr>
-                <w:sz w:val="18"/>
-                <w:szCs w:val="18"/>
-              </w:rPr>
-              <w:t>•Mantener un promedio general de calificación de 4.3/5.0 estrellas</w:t>
-            </w:r>
-          </w:p>
-          <w:p>
-            <w:pPr>
-              <w:pStyle w:val="Sinespaciado"/>
-              <w:rPr>
-                <w:sz w:val="18"/>
-                <w:szCs w:val="18"/>
-              </w:rPr>
-            </w:pPr>
-            <w:r>
-              <w:rPr>
-                <w:sz w:val="18"/>
-                <w:szCs w:val="18"/>
-              </w:rPr>
-              <w:t>•Lograr que el 75% de los servicios completados reciban una reseña</w:t>
-            </w:r>
-          </w:p>
-          <w:p>
-            <w:pPr>
-              <w:pStyle w:val="Sinespaciado"/>
-              <w:rPr>
-                <w:sz w:val="18"/>
-                <w:szCs w:val="18"/>
-              </w:rPr>
-            </w:pPr>
-            <w:r>
-              <w:rPr>
-                <w:sz w:val="18"/>
-                <w:szCs w:val="18"/>
-              </w:rPr>
-              <w:t>•Conseguir menos del 5% de disputas o reclamos por servicios prestados</w:t>
+                <w:rFonts w:cs="Arial"/>
+                <w:sz w:val="18"/>
+                <w:szCs w:val="20"/>
+              </w:rPr>
+              <w:t xml:space="preserve">Utilizar el módulo de </w:t>
+            </w:r>
+            <w:proofErr w:type="gramStart"/>
+            <w:r>
+              <w:rPr>
+                <w:rFonts w:cs="Arial"/>
+                <w:sz w:val="18"/>
+                <w:szCs w:val="20"/>
+              </w:rPr>
+              <w:t xml:space="preserve">Business </w:t>
+            </w:r>
+            <w:proofErr w:type="spellStart"/>
+            <w:r>
+              <w:rPr>
+                <w:rFonts w:cs="Arial"/>
+                <w:sz w:val="18"/>
+                <w:szCs w:val="20"/>
+              </w:rPr>
+              <w:t>Intelligence</w:t>
+            </w:r>
+            <w:proofErr w:type="spellEnd"/>
+            <w:proofErr w:type="gramEnd"/>
+            <w:r>
+              <w:rPr>
+                <w:rFonts w:cs="Arial"/>
+                <w:sz w:val="18"/>
+                <w:szCs w:val="20"/>
+              </w:rPr>
+              <w:t xml:space="preserve"> para monitorear usuarios, transacciones, ingresos, calidad y riesgos, apoyando decisiones de mejora continua y expansión.</w:t>
             </w:r>
           </w:p>
         </w:tc>
@@ -1527,92 +1120,154 @@
           </w:tcPr>
           <w:p>
             <w:pPr>
-              <w:spacing w:after="240" w:line="240" w:lineRule="auto"/>
-              <w:rPr>
-                <w:iCs/>
-                <w:sz w:val="18"/>
-                <w:szCs w:val="18"/>
+              <w:spacing w:after="0"/>
+              <w:ind w:left="34"/>
+              <w:rPr>
+                <w:rFonts w:cs="Arial"/>
+                <w:sz w:val="18"/>
+                <w:szCs w:val="20"/>
               </w:rPr>
             </w:pPr>
             <w:bookmarkStart w:id="1" w:name="_heading=h.55fit788e0ib" w:colFirst="0" w:colLast="0"/>
             <w:bookmarkEnd w:id="1"/>
             <w:r>
               <w:rPr>
+                <w:rFonts w:cs="Arial"/>
+                <w:sz w:val="18"/>
+                <w:szCs w:val="20"/>
+              </w:rPr>
+              <w:t xml:space="preserve">Para desarrollar el proyecto se utilizó la metodología ágil Scrum, organizando el trabajo en </w:t>
+            </w:r>
+            <w:proofErr w:type="spellStart"/>
+            <w:r>
+              <w:rPr>
+                <w:rFonts w:cs="Arial"/>
+                <w:sz w:val="18"/>
+                <w:szCs w:val="20"/>
+              </w:rPr>
+              <w:t>sprints</w:t>
+            </w:r>
+            <w:proofErr w:type="spellEnd"/>
+            <w:r>
+              <w:rPr>
+                <w:rFonts w:cs="Arial"/>
+                <w:sz w:val="18"/>
+                <w:szCs w:val="20"/>
+              </w:rPr>
+              <w:t xml:space="preserve"> cortos donde se planificaron, desarrollaron y revisaron incrementos funcionales del sistema.​</w:t>
+            </w:r>
+          </w:p>
+          <w:p>
+            <w:pPr>
+              <w:spacing w:after="0"/>
+              <w:ind w:left="34"/>
+              <w:rPr>
+                <w:rFonts w:cs="Arial"/>
+                <w:sz w:val="18"/>
+                <w:szCs w:val="20"/>
+              </w:rPr>
+            </w:pPr>
+          </w:p>
+          <w:p>
+            <w:pPr>
+              <w:spacing w:after="0"/>
+              <w:ind w:left="34"/>
+              <w:rPr>
+                <w:rFonts w:cs="Arial"/>
+                <w:sz w:val="18"/>
+                <w:szCs w:val="20"/>
+              </w:rPr>
+            </w:pPr>
+            <w:r>
+              <w:rPr>
+                <w:rFonts w:cs="Arial"/>
+                <w:sz w:val="18"/>
+                <w:szCs w:val="20"/>
+              </w:rPr>
+              <w:t xml:space="preserve">Las principales fases fueron: levantamiento de requerimientos y definición del MVP, diseño de arquitectura y modelo de datos, desarrollo iterativo de </w:t>
+            </w:r>
+            <w:proofErr w:type="spellStart"/>
+            <w:r>
+              <w:rPr>
+                <w:rFonts w:cs="Arial"/>
+                <w:sz w:val="18"/>
+                <w:szCs w:val="20"/>
+              </w:rPr>
+              <w:t>frontend</w:t>
+            </w:r>
+            <w:proofErr w:type="spellEnd"/>
+            <w:r>
+              <w:rPr>
+                <w:rFonts w:cs="Arial"/>
+                <w:sz w:val="18"/>
+                <w:szCs w:val="20"/>
+              </w:rPr>
+              <w:t xml:space="preserve"> y </w:t>
+            </w:r>
+            <w:proofErr w:type="spellStart"/>
+            <w:r>
+              <w:rPr>
+                <w:rFonts w:cs="Arial"/>
+                <w:sz w:val="18"/>
+                <w:szCs w:val="20"/>
+              </w:rPr>
+              <w:t>backend</w:t>
+            </w:r>
+            <w:proofErr w:type="spellEnd"/>
+            <w:r>
+              <w:rPr>
+                <w:rFonts w:cs="Arial"/>
+                <w:sz w:val="18"/>
+                <w:szCs w:val="20"/>
+              </w:rPr>
+              <w:t>, integración con la base de datos y la pasarela de pagos, construcción del módulo de BI y finalmente pruebas, correcciones y preparación de la presentación y la demo.​</w:t>
+            </w:r>
+          </w:p>
+          <w:p>
+            <w:pPr>
+              <w:spacing w:after="0"/>
+              <w:ind w:left="34"/>
+              <w:rPr>
+                <w:rFonts w:cs="Arial"/>
+                <w:sz w:val="18"/>
+                <w:szCs w:val="20"/>
+              </w:rPr>
+            </w:pPr>
+          </w:p>
+          <w:p>
+            <w:pPr>
+              <w:spacing w:after="240" w:line="240" w:lineRule="auto"/>
+              <w:rPr>
                 <w:iCs/>
                 <w:sz w:val="18"/>
                 <w:szCs w:val="18"/>
               </w:rPr>
-              <w:t>Se ha optado por Scrum, dado que facilita el trabajo en ciclos cortos e iterativos, permitiendo entregar avances funcionales en cada sprint y reduciendo los riesgos asociados al desarrollo.</w:t>
-            </w:r>
-          </w:p>
-          <w:p>
-            <w:pPr>
-              <w:spacing w:after="240" w:line="240" w:lineRule="auto"/>
-              <w:rPr>
-                <w:iCs/>
-                <w:sz w:val="18"/>
-                <w:szCs w:val="18"/>
-              </w:rPr>
-            </w:pPr>
-            <w:r>
-              <w:rPr>
-                <w:iCs/>
-                <w:sz w:val="18"/>
-                <w:szCs w:val="18"/>
-              </w:rPr>
-              <w:t>A diferencia de metodologías tradicionales como el modelo en cascada, que son más rígidas y demandan definir todos los requisitos al inicio, Scrum posibilita priorizar funcionalidades clave y adaptarlas según la evolución del proyecto.</w:t>
-            </w:r>
-            <w:r>
-              <w:rPr>
-                <w:iCs/>
-                <w:sz w:val="18"/>
-                <w:szCs w:val="18"/>
-              </w:rPr>
-              <w:t xml:space="preserve"> </w:t>
-            </w:r>
-            <w:r>
-              <w:rPr>
-                <w:iCs/>
-                <w:sz w:val="18"/>
-                <w:szCs w:val="18"/>
-              </w:rPr>
-              <w:t>Scrum ofrece mayor estructura al organizar el trabajo en roles, backlog y entregas incrementales, lo que resulta más adecuado para asegurar valor temprano a los usuarios.</w:t>
-            </w:r>
-          </w:p>
-          <w:p>
-            <w:pPr>
-              <w:spacing w:after="240" w:line="240" w:lineRule="auto"/>
-              <w:rPr>
-                <w:iCs/>
-                <w:sz w:val="18"/>
-                <w:szCs w:val="18"/>
-              </w:rPr>
-            </w:pPr>
-            <w:r>
-              <w:rPr>
-                <w:iCs/>
-                <w:sz w:val="18"/>
-                <w:szCs w:val="18"/>
-              </w:rPr>
-              <w:t xml:space="preserve">En conclusión, Scrum permite flexibilidad, entregas incrementales, reducción de riesgos y mejora continua, factores esenciales para el éxito de un proyecto digital como </w:t>
+            </w:pPr>
+            <w:r>
+              <w:rPr>
+                <w:rFonts w:cs="Arial"/>
+                <w:sz w:val="18"/>
+                <w:szCs w:val="20"/>
+              </w:rPr>
+              <w:t xml:space="preserve">Scrum resultó pertinente porque permitió priorizar un backlog amplio, adaptarse a cambios de alcance, entregar versiones funcionales en cada sprint y mantener visibilidad constante del avance, algo crítico para cumplir los objetivos dentro del tiempo acotado del </w:t>
             </w:r>
             <w:proofErr w:type="spellStart"/>
             <w:r>
               <w:rPr>
-                <w:iCs/>
-                <w:sz w:val="18"/>
-                <w:szCs w:val="18"/>
-              </w:rPr>
-              <w:t>ServiHogar</w:t>
+                <w:rFonts w:cs="Arial"/>
+                <w:sz w:val="18"/>
+                <w:szCs w:val="20"/>
+              </w:rPr>
+              <w:t>Capstone</w:t>
             </w:r>
             <w:proofErr w:type="spellEnd"/>
             <w:r>
               <w:rPr>
-                <w:iCs/>
-                <w:sz w:val="18"/>
-                <w:szCs w:val="18"/>
-              </w:rPr>
-              <w:t>, cuyo propósito es crecer y evolucionar en función de las necesidades reales de clientes y trabajadores.</w:t>
+                <w:rFonts w:cs="Arial"/>
+                <w:sz w:val="18"/>
+                <w:szCs w:val="20"/>
+              </w:rPr>
+              <w:t>.</w:t>
             </w:r>
           </w:p>
         </w:tc>
@@ -1753,14 +1408,14 @@
         <w:tblLook w:val="04A0" w:firstRow="1" w:lastRow="0" w:firstColumn="1" w:lastColumn="0" w:noHBand="0" w:noVBand="1"/>
       </w:tblPr>
       <w:tblGrid>
-        <w:gridCol w:w="1560"/>
-        <w:gridCol w:w="1448"/>
-        <w:gridCol w:w="1374"/>
+        <w:gridCol w:w="1395"/>
+        <w:gridCol w:w="1424"/>
+        <w:gridCol w:w="1371"/>
         <w:gridCol w:w="919"/>
         <w:gridCol w:w="1162"/>
-        <w:gridCol w:w="1537"/>
-        <w:gridCol w:w="1113"/>
-        <w:gridCol w:w="1067"/>
+        <w:gridCol w:w="1520"/>
+        <w:gridCol w:w="1112"/>
+        <w:gridCol w:w="1277"/>
       </w:tblGrid>
       <w:tr>
         <w:tc>
@@ -1960,6 +1615,7 @@
         <w:tc>
           <w:tcPr>
             <w:tcW w:w="1560" w:type="dxa"/>
+            <w:shd w:val="clear" w:color="auto" w:fill="F2F2F2" w:themeFill="background1" w:themeFillShade="F2"/>
             <w:vAlign w:val="center"/>
           </w:tcPr>
           <w:p>
@@ -1985,6 +1641,7 @@
         <w:tc>
           <w:tcPr>
             <w:tcW w:w="1448" w:type="dxa"/>
+            <w:shd w:val="clear" w:color="auto" w:fill="F2F2F2" w:themeFill="background1" w:themeFillShade="F2"/>
             <w:vAlign w:val="center"/>
           </w:tcPr>
           <w:p>
@@ -2003,7 +1660,713 @@
                 <w:sz w:val="18"/>
                 <w:szCs w:val="18"/>
               </w:rPr>
-              <w:t xml:space="preserve">Inicialización de proyecto con GitHub y </w:t>
+              <w:t>Inicialización de proyecto con GitHub y configuración de metodología SCRUM</w:t>
+            </w:r>
+          </w:p>
+        </w:tc>
+        <w:tc>
+          <w:tcPr>
+            <w:tcW w:w="1374" w:type="dxa"/>
+            <w:shd w:val="clear" w:color="auto" w:fill="F2F2F2" w:themeFill="background1" w:themeFillShade="F2"/>
+            <w:vAlign w:val="center"/>
+          </w:tcPr>
+          <w:p>
+            <w:pPr>
+              <w:spacing w:after="0" w:line="240" w:lineRule="auto"/>
+              <w:rPr>
+                <w:color w:val="595959"/>
+                <w:sz w:val="18"/>
+                <w:szCs w:val="18"/>
+              </w:rPr>
+            </w:pPr>
+            <w:r>
+              <w:rPr>
+                <w:rFonts w:ascii="Aptos Narrow" w:hAnsi="Aptos Narrow"/>
+                <w:color w:val="000000"/>
+                <w:sz w:val="18"/>
+                <w:szCs w:val="18"/>
+              </w:rPr>
+              <w:t>GitHub, Git, metodología SCRUM</w:t>
+            </w:r>
+          </w:p>
+        </w:tc>
+        <w:tc>
+          <w:tcPr>
+            <w:tcW w:w="919" w:type="dxa"/>
+            <w:shd w:val="clear" w:color="auto" w:fill="F2F2F2" w:themeFill="background1" w:themeFillShade="F2"/>
+            <w:vAlign w:val="center"/>
+          </w:tcPr>
+          <w:p>
+            <w:pPr>
+              <w:spacing w:after="0" w:line="240" w:lineRule="auto"/>
+              <w:rPr>
+                <w:color w:val="595959"/>
+                <w:sz w:val="18"/>
+                <w:szCs w:val="18"/>
+              </w:rPr>
+            </w:pPr>
+            <w:r>
+              <w:rPr>
+                <w:rFonts w:ascii="Aptos Narrow" w:hAnsi="Aptos Narrow"/>
+                <w:color w:val="000000"/>
+                <w:sz w:val="18"/>
+                <w:szCs w:val="18"/>
+              </w:rPr>
+              <w:t>5 días</w:t>
+            </w:r>
+          </w:p>
+        </w:tc>
+        <w:tc>
+          <w:tcPr>
+            <w:tcW w:w="1162" w:type="dxa"/>
+            <w:shd w:val="clear" w:color="auto" w:fill="F2F2F2" w:themeFill="background1" w:themeFillShade="F2"/>
+            <w:vAlign w:val="center"/>
+          </w:tcPr>
+          <w:p>
+            <w:pPr>
+              <w:spacing w:after="0" w:line="240" w:lineRule="auto"/>
+              <w:rPr>
+                <w:color w:val="595959"/>
+                <w:sz w:val="18"/>
+                <w:szCs w:val="18"/>
+              </w:rPr>
+            </w:pPr>
+            <w:r>
+              <w:rPr>
+                <w:rFonts w:ascii="Aptos Narrow" w:hAnsi="Aptos Narrow"/>
+                <w:color w:val="000000"/>
+                <w:sz w:val="18"/>
+                <w:szCs w:val="18"/>
+              </w:rPr>
+              <w:t>Matías</w:t>
+            </w:r>
+            <w:r>
+              <w:rPr>
+                <w:rFonts w:ascii="Aptos Narrow" w:hAnsi="Aptos Narrow"/>
+                <w:color w:val="000000"/>
+                <w:sz w:val="18"/>
+                <w:szCs w:val="18"/>
+              </w:rPr>
+              <w:t xml:space="preserve"> Reuque; Juan Silva</w:t>
+            </w:r>
+          </w:p>
+        </w:tc>
+        <w:tc>
+          <w:tcPr>
+            <w:tcW w:w="1537" w:type="dxa"/>
+            <w:shd w:val="clear" w:color="auto" w:fill="F2F2F2" w:themeFill="background1" w:themeFillShade="F2"/>
+            <w:vAlign w:val="center"/>
+          </w:tcPr>
+          <w:p>
+            <w:pPr>
+              <w:spacing w:after="0" w:line="240" w:lineRule="auto"/>
+              <w:rPr>
+                <w:color w:val="595959"/>
+                <w:sz w:val="18"/>
+                <w:szCs w:val="18"/>
+              </w:rPr>
+            </w:pPr>
+            <w:r>
+              <w:rPr>
+                <w:rFonts w:ascii="Aptos Narrow" w:hAnsi="Aptos Narrow"/>
+                <w:color w:val="000000"/>
+                <w:sz w:val="18"/>
+                <w:szCs w:val="18"/>
+              </w:rPr>
+              <w:t>Configuración inicial del repositorio y documentación SCRUM completa</w:t>
+            </w:r>
+          </w:p>
+        </w:tc>
+        <w:tc>
+          <w:tcPr>
+            <w:tcW w:w="1113" w:type="dxa"/>
+            <w:shd w:val="clear" w:color="auto" w:fill="F2F2F2" w:themeFill="background1" w:themeFillShade="F2"/>
+            <w:vAlign w:val="center"/>
+          </w:tcPr>
+          <w:p>
+            <w:pPr>
+              <w:spacing w:after="0" w:line="240" w:lineRule="auto"/>
+              <w:rPr>
+                <w:color w:val="595959"/>
+                <w:sz w:val="18"/>
+                <w:szCs w:val="18"/>
+              </w:rPr>
+            </w:pPr>
+            <w:r>
+              <w:rPr>
+                <w:rFonts w:ascii="Aptos Narrow" w:hAnsi="Aptos Narrow"/>
+                <w:color w:val="000000"/>
+                <w:sz w:val="18"/>
+                <w:szCs w:val="18"/>
+              </w:rPr>
+              <w:t>Completado</w:t>
+            </w:r>
+          </w:p>
+        </w:tc>
+        <w:tc>
+          <w:tcPr>
+            <w:tcW w:w="1067" w:type="dxa"/>
+            <w:shd w:val="clear" w:color="auto" w:fill="F2F2F2" w:themeFill="background1" w:themeFillShade="F2"/>
+            <w:vAlign w:val="center"/>
+          </w:tcPr>
+          <w:p>
+            <w:pPr>
+              <w:spacing w:after="0" w:line="240" w:lineRule="auto"/>
+              <w:rPr>
+                <w:color w:val="595959"/>
+                <w:sz w:val="18"/>
+                <w:szCs w:val="18"/>
+              </w:rPr>
+            </w:pPr>
+            <w:r>
+              <w:rPr>
+                <w:rFonts w:ascii="Aptos Narrow" w:hAnsi="Aptos Narrow"/>
+                <w:color w:val="000000"/>
+                <w:sz w:val="18"/>
+                <w:szCs w:val="18"/>
+              </w:rPr>
+              <w:t>Sin ajustes</w:t>
+            </w:r>
+          </w:p>
+        </w:tc>
+      </w:tr>
+      <w:tr>
+        <w:tc>
+          <w:tcPr>
+            <w:tcW w:w="1560" w:type="dxa"/>
+            <w:shd w:val="clear" w:color="auto" w:fill="F2F2F2" w:themeFill="background1" w:themeFillShade="F2"/>
+            <w:vAlign w:val="center"/>
+          </w:tcPr>
+          <w:p>
+            <w:pPr>
+              <w:spacing w:after="0" w:line="240" w:lineRule="auto"/>
+              <w:rPr>
+                <w:color w:val="595959"/>
+                <w:sz w:val="18"/>
+                <w:szCs w:val="18"/>
+              </w:rPr>
+            </w:pPr>
+            <w:r>
+              <w:rPr>
+                <w:rFonts w:ascii="Aptos Narrow" w:hAnsi="Aptos Narrow"/>
+                <w:color w:val="000000"/>
+                <w:sz w:val="18"/>
+                <w:szCs w:val="18"/>
+              </w:rPr>
+              <w:t>Ingeniería de Requisitos</w:t>
+            </w:r>
+          </w:p>
+        </w:tc>
+        <w:tc>
+          <w:tcPr>
+            <w:tcW w:w="1448" w:type="dxa"/>
+            <w:shd w:val="clear" w:color="auto" w:fill="F2F2F2" w:themeFill="background1" w:themeFillShade="F2"/>
+            <w:vAlign w:val="center"/>
+          </w:tcPr>
+          <w:p>
+            <w:pPr>
+              <w:spacing w:after="0" w:line="240" w:lineRule="auto"/>
+              <w:rPr>
+                <w:color w:val="595959"/>
+                <w:sz w:val="18"/>
+                <w:szCs w:val="18"/>
+              </w:rPr>
+            </w:pPr>
+            <w:r>
+              <w:rPr>
+                <w:rFonts w:ascii="Aptos Narrow" w:hAnsi="Aptos Narrow"/>
+                <w:color w:val="000000"/>
+                <w:sz w:val="18"/>
+                <w:szCs w:val="18"/>
+              </w:rPr>
+              <w:t>Levantamiento y documentación de requerimientos funcionales (90 RF) organizados en 11 épicas</w:t>
+            </w:r>
+          </w:p>
+        </w:tc>
+        <w:tc>
+          <w:tcPr>
+            <w:tcW w:w="1374" w:type="dxa"/>
+            <w:shd w:val="clear" w:color="auto" w:fill="F2F2F2" w:themeFill="background1" w:themeFillShade="F2"/>
+            <w:vAlign w:val="center"/>
+          </w:tcPr>
+          <w:p>
+            <w:pPr>
+              <w:spacing w:after="0" w:line="240" w:lineRule="auto"/>
+              <w:rPr>
+                <w:color w:val="595959"/>
+                <w:sz w:val="18"/>
+                <w:szCs w:val="18"/>
+              </w:rPr>
+            </w:pPr>
+            <w:r>
+              <w:rPr>
+                <w:rFonts w:ascii="Aptos Narrow" w:hAnsi="Aptos Narrow"/>
+                <w:color w:val="000000"/>
+                <w:sz w:val="18"/>
+                <w:szCs w:val="18"/>
+              </w:rPr>
+              <w:t>Documentación académica, matriz de requerimientos</w:t>
+            </w:r>
+          </w:p>
+        </w:tc>
+        <w:tc>
+          <w:tcPr>
+            <w:tcW w:w="919" w:type="dxa"/>
+            <w:shd w:val="clear" w:color="auto" w:fill="F2F2F2" w:themeFill="background1" w:themeFillShade="F2"/>
+            <w:vAlign w:val="center"/>
+          </w:tcPr>
+          <w:p>
+            <w:pPr>
+              <w:spacing w:after="0" w:line="240" w:lineRule="auto"/>
+              <w:rPr>
+                <w:color w:val="595959"/>
+                <w:sz w:val="18"/>
+                <w:szCs w:val="18"/>
+              </w:rPr>
+            </w:pPr>
+            <w:r>
+              <w:rPr>
+                <w:rFonts w:ascii="Aptos Narrow" w:hAnsi="Aptos Narrow"/>
+                <w:color w:val="000000"/>
+                <w:sz w:val="18"/>
+                <w:szCs w:val="18"/>
+              </w:rPr>
+              <w:t>10 días</w:t>
+            </w:r>
+          </w:p>
+        </w:tc>
+        <w:tc>
+          <w:tcPr>
+            <w:tcW w:w="1162" w:type="dxa"/>
+            <w:shd w:val="clear" w:color="auto" w:fill="F2F2F2" w:themeFill="background1" w:themeFillShade="F2"/>
+            <w:vAlign w:val="center"/>
+          </w:tcPr>
+          <w:p>
+            <w:pPr>
+              <w:spacing w:after="0" w:line="240" w:lineRule="auto"/>
+              <w:rPr>
+                <w:color w:val="595959"/>
+                <w:sz w:val="18"/>
+                <w:szCs w:val="18"/>
+              </w:rPr>
+            </w:pPr>
+            <w:r>
+              <w:rPr>
+                <w:rFonts w:ascii="Aptos Narrow" w:hAnsi="Aptos Narrow"/>
+                <w:color w:val="000000"/>
+                <w:sz w:val="18"/>
+                <w:szCs w:val="18"/>
+              </w:rPr>
+              <w:t xml:space="preserve">Juan Silva; </w:t>
+            </w:r>
+            <w:r>
+              <w:rPr>
+                <w:rFonts w:ascii="Aptos Narrow" w:hAnsi="Aptos Narrow"/>
+                <w:color w:val="000000"/>
+                <w:sz w:val="18"/>
+                <w:szCs w:val="18"/>
+              </w:rPr>
+              <w:t>Matías</w:t>
+            </w:r>
+            <w:r>
+              <w:rPr>
+                <w:rFonts w:ascii="Aptos Narrow" w:hAnsi="Aptos Narrow"/>
+                <w:color w:val="000000"/>
+                <w:sz w:val="18"/>
+                <w:szCs w:val="18"/>
+              </w:rPr>
+              <w:t xml:space="preserve"> Reuque</w:t>
+            </w:r>
+          </w:p>
+        </w:tc>
+        <w:tc>
+          <w:tcPr>
+            <w:tcW w:w="1537" w:type="dxa"/>
+            <w:shd w:val="clear" w:color="auto" w:fill="F2F2F2" w:themeFill="background1" w:themeFillShade="F2"/>
+            <w:vAlign w:val="center"/>
+          </w:tcPr>
+          <w:p>
+            <w:pPr>
+              <w:spacing w:after="0" w:line="240" w:lineRule="auto"/>
+              <w:rPr>
+                <w:color w:val="595959"/>
+                <w:sz w:val="18"/>
+                <w:szCs w:val="18"/>
+              </w:rPr>
+            </w:pPr>
+            <w:r>
+              <w:rPr>
+                <w:rFonts w:ascii="Aptos Narrow" w:hAnsi="Aptos Narrow"/>
+                <w:color w:val="000000"/>
+                <w:sz w:val="18"/>
+                <w:szCs w:val="18"/>
+              </w:rPr>
+              <w:t>Incluye análisis de retroalimentación y ajustes críticos al modelo de datos</w:t>
+            </w:r>
+          </w:p>
+        </w:tc>
+        <w:tc>
+          <w:tcPr>
+            <w:tcW w:w="1113" w:type="dxa"/>
+            <w:shd w:val="clear" w:color="auto" w:fill="F2F2F2" w:themeFill="background1" w:themeFillShade="F2"/>
+            <w:vAlign w:val="center"/>
+          </w:tcPr>
+          <w:p>
+            <w:pPr>
+              <w:spacing w:after="0" w:line="240" w:lineRule="auto"/>
+              <w:rPr>
+                <w:color w:val="595959"/>
+                <w:sz w:val="18"/>
+                <w:szCs w:val="18"/>
+              </w:rPr>
+            </w:pPr>
+            <w:r>
+              <w:rPr>
+                <w:rFonts w:ascii="Aptos Narrow" w:hAnsi="Aptos Narrow"/>
+                <w:color w:val="000000"/>
+                <w:sz w:val="18"/>
+                <w:szCs w:val="18"/>
+              </w:rPr>
+              <w:t>Completado</w:t>
+            </w:r>
+          </w:p>
+        </w:tc>
+        <w:tc>
+          <w:tcPr>
+            <w:tcW w:w="1067" w:type="dxa"/>
+            <w:shd w:val="clear" w:color="auto" w:fill="F2F2F2" w:themeFill="background1" w:themeFillShade="F2"/>
+            <w:vAlign w:val="center"/>
+          </w:tcPr>
+          <w:p>
+            <w:pPr>
+              <w:spacing w:after="0" w:line="240" w:lineRule="auto"/>
+              <w:rPr>
+                <w:color w:val="595959"/>
+                <w:sz w:val="18"/>
+                <w:szCs w:val="18"/>
+              </w:rPr>
+            </w:pPr>
+            <w:r>
+              <w:rPr>
+                <w:rFonts w:ascii="Aptos Narrow" w:hAnsi="Aptos Narrow"/>
+                <w:color w:val="000000"/>
+                <w:sz w:val="18"/>
+                <w:szCs w:val="18"/>
+              </w:rPr>
+              <w:t>Cambios aplicados</w:t>
+            </w:r>
+          </w:p>
+        </w:tc>
+      </w:tr>
+      <w:tr>
+        <w:tc>
+          <w:tcPr>
+            <w:tcW w:w="1560" w:type="dxa"/>
+            <w:shd w:val="clear" w:color="auto" w:fill="F2F2F2" w:themeFill="background1" w:themeFillShade="F2"/>
+            <w:vAlign w:val="center"/>
+          </w:tcPr>
+          <w:p>
+            <w:pPr>
+              <w:spacing w:after="0" w:line="240" w:lineRule="auto"/>
+              <w:rPr>
+                <w:color w:val="595959"/>
+                <w:sz w:val="18"/>
+                <w:szCs w:val="18"/>
+              </w:rPr>
+            </w:pPr>
+            <w:r>
+              <w:rPr>
+                <w:rFonts w:ascii="Aptos Narrow" w:hAnsi="Aptos Narrow"/>
+                <w:color w:val="000000"/>
+                <w:sz w:val="18"/>
+                <w:szCs w:val="18"/>
+              </w:rPr>
+              <w:t>Diseño de Soluciones de Software</w:t>
+            </w:r>
+          </w:p>
+        </w:tc>
+        <w:tc>
+          <w:tcPr>
+            <w:tcW w:w="1448" w:type="dxa"/>
+            <w:shd w:val="clear" w:color="auto" w:fill="F2F2F2" w:themeFill="background1" w:themeFillShade="F2"/>
+            <w:vAlign w:val="center"/>
+          </w:tcPr>
+          <w:p>
+            <w:pPr>
+              <w:spacing w:after="0" w:line="240" w:lineRule="auto"/>
+              <w:rPr>
+                <w:color w:val="595959"/>
+                <w:sz w:val="18"/>
+                <w:szCs w:val="18"/>
+              </w:rPr>
+            </w:pPr>
+            <w:r>
+              <w:rPr>
+                <w:rFonts w:ascii="Aptos Narrow" w:hAnsi="Aptos Narrow"/>
+                <w:color w:val="000000"/>
+                <w:sz w:val="18"/>
+                <w:szCs w:val="18"/>
+              </w:rPr>
+              <w:t xml:space="preserve">Diseño de mockups en </w:t>
+            </w:r>
+            <w:proofErr w:type="spellStart"/>
+            <w:r>
+              <w:rPr>
+                <w:rFonts w:ascii="Aptos Narrow" w:hAnsi="Aptos Narrow"/>
+                <w:color w:val="000000"/>
+                <w:sz w:val="18"/>
+                <w:szCs w:val="18"/>
+              </w:rPr>
+              <w:t>Figma</w:t>
+            </w:r>
+            <w:proofErr w:type="spellEnd"/>
+            <w:r>
+              <w:rPr>
+                <w:rFonts w:ascii="Aptos Narrow" w:hAnsi="Aptos Narrow"/>
+                <w:color w:val="000000"/>
+                <w:sz w:val="18"/>
+                <w:szCs w:val="18"/>
+              </w:rPr>
+              <w:t xml:space="preserve"> y arquitectura del sistema</w:t>
+            </w:r>
+          </w:p>
+        </w:tc>
+        <w:tc>
+          <w:tcPr>
+            <w:tcW w:w="1374" w:type="dxa"/>
+            <w:shd w:val="clear" w:color="auto" w:fill="F2F2F2" w:themeFill="background1" w:themeFillShade="F2"/>
+            <w:vAlign w:val="center"/>
+          </w:tcPr>
+          <w:p>
+            <w:pPr>
+              <w:spacing w:after="0" w:line="240" w:lineRule="auto"/>
+              <w:rPr>
+                <w:color w:val="595959"/>
+                <w:sz w:val="18"/>
+                <w:szCs w:val="18"/>
+              </w:rPr>
+            </w:pPr>
+            <w:proofErr w:type="spellStart"/>
+            <w:r>
+              <w:rPr>
+                <w:rFonts w:ascii="Aptos Narrow" w:hAnsi="Aptos Narrow"/>
+                <w:color w:val="000000"/>
+                <w:sz w:val="18"/>
+                <w:szCs w:val="18"/>
+              </w:rPr>
+              <w:t>Figma</w:t>
+            </w:r>
+            <w:proofErr w:type="spellEnd"/>
+            <w:r>
+              <w:rPr>
+                <w:rFonts w:ascii="Aptos Narrow" w:hAnsi="Aptos Narrow"/>
+                <w:color w:val="000000"/>
+                <w:sz w:val="18"/>
+                <w:szCs w:val="18"/>
+              </w:rPr>
+              <w:t>, diagramas UML</w:t>
+            </w:r>
+          </w:p>
+        </w:tc>
+        <w:tc>
+          <w:tcPr>
+            <w:tcW w:w="919" w:type="dxa"/>
+            <w:shd w:val="clear" w:color="auto" w:fill="F2F2F2" w:themeFill="background1" w:themeFillShade="F2"/>
+            <w:vAlign w:val="center"/>
+          </w:tcPr>
+          <w:p>
+            <w:pPr>
+              <w:spacing w:after="0" w:line="240" w:lineRule="auto"/>
+              <w:rPr>
+                <w:color w:val="595959"/>
+                <w:sz w:val="18"/>
+                <w:szCs w:val="18"/>
+              </w:rPr>
+            </w:pPr>
+            <w:r>
+              <w:rPr>
+                <w:rFonts w:ascii="Aptos Narrow" w:hAnsi="Aptos Narrow"/>
+                <w:color w:val="000000"/>
+                <w:sz w:val="18"/>
+                <w:szCs w:val="18"/>
+              </w:rPr>
+              <w:t>5 días</w:t>
+            </w:r>
+          </w:p>
+        </w:tc>
+        <w:tc>
+          <w:tcPr>
+            <w:tcW w:w="1162" w:type="dxa"/>
+            <w:shd w:val="clear" w:color="auto" w:fill="F2F2F2" w:themeFill="background1" w:themeFillShade="F2"/>
+            <w:vAlign w:val="center"/>
+          </w:tcPr>
+          <w:p>
+            <w:pPr>
+              <w:spacing w:after="0" w:line="240" w:lineRule="auto"/>
+              <w:rPr>
+                <w:color w:val="595959"/>
+                <w:sz w:val="18"/>
+                <w:szCs w:val="18"/>
+              </w:rPr>
+            </w:pPr>
+            <w:r>
+              <w:rPr>
+                <w:rFonts w:ascii="Aptos Narrow" w:hAnsi="Aptos Narrow"/>
+                <w:color w:val="000000"/>
+                <w:sz w:val="18"/>
+                <w:szCs w:val="18"/>
+              </w:rPr>
+              <w:t xml:space="preserve">Juan Silva; </w:t>
+            </w:r>
+            <w:r>
+              <w:rPr>
+                <w:rFonts w:ascii="Aptos Narrow" w:hAnsi="Aptos Narrow"/>
+                <w:color w:val="000000"/>
+                <w:sz w:val="18"/>
+                <w:szCs w:val="18"/>
+              </w:rPr>
+              <w:t>Matías</w:t>
+            </w:r>
+            <w:r>
+              <w:rPr>
+                <w:rFonts w:ascii="Aptos Narrow" w:hAnsi="Aptos Narrow"/>
+                <w:color w:val="000000"/>
+                <w:sz w:val="18"/>
+                <w:szCs w:val="18"/>
+              </w:rPr>
+              <w:t xml:space="preserve"> Reuque</w:t>
+            </w:r>
+          </w:p>
+        </w:tc>
+        <w:tc>
+          <w:tcPr>
+            <w:tcW w:w="1537" w:type="dxa"/>
+            <w:shd w:val="clear" w:color="auto" w:fill="F2F2F2" w:themeFill="background1" w:themeFillShade="F2"/>
+            <w:vAlign w:val="center"/>
+          </w:tcPr>
+          <w:p>
+            <w:pPr>
+              <w:spacing w:after="0" w:line="240" w:lineRule="auto"/>
+              <w:rPr>
+                <w:color w:val="595959"/>
+                <w:sz w:val="18"/>
+                <w:szCs w:val="18"/>
+              </w:rPr>
+            </w:pPr>
+            <w:r>
+              <w:rPr>
+                <w:rFonts w:ascii="Aptos Narrow" w:hAnsi="Aptos Narrow"/>
+                <w:color w:val="000000"/>
+                <w:sz w:val="18"/>
+                <w:szCs w:val="18"/>
+              </w:rPr>
+              <w:t>Diseño de interfaces principales y flujos de usuario</w:t>
+            </w:r>
+          </w:p>
+        </w:tc>
+        <w:tc>
+          <w:tcPr>
+            <w:tcW w:w="1113" w:type="dxa"/>
+            <w:shd w:val="clear" w:color="auto" w:fill="F2F2F2" w:themeFill="background1" w:themeFillShade="F2"/>
+            <w:vAlign w:val="center"/>
+          </w:tcPr>
+          <w:p>
+            <w:pPr>
+              <w:spacing w:after="0" w:line="240" w:lineRule="auto"/>
+              <w:rPr>
+                <w:color w:val="595959"/>
+                <w:sz w:val="18"/>
+                <w:szCs w:val="18"/>
+              </w:rPr>
+            </w:pPr>
+            <w:r>
+              <w:rPr>
+                <w:rFonts w:ascii="Aptos Narrow" w:hAnsi="Aptos Narrow"/>
+                <w:color w:val="000000"/>
+                <w:sz w:val="18"/>
+                <w:szCs w:val="18"/>
+              </w:rPr>
+              <w:t>Completado</w:t>
+            </w:r>
+          </w:p>
+        </w:tc>
+        <w:tc>
+          <w:tcPr>
+            <w:tcW w:w="1067" w:type="dxa"/>
+            <w:shd w:val="clear" w:color="auto" w:fill="F2F2F2" w:themeFill="background1" w:themeFillShade="F2"/>
+            <w:vAlign w:val="center"/>
+          </w:tcPr>
+          <w:p>
+            <w:pPr>
+              <w:spacing w:after="0" w:line="240" w:lineRule="auto"/>
+              <w:rPr>
+                <w:color w:val="595959"/>
+                <w:sz w:val="18"/>
+                <w:szCs w:val="18"/>
+              </w:rPr>
+            </w:pPr>
+            <w:r>
+              <w:rPr>
+                <w:rFonts w:ascii="Aptos Narrow" w:hAnsi="Aptos Narrow"/>
+                <w:color w:val="000000"/>
+                <w:sz w:val="18"/>
+                <w:szCs w:val="18"/>
+              </w:rPr>
+              <w:t>Sin ajustes</w:t>
+            </w:r>
+          </w:p>
+        </w:tc>
+      </w:tr>
+      <w:tr>
+        <w:tc>
+          <w:tcPr>
+            <w:tcW w:w="1560" w:type="dxa"/>
+            <w:shd w:val="clear" w:color="auto" w:fill="F2F2F2" w:themeFill="background1" w:themeFillShade="F2"/>
+            <w:vAlign w:val="center"/>
+          </w:tcPr>
+          <w:p>
+            <w:pPr>
+              <w:spacing w:after="0" w:line="240" w:lineRule="auto"/>
+              <w:rPr>
+                <w:color w:val="595959"/>
+                <w:sz w:val="18"/>
+                <w:szCs w:val="18"/>
+              </w:rPr>
+            </w:pPr>
+            <w:r>
+              <w:rPr>
+                <w:rFonts w:ascii="Aptos Narrow" w:hAnsi="Aptos Narrow"/>
+                <w:color w:val="000000"/>
+                <w:sz w:val="18"/>
+                <w:szCs w:val="18"/>
+              </w:rPr>
+              <w:t>Gestión de Bases de Datos</w:t>
+            </w:r>
+          </w:p>
+        </w:tc>
+        <w:tc>
+          <w:tcPr>
+            <w:tcW w:w="1448" w:type="dxa"/>
+            <w:shd w:val="clear" w:color="auto" w:fill="F2F2F2" w:themeFill="background1" w:themeFillShade="F2"/>
+            <w:vAlign w:val="center"/>
+          </w:tcPr>
+          <w:p>
+            <w:pPr>
+              <w:spacing w:after="0" w:line="240" w:lineRule="auto"/>
+              <w:rPr>
+                <w:color w:val="595959"/>
+                <w:sz w:val="18"/>
+                <w:szCs w:val="18"/>
+              </w:rPr>
+            </w:pPr>
+            <w:r>
+              <w:rPr>
+                <w:rFonts w:ascii="Aptos Narrow" w:hAnsi="Aptos Narrow"/>
+                <w:color w:val="000000"/>
+                <w:sz w:val="18"/>
+                <w:szCs w:val="18"/>
+              </w:rPr>
+              <w:t xml:space="preserve">Diseño e implementación del modelo </w:t>
             </w:r>
             <w:r>
               <w:rPr>
@@ -2013,13 +2376,14 @@
                 <w:szCs w:val="18"/>
               </w:rPr>
               <w:lastRenderedPageBreak/>
-              <w:t>configuración de metodología SCRUM</w:t>
+              <w:t>relacional de base de datos (35 tablas)</w:t>
             </w:r>
           </w:p>
         </w:tc>
         <w:tc>
           <w:tcPr>
             <w:tcW w:w="1374" w:type="dxa"/>
+            <w:shd w:val="clear" w:color="auto" w:fill="F2F2F2" w:themeFill="background1" w:themeFillShade="F2"/>
             <w:vAlign w:val="center"/>
           </w:tcPr>
           <w:p>
@@ -2039,13 +2403,14 @@
                 <w:szCs w:val="18"/>
               </w:rPr>
               <w:lastRenderedPageBreak/>
-              <w:t>GitHub, Git, metodología SCRUM</w:t>
+              <w:t>PostgreSQL</w:t>
             </w:r>
           </w:p>
         </w:tc>
         <w:tc>
           <w:tcPr>
             <w:tcW w:w="919" w:type="dxa"/>
+            <w:shd w:val="clear" w:color="auto" w:fill="F2F2F2" w:themeFill="background1" w:themeFillShade="F2"/>
             <w:vAlign w:val="center"/>
           </w:tcPr>
           <w:p>
@@ -2071,6 +2436,7 @@
         <w:tc>
           <w:tcPr>
             <w:tcW w:w="1162" w:type="dxa"/>
+            <w:shd w:val="clear" w:color="auto" w:fill="F2F2F2" w:themeFill="background1" w:themeFillShade="F2"/>
             <w:vAlign w:val="center"/>
           </w:tcPr>
           <w:p>
@@ -2089,22 +2455,14 @@
                 <w:sz w:val="18"/>
                 <w:szCs w:val="18"/>
               </w:rPr>
-              <w:t>Matías</w:t>
-            </w:r>
-            <w:r>
-              <w:rPr>
-                <w:rFonts w:ascii="Aptos Narrow" w:hAnsi="Aptos Narrow"/>
-                <w:color w:val="000000"/>
-                <w:sz w:val="18"/>
-                <w:szCs w:val="18"/>
-              </w:rPr>
-              <w:t xml:space="preserve"> Reuque; Juan Silva</w:t>
+              <w:t>Juan Silva</w:t>
             </w:r>
           </w:p>
         </w:tc>
         <w:tc>
           <w:tcPr>
             <w:tcW w:w="1537" w:type="dxa"/>
+            <w:shd w:val="clear" w:color="auto" w:fill="F2F2F2" w:themeFill="background1" w:themeFillShade="F2"/>
             <w:vAlign w:val="center"/>
           </w:tcPr>
           <w:p>
@@ -2123,7 +2481,7 @@
                 <w:sz w:val="18"/>
                 <w:szCs w:val="18"/>
               </w:rPr>
-              <w:t xml:space="preserve">Configuración inicial del repositorio y </w:t>
+              <w:t xml:space="preserve">RUT como PK, sin redundancia geográfica, </w:t>
             </w:r>
             <w:r>
               <w:rPr>
@@ -2133,13 +2491,14 @@
                 <w:szCs w:val="18"/>
               </w:rPr>
               <w:lastRenderedPageBreak/>
-              <w:t>documentación SCRUM completa</w:t>
+              <w:t>género inclusivo, nomenclatura en español</w:t>
             </w:r>
           </w:p>
         </w:tc>
         <w:tc>
           <w:tcPr>
             <w:tcW w:w="1113" w:type="dxa"/>
+            <w:shd w:val="clear" w:color="auto" w:fill="F2F2F2" w:themeFill="background1" w:themeFillShade="F2"/>
             <w:vAlign w:val="center"/>
           </w:tcPr>
           <w:p>
@@ -2166,6 +2525,7 @@
         <w:tc>
           <w:tcPr>
             <w:tcW w:w="1067" w:type="dxa"/>
+            <w:shd w:val="clear" w:color="auto" w:fill="F2F2F2" w:themeFill="background1" w:themeFillShade="F2"/>
             <w:vAlign w:val="center"/>
           </w:tcPr>
           <w:p>
@@ -2184,7 +2544,28 @@
                 <w:sz w:val="18"/>
                 <w:szCs w:val="18"/>
               </w:rPr>
-              <w:t>Sin ajustes</w:t>
+              <w:t xml:space="preserve">Actualizado según </w:t>
+            </w:r>
+            <w:proofErr w:type="spellStart"/>
+            <w:r>
+              <w:rPr>
+                <w:rFonts w:ascii="Aptos Narrow" w:hAnsi="Aptos Narrow"/>
+                <w:color w:val="000000"/>
+                <w:sz w:val="18"/>
+                <w:szCs w:val="18"/>
+              </w:rPr>
+              <w:lastRenderedPageBreak/>
+              <w:t>feedback</w:t>
+            </w:r>
+            <w:proofErr w:type="spellEnd"/>
+            <w:r>
+              <w:rPr>
+                <w:rFonts w:ascii="Aptos Narrow" w:hAnsi="Aptos Narrow"/>
+                <w:color w:val="000000"/>
+                <w:sz w:val="18"/>
+                <w:szCs w:val="18"/>
+              </w:rPr>
+              <w:t xml:space="preserve"> profesores</w:t>
             </w:r>
           </w:p>
         </w:tc>
@@ -2193,6 +2574,7 @@
         <w:tc>
           <w:tcPr>
             <w:tcW w:w="1560" w:type="dxa"/>
+            <w:shd w:val="clear" w:color="auto" w:fill="F2F2F2" w:themeFill="background1" w:themeFillShade="F2"/>
             <w:vAlign w:val="center"/>
           </w:tcPr>
           <w:p>
@@ -2211,13 +2593,15 @@
                 <w:sz w:val="18"/>
                 <w:szCs w:val="18"/>
               </w:rPr>
-              <w:t>Ingeniería de Requisitos</w:t>
+              <w:lastRenderedPageBreak/>
+              <w:t>Desarrollo de Software de Calidad</w:t>
             </w:r>
           </w:p>
         </w:tc>
         <w:tc>
           <w:tcPr>
             <w:tcW w:w="1448" w:type="dxa"/>
+            <w:shd w:val="clear" w:color="auto" w:fill="F2F2F2" w:themeFill="background1" w:themeFillShade="F2"/>
             <w:vAlign w:val="center"/>
           </w:tcPr>
           <w:p>
@@ -2236,13 +2620,54 @@
                 <w:sz w:val="18"/>
                 <w:szCs w:val="18"/>
               </w:rPr>
-              <w:t>Levantamiento y documentación de requerimientos funcionales (90 RF) organizados en 11 épicas</w:t>
+              <w:t xml:space="preserve">Integración del </w:t>
+            </w:r>
+            <w:proofErr w:type="spellStart"/>
+            <w:r>
+              <w:rPr>
+                <w:rFonts w:ascii="Aptos Narrow" w:hAnsi="Aptos Narrow"/>
+                <w:color w:val="000000"/>
+                <w:sz w:val="18"/>
+                <w:szCs w:val="18"/>
+              </w:rPr>
+              <w:t>stack</w:t>
+            </w:r>
+            <w:proofErr w:type="spellEnd"/>
+            <w:r>
+              <w:rPr>
+                <w:rFonts w:ascii="Aptos Narrow" w:hAnsi="Aptos Narrow"/>
+                <w:color w:val="000000"/>
+                <w:sz w:val="18"/>
+                <w:szCs w:val="18"/>
+              </w:rPr>
+              <w:t xml:space="preserve"> tecnológico completo (Django, </w:t>
+            </w:r>
+            <w:proofErr w:type="spellStart"/>
+            <w:r>
+              <w:rPr>
+                <w:rFonts w:ascii="Aptos Narrow" w:hAnsi="Aptos Narrow"/>
+                <w:color w:val="000000"/>
+                <w:sz w:val="18"/>
+                <w:szCs w:val="18"/>
+              </w:rPr>
+              <w:t>React</w:t>
+            </w:r>
+            <w:proofErr w:type="spellEnd"/>
+            <w:r>
+              <w:rPr>
+                <w:rFonts w:ascii="Aptos Narrow" w:hAnsi="Aptos Narrow"/>
+                <w:color w:val="000000"/>
+                <w:sz w:val="18"/>
+                <w:szCs w:val="18"/>
+              </w:rPr>
+              <w:t>, PostgreSQL, Docker)</w:t>
             </w:r>
           </w:p>
         </w:tc>
         <w:tc>
           <w:tcPr>
             <w:tcW w:w="1374" w:type="dxa"/>
+            <w:shd w:val="clear" w:color="auto" w:fill="F2F2F2" w:themeFill="background1" w:themeFillShade="F2"/>
             <w:vAlign w:val="center"/>
           </w:tcPr>
           <w:p>
@@ -2252,22 +2677,25 @@
                 <w:color w:val="595959"/>
                 <w:sz w:val="18"/>
                 <w:szCs w:val="18"/>
-              </w:rPr>
-            </w:pPr>
-            <w:r>
-              <w:rPr>
-                <w:rFonts w:ascii="Aptos Narrow" w:hAnsi="Aptos Narrow"/>
-                <w:color w:val="000000"/>
-                <w:sz w:val="18"/>
-                <w:szCs w:val="18"/>
-              </w:rPr>
-              <w:t>Documentación académica, matriz de requerimientos</w:t>
+                <w:lang w:val="en-US"/>
+              </w:rPr>
+            </w:pPr>
+            <w:r>
+              <w:rPr>
+                <w:rFonts w:ascii="Aptos Narrow" w:hAnsi="Aptos Narrow"/>
+                <w:color w:val="000000"/>
+                <w:sz w:val="18"/>
+                <w:szCs w:val="18"/>
+                <w:lang w:val="en-US"/>
+              </w:rPr>
+              <w:t>Django, React, TypeScript, PostgreSQL, Docker</w:t>
             </w:r>
           </w:p>
         </w:tc>
         <w:tc>
           <w:tcPr>
             <w:tcW w:w="919" w:type="dxa"/>
+            <w:shd w:val="clear" w:color="auto" w:fill="F2F2F2" w:themeFill="background1" w:themeFillShade="F2"/>
             <w:vAlign w:val="center"/>
           </w:tcPr>
           <w:p>
@@ -2286,13 +2714,14 @@
                 <w:sz w:val="18"/>
                 <w:szCs w:val="18"/>
               </w:rPr>
-              <w:t>10 días</w:t>
+              <w:t>3 días</w:t>
             </w:r>
           </w:p>
         </w:tc>
         <w:tc>
           <w:tcPr>
             <w:tcW w:w="1162" w:type="dxa"/>
+            <w:shd w:val="clear" w:color="auto" w:fill="F2F2F2" w:themeFill="background1" w:themeFillShade="F2"/>
             <w:vAlign w:val="center"/>
           </w:tcPr>
           <w:p>
@@ -2336,6 +2765,7 @@
         <w:tc>
           <w:tcPr>
             <w:tcW w:w="1537" w:type="dxa"/>
+            <w:shd w:val="clear" w:color="auto" w:fill="F2F2F2" w:themeFill="background1" w:themeFillShade="F2"/>
             <w:vAlign w:val="center"/>
           </w:tcPr>
           <w:p>
@@ -2354,13 +2784,14 @@
                 <w:sz w:val="18"/>
                 <w:szCs w:val="18"/>
               </w:rPr>
-              <w:t>Incluye análisis de retroalimentación y ajustes críticos al modelo de datos</w:t>
+              <w:t>Configuración de desarrollo y producción</w:t>
             </w:r>
           </w:p>
         </w:tc>
         <w:tc>
           <w:tcPr>
             <w:tcW w:w="1113" w:type="dxa"/>
+            <w:shd w:val="clear" w:color="auto" w:fill="F2F2F2" w:themeFill="background1" w:themeFillShade="F2"/>
             <w:vAlign w:val="center"/>
           </w:tcPr>
           <w:p>
@@ -2386,6 +2817,7 @@
         <w:tc>
           <w:tcPr>
             <w:tcW w:w="1067" w:type="dxa"/>
+            <w:shd w:val="clear" w:color="auto" w:fill="F2F2F2" w:themeFill="background1" w:themeFillShade="F2"/>
             <w:vAlign w:val="center"/>
           </w:tcPr>
           <w:p>
@@ -2404,7 +2836,7 @@
                 <w:sz w:val="18"/>
                 <w:szCs w:val="18"/>
               </w:rPr>
-              <w:t>Cambios aplicados</w:t>
+              <w:t>Sin ajustes</w:t>
             </w:r>
           </w:p>
         </w:tc>
@@ -2413,6 +2845,7 @@
         <w:tc>
           <w:tcPr>
             <w:tcW w:w="1560" w:type="dxa"/>
+            <w:shd w:val="clear" w:color="auto" w:fill="F2F2F2" w:themeFill="background1" w:themeFillShade="F2"/>
             <w:vAlign w:val="center"/>
           </w:tcPr>
           <w:p>
@@ -2438,6 +2871,7 @@
         <w:tc>
           <w:tcPr>
             <w:tcW w:w="1448" w:type="dxa"/>
+            <w:shd w:val="clear" w:color="auto" w:fill="F2F2F2" w:themeFill="background1" w:themeFillShade="F2"/>
             <w:vAlign w:val="center"/>
           </w:tcPr>
           <w:p>
@@ -2456,7 +2890,7 @@
                 <w:sz w:val="18"/>
                 <w:szCs w:val="18"/>
               </w:rPr>
-              <w:t xml:space="preserve">Diseño de mockups en </w:t>
+              <w:t xml:space="preserve">Implementación de sistema de autenticación </w:t>
             </w:r>
             <w:proofErr w:type="spellStart"/>
             <w:r>
@@ -2466,7 +2900,7 @@
                 <w:sz w:val="18"/>
                 <w:szCs w:val="18"/>
               </w:rPr>
-              <w:t>Figma</w:t>
+              <w:t>multi-rol</w:t>
             </w:r>
             <w:proofErr w:type="spellEnd"/>
             <w:r>
@@ -2476,13 +2910,14 @@
                 <w:sz w:val="18"/>
                 <w:szCs w:val="18"/>
               </w:rPr>
-              <w:t xml:space="preserve"> y arquitectura del sistema</w:t>
+              <w:t xml:space="preserve"> con JWT</w:t>
             </w:r>
           </w:p>
         </w:tc>
         <w:tc>
           <w:tcPr>
             <w:tcW w:w="1374" w:type="dxa"/>
+            <w:shd w:val="clear" w:color="auto" w:fill="F2F2F2" w:themeFill="background1" w:themeFillShade="F2"/>
             <w:vAlign w:val="center"/>
           </w:tcPr>
           <w:p>
@@ -2494,6 +2929,15 @@
                 <w:szCs w:val="18"/>
               </w:rPr>
             </w:pPr>
+            <w:r>
+              <w:rPr>
+                <w:rFonts w:ascii="Aptos Narrow" w:hAnsi="Aptos Narrow"/>
+                <w:color w:val="000000"/>
+                <w:sz w:val="18"/>
+                <w:szCs w:val="18"/>
+              </w:rPr>
+              <w:t xml:space="preserve">Django </w:t>
+            </w:r>
             <w:proofErr w:type="spellStart"/>
             <w:r>
               <w:rPr>
@@ -2502,7 +2946,7 @@
                 <w:sz w:val="18"/>
                 <w:szCs w:val="18"/>
               </w:rPr>
-              <w:t>Figma</w:t>
+              <w:t>Auth</w:t>
             </w:r>
             <w:proofErr w:type="spellEnd"/>
             <w:r>
@@ -2512,13 +2956,25 @@
                 <w:sz w:val="18"/>
                 <w:szCs w:val="18"/>
               </w:rPr>
-              <w:t>, diagramas UML</w:t>
-            </w:r>
+              <w:t xml:space="preserve">, JWT, </w:t>
+            </w:r>
+            <w:proofErr w:type="spellStart"/>
+            <w:r>
+              <w:rPr>
+                <w:rFonts w:ascii="Aptos Narrow" w:hAnsi="Aptos Narrow"/>
+                <w:color w:val="000000"/>
+                <w:sz w:val="18"/>
+                <w:szCs w:val="18"/>
+              </w:rPr>
+              <w:t>React</w:t>
+            </w:r>
+            <w:proofErr w:type="spellEnd"/>
           </w:p>
         </w:tc>
         <w:tc>
           <w:tcPr>
             <w:tcW w:w="919" w:type="dxa"/>
+            <w:shd w:val="clear" w:color="auto" w:fill="F2F2F2" w:themeFill="background1" w:themeFillShade="F2"/>
             <w:vAlign w:val="center"/>
           </w:tcPr>
           <w:p>
@@ -2537,13 +2993,14 @@
                 <w:sz w:val="18"/>
                 <w:szCs w:val="18"/>
               </w:rPr>
-              <w:t>5 días</w:t>
+              <w:t>3 días</w:t>
             </w:r>
           </w:p>
         </w:tc>
         <w:tc>
           <w:tcPr>
             <w:tcW w:w="1162" w:type="dxa"/>
+            <w:shd w:val="clear" w:color="auto" w:fill="F2F2F2" w:themeFill="background1" w:themeFillShade="F2"/>
             <w:vAlign w:val="center"/>
           </w:tcPr>
           <w:p>
@@ -2562,31 +3019,14 @@
                 <w:sz w:val="18"/>
                 <w:szCs w:val="18"/>
               </w:rPr>
-              <w:t xml:space="preserve">Juan Silva; </w:t>
-            </w:r>
-            <w:r>
-              <w:rPr>
-                <w:rFonts w:ascii="Aptos Narrow" w:hAnsi="Aptos Narrow"/>
-                <w:color w:val="000000"/>
-                <w:sz w:val="18"/>
-                <w:szCs w:val="18"/>
-              </w:rPr>
-              <w:t>Matías</w:t>
-            </w:r>
-            <w:r>
-              <w:rPr>
-                <w:rFonts w:ascii="Aptos Narrow" w:hAnsi="Aptos Narrow"/>
-                <w:color w:val="000000"/>
-                <w:sz w:val="18"/>
-                <w:szCs w:val="18"/>
-              </w:rPr>
-              <w:t xml:space="preserve"> Reuque</w:t>
+              <w:t>Juan Silva</w:t>
             </w:r>
           </w:p>
         </w:tc>
         <w:tc>
           <w:tcPr>
             <w:tcW w:w="1537" w:type="dxa"/>
+            <w:shd w:val="clear" w:color="auto" w:fill="F2F2F2" w:themeFill="background1" w:themeFillShade="F2"/>
             <w:vAlign w:val="center"/>
           </w:tcPr>
           <w:p>
@@ -2605,13 +3045,14 @@
                 <w:sz w:val="18"/>
                 <w:szCs w:val="18"/>
               </w:rPr>
-              <w:t>Diseño de interfaces principales y flujos de usuario</w:t>
+              <w:t>4 roles: Cliente, Profesional, Administrador, Verificador</w:t>
             </w:r>
           </w:p>
         </w:tc>
         <w:tc>
           <w:tcPr>
             <w:tcW w:w="1113" w:type="dxa"/>
+            <w:shd w:val="clear" w:color="auto" w:fill="F2F2F2" w:themeFill="background1" w:themeFillShade="F2"/>
             <w:vAlign w:val="center"/>
           </w:tcPr>
           <w:p>
@@ -2637,6 +3078,7 @@
         <w:tc>
           <w:tcPr>
             <w:tcW w:w="1067" w:type="dxa"/>
+            <w:shd w:val="clear" w:color="auto" w:fill="F2F2F2" w:themeFill="background1" w:themeFillShade="F2"/>
             <w:vAlign w:val="center"/>
           </w:tcPr>
           <w:p>
@@ -2664,157 +3106,186 @@
         <w:tc>
           <w:tcPr>
             <w:tcW w:w="1560" w:type="dxa"/>
-            <w:vAlign w:val="center"/>
-          </w:tcPr>
-          <w:p>
-            <w:pPr>
-              <w:spacing w:after="0" w:line="240" w:lineRule="auto"/>
-              <w:rPr>
-                <w:color w:val="595959"/>
-                <w:sz w:val="18"/>
-                <w:szCs w:val="18"/>
-              </w:rPr>
-            </w:pPr>
-            <w:r>
-              <w:rPr>
-                <w:rFonts w:ascii="Aptos Narrow" w:hAnsi="Aptos Narrow"/>
-                <w:color w:val="000000"/>
-                <w:sz w:val="18"/>
-                <w:szCs w:val="18"/>
-              </w:rPr>
-              <w:t>Gestión de Bases de Datos</w:t>
+            <w:shd w:val="clear" w:color="auto" w:fill="DEEAF6" w:themeFill="accent5" w:themeFillTint="33"/>
+          </w:tcPr>
+          <w:p>
+            <w:pPr>
+              <w:spacing w:after="0" w:line="240" w:lineRule="auto"/>
+              <w:rPr>
+                <w:color w:val="595959"/>
+                <w:sz w:val="18"/>
+                <w:szCs w:val="18"/>
+              </w:rPr>
+            </w:pPr>
+            <w:r>
+              <w:rPr>
+                <w:rFonts w:ascii="Aptos Narrow" w:hAnsi="Aptos Narrow"/>
+                <w:color w:val="000000"/>
+                <w:sz w:val="18"/>
+                <w:szCs w:val="18"/>
+              </w:rPr>
+              <w:t>Desarrollo de Software de Calidad</w:t>
             </w:r>
           </w:p>
         </w:tc>
         <w:tc>
           <w:tcPr>
             <w:tcW w:w="1448" w:type="dxa"/>
-            <w:vAlign w:val="center"/>
-          </w:tcPr>
-          <w:p>
-            <w:pPr>
-              <w:spacing w:after="0" w:line="240" w:lineRule="auto"/>
-              <w:rPr>
-                <w:color w:val="595959"/>
-                <w:sz w:val="18"/>
-                <w:szCs w:val="18"/>
-              </w:rPr>
-            </w:pPr>
-            <w:r>
-              <w:rPr>
-                <w:rFonts w:ascii="Aptos Narrow" w:hAnsi="Aptos Narrow"/>
-                <w:color w:val="000000"/>
-                <w:sz w:val="18"/>
-                <w:szCs w:val="18"/>
-              </w:rPr>
-              <w:t>Diseño e implementación del modelo relacional de base de datos (35 tablas)</w:t>
+            <w:shd w:val="clear" w:color="auto" w:fill="DEEAF6" w:themeFill="accent5" w:themeFillTint="33"/>
+          </w:tcPr>
+          <w:p>
+            <w:pPr>
+              <w:spacing w:after="0" w:line="240" w:lineRule="auto"/>
+              <w:rPr>
+                <w:color w:val="595959"/>
+                <w:sz w:val="18"/>
+                <w:szCs w:val="18"/>
+              </w:rPr>
+            </w:pPr>
+            <w:r>
+              <w:rPr>
+                <w:rFonts w:ascii="Aptos Narrow" w:hAnsi="Aptos Narrow"/>
+                <w:color w:val="000000"/>
+                <w:sz w:val="18"/>
+                <w:szCs w:val="18"/>
+              </w:rPr>
+              <w:t>Desarrollo de sistema de múltiples servicios y verificación diferenciada</w:t>
             </w:r>
           </w:p>
         </w:tc>
         <w:tc>
           <w:tcPr>
             <w:tcW w:w="1374" w:type="dxa"/>
-            <w:vAlign w:val="center"/>
-          </w:tcPr>
-          <w:p>
-            <w:pPr>
-              <w:spacing w:after="0" w:line="240" w:lineRule="auto"/>
-              <w:rPr>
-                <w:color w:val="595959"/>
-                <w:sz w:val="18"/>
-                <w:szCs w:val="18"/>
-              </w:rPr>
-            </w:pPr>
-            <w:r>
-              <w:rPr>
-                <w:rFonts w:ascii="Aptos Narrow" w:hAnsi="Aptos Narrow"/>
-                <w:color w:val="000000"/>
-                <w:sz w:val="18"/>
-                <w:szCs w:val="18"/>
-              </w:rPr>
-              <w:t>PostgreSQL</w:t>
-            </w:r>
+            <w:shd w:val="clear" w:color="auto" w:fill="DEEAF6" w:themeFill="accent5" w:themeFillTint="33"/>
+          </w:tcPr>
+          <w:p>
+            <w:pPr>
+              <w:spacing w:after="0" w:line="240" w:lineRule="auto"/>
+              <w:rPr>
+                <w:color w:val="595959"/>
+                <w:sz w:val="18"/>
+                <w:szCs w:val="18"/>
+              </w:rPr>
+            </w:pPr>
+            <w:r>
+              <w:rPr>
+                <w:rFonts w:ascii="Aptos Narrow" w:hAnsi="Aptos Narrow"/>
+                <w:color w:val="000000"/>
+                <w:sz w:val="18"/>
+                <w:szCs w:val="18"/>
+              </w:rPr>
+              <w:t xml:space="preserve">Django REST API, </w:t>
+            </w:r>
+            <w:proofErr w:type="spellStart"/>
+            <w:r>
+              <w:rPr>
+                <w:rFonts w:ascii="Aptos Narrow" w:hAnsi="Aptos Narrow"/>
+                <w:color w:val="000000"/>
+                <w:sz w:val="18"/>
+                <w:szCs w:val="18"/>
+              </w:rPr>
+              <w:t>React</w:t>
+            </w:r>
+            <w:proofErr w:type="spellEnd"/>
           </w:p>
         </w:tc>
         <w:tc>
           <w:tcPr>
             <w:tcW w:w="919" w:type="dxa"/>
-            <w:vAlign w:val="center"/>
-          </w:tcPr>
-          <w:p>
-            <w:pPr>
-              <w:spacing w:after="0" w:line="240" w:lineRule="auto"/>
-              <w:rPr>
-                <w:color w:val="595959"/>
-                <w:sz w:val="18"/>
-                <w:szCs w:val="18"/>
-              </w:rPr>
-            </w:pPr>
-            <w:r>
-              <w:rPr>
-                <w:rFonts w:ascii="Aptos Narrow" w:hAnsi="Aptos Narrow"/>
-                <w:color w:val="000000"/>
-                <w:sz w:val="18"/>
-                <w:szCs w:val="18"/>
-              </w:rPr>
-              <w:t>5 días</w:t>
+            <w:shd w:val="clear" w:color="auto" w:fill="DEEAF6" w:themeFill="accent5" w:themeFillTint="33"/>
+          </w:tcPr>
+          <w:p>
+            <w:pPr>
+              <w:spacing w:after="0" w:line="240" w:lineRule="auto"/>
+              <w:rPr>
+                <w:color w:val="595959"/>
+                <w:sz w:val="18"/>
+                <w:szCs w:val="18"/>
+              </w:rPr>
+            </w:pPr>
+            <w:r>
+              <w:rPr>
+                <w:rFonts w:ascii="Aptos Narrow" w:hAnsi="Aptos Narrow"/>
+                <w:color w:val="000000"/>
+                <w:sz w:val="18"/>
+                <w:szCs w:val="18"/>
+              </w:rPr>
+              <w:t>10 días</w:t>
             </w:r>
           </w:p>
         </w:tc>
         <w:tc>
           <w:tcPr>
             <w:tcW w:w="1162" w:type="dxa"/>
-            <w:vAlign w:val="center"/>
-          </w:tcPr>
-          <w:p>
-            <w:pPr>
-              <w:spacing w:after="0" w:line="240" w:lineRule="auto"/>
-              <w:rPr>
-                <w:color w:val="595959"/>
-                <w:sz w:val="18"/>
-                <w:szCs w:val="18"/>
-              </w:rPr>
-            </w:pPr>
-            <w:r>
-              <w:rPr>
-                <w:rFonts w:ascii="Aptos Narrow" w:hAnsi="Aptos Narrow"/>
-                <w:color w:val="000000"/>
-                <w:sz w:val="18"/>
-                <w:szCs w:val="18"/>
-              </w:rPr>
-              <w:t>Juan Silva</w:t>
+            <w:shd w:val="clear" w:color="auto" w:fill="DEEAF6" w:themeFill="accent5" w:themeFillTint="33"/>
+          </w:tcPr>
+          <w:p>
+            <w:pPr>
+              <w:spacing w:after="0" w:line="240" w:lineRule="auto"/>
+              <w:rPr>
+                <w:color w:val="595959"/>
+                <w:sz w:val="18"/>
+                <w:szCs w:val="18"/>
+              </w:rPr>
+            </w:pPr>
+            <w:r>
+              <w:rPr>
+                <w:rFonts w:ascii="Aptos Narrow" w:hAnsi="Aptos Narrow"/>
+                <w:color w:val="000000"/>
+                <w:sz w:val="18"/>
+                <w:szCs w:val="18"/>
+              </w:rPr>
+              <w:t xml:space="preserve">Juan Silva; </w:t>
+            </w:r>
+            <w:r>
+              <w:rPr>
+                <w:rFonts w:ascii="Aptos Narrow" w:hAnsi="Aptos Narrow"/>
+                <w:color w:val="000000"/>
+                <w:sz w:val="18"/>
+                <w:szCs w:val="18"/>
+              </w:rPr>
+              <w:t>Matías</w:t>
+            </w:r>
+            <w:r>
+              <w:rPr>
+                <w:rFonts w:ascii="Aptos Narrow" w:hAnsi="Aptos Narrow"/>
+                <w:color w:val="000000"/>
+                <w:sz w:val="18"/>
+                <w:szCs w:val="18"/>
+              </w:rPr>
+              <w:t xml:space="preserve"> Reuque</w:t>
             </w:r>
           </w:p>
         </w:tc>
         <w:tc>
           <w:tcPr>
             <w:tcW w:w="1537" w:type="dxa"/>
-            <w:vAlign w:val="center"/>
-          </w:tcPr>
-          <w:p>
-            <w:pPr>
-              <w:spacing w:after="0" w:line="240" w:lineRule="auto"/>
-              <w:rPr>
-                <w:color w:val="595959"/>
-                <w:sz w:val="18"/>
-                <w:szCs w:val="18"/>
-              </w:rPr>
-            </w:pPr>
-            <w:r>
-              <w:rPr>
-                <w:rFonts w:ascii="Aptos Narrow" w:hAnsi="Aptos Narrow"/>
-                <w:color w:val="000000"/>
-                <w:sz w:val="18"/>
-                <w:szCs w:val="18"/>
-              </w:rPr>
-              <w:t>RUT como PK, sin redundancia geográfica, género inclusivo, nomenclatura en español</w:t>
+            <w:shd w:val="clear" w:color="auto" w:fill="DEEAF6" w:themeFill="accent5" w:themeFillTint="33"/>
+          </w:tcPr>
+          <w:p>
+            <w:pPr>
+              <w:spacing w:after="0" w:line="240" w:lineRule="auto"/>
+              <w:rPr>
+                <w:color w:val="595959"/>
+                <w:sz w:val="18"/>
+                <w:szCs w:val="18"/>
+              </w:rPr>
+            </w:pPr>
+            <w:r>
+              <w:rPr>
+                <w:rFonts w:ascii="Aptos Narrow" w:hAnsi="Aptos Narrow"/>
+                <w:color w:val="000000"/>
+                <w:sz w:val="18"/>
+                <w:szCs w:val="18"/>
+              </w:rPr>
+              <w:t>Hasta 3 servicios por profesional, verificación de antecedentes y experiencia</w:t>
             </w:r>
           </w:p>
         </w:tc>
         <w:tc>
           <w:tcPr>
             <w:tcW w:w="1113" w:type="dxa"/>
-            <w:vAlign w:val="center"/>
+            <w:shd w:val="clear" w:color="auto" w:fill="DEEAF6" w:themeFill="accent5" w:themeFillTint="33"/>
           </w:tcPr>
           <w:p>
             <w:pPr>
@@ -2839,45 +3310,25 @@
         <w:tc>
           <w:tcPr>
             <w:tcW w:w="1067" w:type="dxa"/>
-            <w:vAlign w:val="center"/>
-          </w:tcPr>
-          <w:p>
-            <w:pPr>
-              <w:spacing w:after="0" w:line="240" w:lineRule="auto"/>
-              <w:rPr>
-                <w:color w:val="595959"/>
-                <w:sz w:val="18"/>
-                <w:szCs w:val="18"/>
-              </w:rPr>
-            </w:pPr>
-            <w:r>
-              <w:rPr>
-                <w:rFonts w:ascii="Aptos Narrow" w:hAnsi="Aptos Narrow"/>
-                <w:color w:val="000000"/>
-                <w:sz w:val="18"/>
-                <w:szCs w:val="18"/>
-              </w:rPr>
-              <w:t xml:space="preserve">Actualizado según </w:t>
-            </w:r>
-            <w:proofErr w:type="spellStart"/>
-            <w:r>
-              <w:rPr>
-                <w:rFonts w:ascii="Aptos Narrow" w:hAnsi="Aptos Narrow"/>
-                <w:color w:val="000000"/>
-                <w:sz w:val="18"/>
-                <w:szCs w:val="18"/>
-              </w:rPr>
-              <w:t>feedback</w:t>
-            </w:r>
-            <w:proofErr w:type="spellEnd"/>
-            <w:r>
-              <w:rPr>
-                <w:rFonts w:ascii="Aptos Narrow" w:hAnsi="Aptos Narrow"/>
-                <w:color w:val="000000"/>
-                <w:sz w:val="18"/>
-                <w:szCs w:val="18"/>
-              </w:rPr>
-              <w:t xml:space="preserve"> profesores</w:t>
+            <w:shd w:val="clear" w:color="auto" w:fill="DEEAF6" w:themeFill="accent5" w:themeFillTint="33"/>
+          </w:tcPr>
+          <w:p>
+            <w:pPr>
+              <w:spacing w:after="0" w:line="240" w:lineRule="auto"/>
+              <w:rPr>
+                <w:color w:val="595959"/>
+                <w:sz w:val="18"/>
+                <w:szCs w:val="18"/>
+              </w:rPr>
+            </w:pPr>
+            <w:r>
+              <w:rPr>
+                <w:rFonts w:ascii="Aptos Narrow" w:hAnsi="Aptos Narrow"/>
+                <w:color w:val="000000"/>
+                <w:sz w:val="18"/>
+                <w:szCs w:val="18"/>
+              </w:rPr>
+              <w:t>Se ajustaron plazos para alinear esta funcionalidad con la integración de pagos y el módulo de BI.</w:t>
             </w:r>
           </w:p>
         </w:tc>
@@ -2886,50 +3337,52 @@
         <w:tc>
           <w:tcPr>
             <w:tcW w:w="1560" w:type="dxa"/>
-            <w:vAlign w:val="center"/>
-          </w:tcPr>
-          <w:p>
-            <w:pPr>
-              <w:spacing w:after="0" w:line="240" w:lineRule="auto"/>
-              <w:rPr>
-                <w:color w:val="595959"/>
-                <w:sz w:val="18"/>
-                <w:szCs w:val="18"/>
-              </w:rPr>
-            </w:pPr>
-            <w:r>
-              <w:rPr>
-                <w:rFonts w:ascii="Aptos Narrow" w:hAnsi="Aptos Narrow"/>
-                <w:color w:val="000000"/>
-                <w:sz w:val="18"/>
-                <w:szCs w:val="18"/>
-              </w:rPr>
-              <w:t>Desarrollo de Software de Calidad</w:t>
+            <w:shd w:val="clear" w:color="auto" w:fill="DEEAF6" w:themeFill="accent5" w:themeFillTint="33"/>
+            <w:vAlign w:val="bottom"/>
+          </w:tcPr>
+          <w:p>
+            <w:pPr>
+              <w:spacing w:after="0" w:line="240" w:lineRule="auto"/>
+              <w:rPr>
+                <w:color w:val="595959"/>
+                <w:sz w:val="18"/>
+                <w:szCs w:val="18"/>
+              </w:rPr>
+            </w:pPr>
+            <w:r>
+              <w:rPr>
+                <w:rFonts w:ascii="Aptos Narrow" w:hAnsi="Aptos Narrow"/>
+                <w:color w:val="000000"/>
+                <w:sz w:val="18"/>
+                <w:szCs w:val="18"/>
+              </w:rPr>
+              <w:t>Diseño de Soluciones de Software</w:t>
             </w:r>
           </w:p>
         </w:tc>
         <w:tc>
           <w:tcPr>
             <w:tcW w:w="1448" w:type="dxa"/>
-            <w:vAlign w:val="center"/>
-          </w:tcPr>
-          <w:p>
-            <w:pPr>
-              <w:spacing w:after="0" w:line="240" w:lineRule="auto"/>
-              <w:rPr>
-                <w:color w:val="595959"/>
-                <w:sz w:val="18"/>
-                <w:szCs w:val="18"/>
-              </w:rPr>
-            </w:pPr>
-            <w:r>
-              <w:rPr>
-                <w:rFonts w:ascii="Aptos Narrow" w:hAnsi="Aptos Narrow"/>
-                <w:color w:val="000000"/>
-                <w:sz w:val="18"/>
-                <w:szCs w:val="18"/>
-              </w:rPr>
-              <w:t xml:space="preserve">Integración del </w:t>
+            <w:shd w:val="clear" w:color="auto" w:fill="DEEAF6" w:themeFill="accent5" w:themeFillTint="33"/>
+            <w:vAlign w:val="bottom"/>
+          </w:tcPr>
+          <w:p>
+            <w:pPr>
+              <w:spacing w:after="0" w:line="240" w:lineRule="auto"/>
+              <w:rPr>
+                <w:color w:val="595959"/>
+                <w:sz w:val="18"/>
+                <w:szCs w:val="18"/>
+              </w:rPr>
+            </w:pPr>
+            <w:r>
+              <w:rPr>
+                <w:rFonts w:ascii="Aptos Narrow" w:hAnsi="Aptos Narrow"/>
+                <w:color w:val="000000"/>
+                <w:sz w:val="18"/>
+                <w:szCs w:val="18"/>
+              </w:rPr>
+              <w:t xml:space="preserve">Integración completa con pasarela de pagos </w:t>
             </w:r>
             <w:proofErr w:type="spellStart"/>
             <w:r>
@@ -2939,18 +3392,26 @@
                 <w:sz w:val="18"/>
                 <w:szCs w:val="18"/>
               </w:rPr>
-              <w:t>stack</w:t>
+              <w:t>MercadoPago</w:t>
             </w:r>
             <w:proofErr w:type="spellEnd"/>
-            <w:r>
-              <w:rPr>
-                <w:rFonts w:ascii="Aptos Narrow" w:hAnsi="Aptos Narrow"/>
-                <w:color w:val="000000"/>
-                <w:sz w:val="18"/>
-                <w:szCs w:val="18"/>
-              </w:rPr>
-              <w:t xml:space="preserve"> tecnológico completo (Django, </w:t>
-            </w:r>
+          </w:p>
+        </w:tc>
+        <w:tc>
+          <w:tcPr>
+            <w:tcW w:w="1374" w:type="dxa"/>
+            <w:shd w:val="clear" w:color="auto" w:fill="DEEAF6" w:themeFill="accent5" w:themeFillTint="33"/>
+            <w:vAlign w:val="bottom"/>
+          </w:tcPr>
+          <w:p>
+            <w:pPr>
+              <w:spacing w:after="0" w:line="240" w:lineRule="auto"/>
+              <w:rPr>
+                <w:color w:val="595959"/>
+                <w:sz w:val="18"/>
+                <w:szCs w:val="18"/>
+              </w:rPr>
+            </w:pPr>
             <w:proofErr w:type="spellStart"/>
             <w:r>
               <w:rPr>
@@ -2959,7 +3420,7 @@
                 <w:sz w:val="18"/>
                 <w:szCs w:val="18"/>
               </w:rPr>
-              <w:t>React</w:t>
+              <w:t>MercadoPago</w:t>
             </w:r>
             <w:proofErr w:type="spellEnd"/>
             <w:r>
@@ -2969,85 +3430,62 @@
                 <w:sz w:val="18"/>
                 <w:szCs w:val="18"/>
               </w:rPr>
-              <w:t>, PostgreSQL, Docker)</w:t>
-            </w:r>
-          </w:p>
-        </w:tc>
-        <w:tc>
-          <w:tcPr>
-            <w:tcW w:w="1374" w:type="dxa"/>
-            <w:vAlign w:val="center"/>
-          </w:tcPr>
-          <w:p>
-            <w:pPr>
-              <w:spacing w:after="0" w:line="240" w:lineRule="auto"/>
-              <w:rPr>
-                <w:color w:val="595959"/>
-                <w:sz w:val="18"/>
-                <w:szCs w:val="18"/>
-                <w:lang w:val="en-US"/>
-              </w:rPr>
-            </w:pPr>
-            <w:r>
-              <w:rPr>
-                <w:rFonts w:ascii="Aptos Narrow" w:hAnsi="Aptos Narrow"/>
-                <w:color w:val="000000"/>
-                <w:sz w:val="18"/>
-                <w:szCs w:val="18"/>
-                <w:lang w:val="en-US"/>
-              </w:rPr>
-              <w:t>Django, React, TypeScript, PostgreSQL, Docker</w:t>
-            </w:r>
+              <w:t xml:space="preserve"> SDK, </w:t>
+            </w:r>
+            <w:proofErr w:type="spellStart"/>
+            <w:r>
+              <w:rPr>
+                <w:rFonts w:ascii="Aptos Narrow" w:hAnsi="Aptos Narrow"/>
+                <w:color w:val="000000"/>
+                <w:sz w:val="18"/>
+                <w:szCs w:val="18"/>
+              </w:rPr>
+              <w:t>webhooks</w:t>
+            </w:r>
+            <w:proofErr w:type="spellEnd"/>
           </w:p>
         </w:tc>
         <w:tc>
           <w:tcPr>
             <w:tcW w:w="919" w:type="dxa"/>
-            <w:vAlign w:val="center"/>
-          </w:tcPr>
-          <w:p>
-            <w:pPr>
-              <w:spacing w:after="0" w:line="240" w:lineRule="auto"/>
-              <w:rPr>
-                <w:color w:val="595959"/>
-                <w:sz w:val="18"/>
-                <w:szCs w:val="18"/>
-              </w:rPr>
-            </w:pPr>
-            <w:r>
-              <w:rPr>
-                <w:rFonts w:ascii="Aptos Narrow" w:hAnsi="Aptos Narrow"/>
-                <w:color w:val="000000"/>
-                <w:sz w:val="18"/>
-                <w:szCs w:val="18"/>
-              </w:rPr>
-              <w:t>3 días</w:t>
+            <w:shd w:val="clear" w:color="auto" w:fill="DEEAF6" w:themeFill="accent5" w:themeFillTint="33"/>
+            <w:vAlign w:val="bottom"/>
+          </w:tcPr>
+          <w:p>
+            <w:pPr>
+              <w:spacing w:after="0" w:line="240" w:lineRule="auto"/>
+              <w:rPr>
+                <w:color w:val="595959"/>
+                <w:sz w:val="18"/>
+                <w:szCs w:val="18"/>
+              </w:rPr>
+            </w:pPr>
+            <w:r>
+              <w:rPr>
+                <w:rFonts w:ascii="Aptos Narrow" w:hAnsi="Aptos Narrow"/>
+                <w:color w:val="000000"/>
+                <w:sz w:val="18"/>
+                <w:szCs w:val="18"/>
+              </w:rPr>
+              <w:t>5 días</w:t>
             </w:r>
           </w:p>
         </w:tc>
         <w:tc>
           <w:tcPr>
             <w:tcW w:w="1162" w:type="dxa"/>
-            <w:vAlign w:val="center"/>
-          </w:tcPr>
-          <w:p>
-            <w:pPr>
-              <w:spacing w:after="0" w:line="240" w:lineRule="auto"/>
-              <w:rPr>
-                <w:color w:val="595959"/>
-                <w:sz w:val="18"/>
-                <w:szCs w:val="18"/>
-              </w:rPr>
-            </w:pPr>
-            <w:r>
-              <w:rPr>
-                <w:rFonts w:ascii="Aptos Narrow" w:hAnsi="Aptos Narrow"/>
-                <w:color w:val="000000"/>
-                <w:sz w:val="18"/>
-                <w:szCs w:val="18"/>
-              </w:rPr>
-              <w:t xml:space="preserve">Juan Silva; </w:t>
-            </w:r>
+            <w:shd w:val="clear" w:color="auto" w:fill="DEEAF6" w:themeFill="accent5" w:themeFillTint="33"/>
+            <w:vAlign w:val="bottom"/>
+          </w:tcPr>
+          <w:p>
+            <w:pPr>
+              <w:spacing w:after="0" w:line="240" w:lineRule="auto"/>
+              <w:rPr>
+                <w:color w:val="595959"/>
+                <w:sz w:val="18"/>
+                <w:szCs w:val="18"/>
+              </w:rPr>
+            </w:pPr>
             <w:r>
               <w:rPr>
                 <w:rFonts w:ascii="Aptos Narrow" w:hAnsi="Aptos Narrow"/>
@@ -3071,32 +3509,34 @@
         <w:tc>
           <w:tcPr>
             <w:tcW w:w="1537" w:type="dxa"/>
-            <w:vAlign w:val="center"/>
-          </w:tcPr>
-          <w:p>
-            <w:pPr>
-              <w:spacing w:after="0" w:line="240" w:lineRule="auto"/>
-              <w:rPr>
-                <w:color w:val="595959"/>
-                <w:sz w:val="18"/>
-                <w:szCs w:val="18"/>
-              </w:rPr>
-            </w:pPr>
-            <w:r>
-              <w:rPr>
-                <w:rFonts w:ascii="Aptos Narrow" w:hAnsi="Aptos Narrow"/>
-                <w:color w:val="000000"/>
-                <w:sz w:val="18"/>
-                <w:szCs w:val="18"/>
-              </w:rPr>
-              <w:t>Configuración de desarrollo y producción</w:t>
+            <w:shd w:val="clear" w:color="auto" w:fill="DEEAF6" w:themeFill="accent5" w:themeFillTint="33"/>
+            <w:vAlign w:val="bottom"/>
+          </w:tcPr>
+          <w:p>
+            <w:pPr>
+              <w:spacing w:after="0" w:line="240" w:lineRule="auto"/>
+              <w:rPr>
+                <w:color w:val="595959"/>
+                <w:sz w:val="18"/>
+                <w:szCs w:val="18"/>
+              </w:rPr>
+            </w:pPr>
+            <w:r>
+              <w:rPr>
+                <w:rFonts w:ascii="Aptos Narrow" w:hAnsi="Aptos Narrow"/>
+                <w:color w:val="000000"/>
+                <w:sz w:val="18"/>
+                <w:szCs w:val="18"/>
+              </w:rPr>
+              <w:t>Retención de pagos, liberación automática, comisión 5%</w:t>
             </w:r>
           </w:p>
         </w:tc>
         <w:tc>
           <w:tcPr>
             <w:tcW w:w="1113" w:type="dxa"/>
-            <w:vAlign w:val="center"/>
+            <w:shd w:val="clear" w:color="auto" w:fill="DEEAF6" w:themeFill="accent5" w:themeFillTint="33"/>
+            <w:vAlign w:val="bottom"/>
           </w:tcPr>
           <w:p>
             <w:pPr>
@@ -3121,25 +3561,46 @@
         <w:tc>
           <w:tcPr>
             <w:tcW w:w="1067" w:type="dxa"/>
-            <w:vAlign w:val="center"/>
-          </w:tcPr>
-          <w:p>
-            <w:pPr>
-              <w:spacing w:after="0" w:line="240" w:lineRule="auto"/>
-              <w:rPr>
-                <w:color w:val="595959"/>
-                <w:sz w:val="18"/>
-                <w:szCs w:val="18"/>
-              </w:rPr>
-            </w:pPr>
-            <w:r>
-              <w:rPr>
-                <w:rFonts w:ascii="Aptos Narrow" w:hAnsi="Aptos Narrow"/>
-                <w:color w:val="000000"/>
-                <w:sz w:val="18"/>
-                <w:szCs w:val="18"/>
-              </w:rPr>
-              <w:t>Sin ajustes</w:t>
+            <w:shd w:val="clear" w:color="auto" w:fill="DEEAF6" w:themeFill="accent5" w:themeFillTint="33"/>
+            <w:vAlign w:val="bottom"/>
+          </w:tcPr>
+          <w:p>
+            <w:pPr>
+              <w:spacing w:after="0" w:line="240" w:lineRule="auto"/>
+              <w:rPr>
+                <w:color w:val="595959"/>
+                <w:sz w:val="18"/>
+                <w:szCs w:val="18"/>
+              </w:rPr>
+            </w:pPr>
+            <w:r>
+              <w:rPr>
+                <w:rFonts w:ascii="Aptos Narrow" w:hAnsi="Aptos Narrow"/>
+                <w:color w:val="000000"/>
+                <w:sz w:val="18"/>
+                <w:szCs w:val="18"/>
+              </w:rPr>
+              <w:t xml:space="preserve">Se realizaron pruebas adicionales de </w:t>
+            </w:r>
+            <w:proofErr w:type="spellStart"/>
+            <w:r>
+              <w:rPr>
+                <w:rFonts w:ascii="Aptos Narrow" w:hAnsi="Aptos Narrow"/>
+                <w:color w:val="000000"/>
+                <w:sz w:val="18"/>
+                <w:szCs w:val="18"/>
+              </w:rPr>
+              <w:t>sandbox</w:t>
+            </w:r>
+            <w:proofErr w:type="spellEnd"/>
+            <w:r>
+              <w:rPr>
+                <w:rFonts w:ascii="Aptos Narrow" w:hAnsi="Aptos Narrow"/>
+                <w:color w:val="000000"/>
+                <w:sz w:val="18"/>
+                <w:szCs w:val="18"/>
+              </w:rPr>
+              <w:t xml:space="preserve"> y ajustes en el manejo de estados de pago.</w:t>
             </w:r>
           </w:p>
         </w:tc>
@@ -3148,50 +3609,52 @@
         <w:tc>
           <w:tcPr>
             <w:tcW w:w="1560" w:type="dxa"/>
-            <w:vAlign w:val="center"/>
-          </w:tcPr>
-          <w:p>
-            <w:pPr>
-              <w:spacing w:after="0" w:line="240" w:lineRule="auto"/>
-              <w:rPr>
-                <w:color w:val="595959"/>
-                <w:sz w:val="18"/>
-                <w:szCs w:val="18"/>
-              </w:rPr>
-            </w:pPr>
-            <w:r>
-              <w:rPr>
-                <w:rFonts w:ascii="Aptos Narrow" w:hAnsi="Aptos Narrow"/>
-                <w:color w:val="000000"/>
-                <w:sz w:val="18"/>
-                <w:szCs w:val="18"/>
-              </w:rPr>
-              <w:t>Diseño de Soluciones de Software</w:t>
+            <w:shd w:val="clear" w:color="auto" w:fill="DEEAF6" w:themeFill="accent5" w:themeFillTint="33"/>
+            <w:vAlign w:val="bottom"/>
+          </w:tcPr>
+          <w:p>
+            <w:pPr>
+              <w:spacing w:after="0" w:line="240" w:lineRule="auto"/>
+              <w:rPr>
+                <w:color w:val="595959"/>
+                <w:sz w:val="18"/>
+                <w:szCs w:val="18"/>
+              </w:rPr>
+            </w:pPr>
+            <w:r>
+              <w:rPr>
+                <w:rFonts w:ascii="Aptos Narrow" w:hAnsi="Aptos Narrow"/>
+                <w:color w:val="000000"/>
+                <w:sz w:val="18"/>
+                <w:szCs w:val="18"/>
+              </w:rPr>
+              <w:t>Gestión de Bases de Datos</w:t>
             </w:r>
           </w:p>
         </w:tc>
         <w:tc>
           <w:tcPr>
             <w:tcW w:w="1448" w:type="dxa"/>
-            <w:vAlign w:val="center"/>
-          </w:tcPr>
-          <w:p>
-            <w:pPr>
-              <w:spacing w:after="0" w:line="240" w:lineRule="auto"/>
-              <w:rPr>
-                <w:color w:val="595959"/>
-                <w:sz w:val="18"/>
-                <w:szCs w:val="18"/>
-              </w:rPr>
-            </w:pPr>
-            <w:r>
-              <w:rPr>
-                <w:rFonts w:ascii="Aptos Narrow" w:hAnsi="Aptos Narrow"/>
-                <w:color w:val="000000"/>
-                <w:sz w:val="18"/>
-                <w:szCs w:val="18"/>
-              </w:rPr>
-              <w:t xml:space="preserve">Implementación de sistema de autenticación </w:t>
+            <w:shd w:val="clear" w:color="auto" w:fill="DEEAF6" w:themeFill="accent5" w:themeFillTint="33"/>
+            <w:vAlign w:val="bottom"/>
+          </w:tcPr>
+          <w:p>
+            <w:pPr>
+              <w:spacing w:after="0" w:line="240" w:lineRule="auto"/>
+              <w:rPr>
+                <w:color w:val="595959"/>
+                <w:sz w:val="18"/>
+                <w:szCs w:val="18"/>
+              </w:rPr>
+            </w:pPr>
+            <w:r>
+              <w:rPr>
+                <w:rFonts w:ascii="Aptos Narrow" w:hAnsi="Aptos Narrow"/>
+                <w:color w:val="000000"/>
+                <w:sz w:val="18"/>
+                <w:szCs w:val="18"/>
+              </w:rPr>
+              <w:t xml:space="preserve">Implementación de </w:t>
             </w:r>
             <w:proofErr w:type="spellStart"/>
             <w:r>
@@ -3201,7 +3664,7 @@
                 <w:sz w:val="18"/>
                 <w:szCs w:val="18"/>
               </w:rPr>
-              <w:t>multi-rol</w:t>
+              <w:t>Dashboard</w:t>
             </w:r>
             <w:proofErr w:type="spellEnd"/>
             <w:r>
@@ -3211,33 +3674,25 @@
                 <w:sz w:val="18"/>
                 <w:szCs w:val="18"/>
               </w:rPr>
-              <w:t xml:space="preserve"> con JWT</w:t>
+              <w:t xml:space="preserve"> BI administrativo con métricas en tiempo real</w:t>
             </w:r>
           </w:p>
         </w:tc>
         <w:tc>
           <w:tcPr>
             <w:tcW w:w="1374" w:type="dxa"/>
-            <w:vAlign w:val="center"/>
-          </w:tcPr>
-          <w:p>
-            <w:pPr>
-              <w:spacing w:after="0" w:line="240" w:lineRule="auto"/>
-              <w:rPr>
-                <w:color w:val="595959"/>
-                <w:sz w:val="18"/>
-                <w:szCs w:val="18"/>
-              </w:rPr>
-            </w:pPr>
-            <w:r>
-              <w:rPr>
-                <w:rFonts w:ascii="Aptos Narrow" w:hAnsi="Aptos Narrow"/>
-                <w:color w:val="000000"/>
-                <w:sz w:val="18"/>
-                <w:szCs w:val="18"/>
-              </w:rPr>
-              <w:t xml:space="preserve">Django </w:t>
-            </w:r>
+            <w:shd w:val="clear" w:color="auto" w:fill="DEEAF6" w:themeFill="accent5" w:themeFillTint="33"/>
+            <w:vAlign w:val="bottom"/>
+          </w:tcPr>
+          <w:p>
+            <w:pPr>
+              <w:spacing w:after="0" w:line="240" w:lineRule="auto"/>
+              <w:rPr>
+                <w:color w:val="595959"/>
+                <w:sz w:val="18"/>
+                <w:szCs w:val="18"/>
+              </w:rPr>
+            </w:pPr>
             <w:proofErr w:type="spellStart"/>
             <w:r>
               <w:rPr>
@@ -3246,7 +3701,7 @@
                 <w:sz w:val="18"/>
                 <w:szCs w:val="18"/>
               </w:rPr>
-              <w:t>Auth</w:t>
+              <w:t>React</w:t>
             </w:r>
             <w:proofErr w:type="spellEnd"/>
             <w:r>
@@ -3256,8 +3711,77 @@
                 <w:sz w:val="18"/>
                 <w:szCs w:val="18"/>
               </w:rPr>
-              <w:t xml:space="preserve">, JWT, </w:t>
-            </w:r>
+              <w:t>, Django</w:t>
+            </w:r>
+          </w:p>
+        </w:tc>
+        <w:tc>
+          <w:tcPr>
+            <w:tcW w:w="919" w:type="dxa"/>
+            <w:shd w:val="clear" w:color="auto" w:fill="DEEAF6" w:themeFill="accent5" w:themeFillTint="33"/>
+            <w:vAlign w:val="bottom"/>
+          </w:tcPr>
+          <w:p>
+            <w:pPr>
+              <w:spacing w:after="0" w:line="240" w:lineRule="auto"/>
+              <w:rPr>
+                <w:color w:val="595959"/>
+                <w:sz w:val="18"/>
+                <w:szCs w:val="18"/>
+              </w:rPr>
+            </w:pPr>
+            <w:r>
+              <w:rPr>
+                <w:rFonts w:ascii="Aptos Narrow" w:hAnsi="Aptos Narrow"/>
+                <w:color w:val="000000"/>
+                <w:sz w:val="18"/>
+                <w:szCs w:val="18"/>
+              </w:rPr>
+              <w:t>5 días</w:t>
+            </w:r>
+          </w:p>
+        </w:tc>
+        <w:tc>
+          <w:tcPr>
+            <w:tcW w:w="1162" w:type="dxa"/>
+            <w:shd w:val="clear" w:color="auto" w:fill="DEEAF6" w:themeFill="accent5" w:themeFillTint="33"/>
+            <w:vAlign w:val="bottom"/>
+          </w:tcPr>
+          <w:p>
+            <w:pPr>
+              <w:spacing w:after="0" w:line="240" w:lineRule="auto"/>
+              <w:rPr>
+                <w:color w:val="595959"/>
+                <w:sz w:val="18"/>
+                <w:szCs w:val="18"/>
+              </w:rPr>
+            </w:pPr>
+            <w:r>
+              <w:rPr>
+                <w:rFonts w:ascii="Aptos Narrow" w:hAnsi="Aptos Narrow"/>
+                <w:color w:val="000000"/>
+                <w:sz w:val="18"/>
+                <w:szCs w:val="18"/>
+              </w:rPr>
+              <w:t>Juan Silva</w:t>
+            </w:r>
+          </w:p>
+        </w:tc>
+        <w:tc>
+          <w:tcPr>
+            <w:tcW w:w="1537" w:type="dxa"/>
+            <w:shd w:val="clear" w:color="auto" w:fill="DEEAF6" w:themeFill="accent5" w:themeFillTint="33"/>
+            <w:vAlign w:val="bottom"/>
+          </w:tcPr>
+          <w:p>
+            <w:pPr>
+              <w:spacing w:after="0" w:line="240" w:lineRule="auto"/>
+              <w:rPr>
+                <w:color w:val="595959"/>
+                <w:sz w:val="18"/>
+                <w:szCs w:val="18"/>
+              </w:rPr>
+            </w:pPr>
             <w:proofErr w:type="spellStart"/>
             <w:r>
               <w:rPr>
@@ -3266,90 +3790,25 @@
                 <w:sz w:val="18"/>
                 <w:szCs w:val="18"/>
               </w:rPr>
-              <w:t>React</w:t>
+              <w:t>KPIs</w:t>
             </w:r>
             <w:proofErr w:type="spellEnd"/>
-          </w:p>
-        </w:tc>
-        <w:tc>
-          <w:tcPr>
-            <w:tcW w:w="919" w:type="dxa"/>
-            <w:vAlign w:val="center"/>
-          </w:tcPr>
-          <w:p>
-            <w:pPr>
-              <w:spacing w:after="0" w:line="240" w:lineRule="auto"/>
-              <w:rPr>
-                <w:color w:val="595959"/>
-                <w:sz w:val="18"/>
-                <w:szCs w:val="18"/>
-              </w:rPr>
-            </w:pPr>
-            <w:r>
-              <w:rPr>
-                <w:rFonts w:ascii="Aptos Narrow" w:hAnsi="Aptos Narrow"/>
-                <w:color w:val="000000"/>
-                <w:sz w:val="18"/>
-                <w:szCs w:val="18"/>
-              </w:rPr>
-              <w:t>3 días</w:t>
-            </w:r>
-          </w:p>
-        </w:tc>
-        <w:tc>
-          <w:tcPr>
-            <w:tcW w:w="1162" w:type="dxa"/>
-            <w:vAlign w:val="center"/>
-          </w:tcPr>
-          <w:p>
-            <w:pPr>
-              <w:spacing w:after="0" w:line="240" w:lineRule="auto"/>
-              <w:rPr>
-                <w:color w:val="595959"/>
-                <w:sz w:val="18"/>
-                <w:szCs w:val="18"/>
-              </w:rPr>
-            </w:pPr>
-            <w:r>
-              <w:rPr>
-                <w:rFonts w:ascii="Aptos Narrow" w:hAnsi="Aptos Narrow"/>
-                <w:color w:val="000000"/>
-                <w:sz w:val="18"/>
-                <w:szCs w:val="18"/>
-              </w:rPr>
-              <w:t>Juan Silva</w:t>
-            </w:r>
-          </w:p>
-        </w:tc>
-        <w:tc>
-          <w:tcPr>
-            <w:tcW w:w="1537" w:type="dxa"/>
-            <w:vAlign w:val="center"/>
-          </w:tcPr>
-          <w:p>
-            <w:pPr>
-              <w:spacing w:after="0" w:line="240" w:lineRule="auto"/>
-              <w:rPr>
-                <w:color w:val="595959"/>
-                <w:sz w:val="18"/>
-                <w:szCs w:val="18"/>
-              </w:rPr>
-            </w:pPr>
-            <w:r>
-              <w:rPr>
-                <w:rFonts w:ascii="Aptos Narrow" w:hAnsi="Aptos Narrow"/>
-                <w:color w:val="000000"/>
-                <w:sz w:val="18"/>
-                <w:szCs w:val="18"/>
-              </w:rPr>
-              <w:t>4 roles: Cliente, Profesional, Administrador, Verificador</w:t>
+            <w:r>
+              <w:rPr>
+                <w:rFonts w:ascii="Aptos Narrow" w:hAnsi="Aptos Narrow"/>
+                <w:color w:val="000000"/>
+                <w:sz w:val="18"/>
+                <w:szCs w:val="18"/>
+              </w:rPr>
+              <w:t>, reportes exportables, gestión de usuarios</w:t>
             </w:r>
           </w:p>
         </w:tc>
         <w:tc>
           <w:tcPr>
             <w:tcW w:w="1113" w:type="dxa"/>
-            <w:vAlign w:val="center"/>
+            <w:shd w:val="clear" w:color="auto" w:fill="DEEAF6" w:themeFill="accent5" w:themeFillTint="33"/>
+            <w:vAlign w:val="bottom"/>
           </w:tcPr>
           <w:p>
             <w:pPr>
@@ -3374,25 +3833,26 @@
         <w:tc>
           <w:tcPr>
             <w:tcW w:w="1067" w:type="dxa"/>
-            <w:vAlign w:val="center"/>
-          </w:tcPr>
-          <w:p>
-            <w:pPr>
-              <w:spacing w:after="0" w:line="240" w:lineRule="auto"/>
-              <w:rPr>
-                <w:color w:val="595959"/>
-                <w:sz w:val="18"/>
-                <w:szCs w:val="18"/>
-              </w:rPr>
-            </w:pPr>
-            <w:r>
-              <w:rPr>
-                <w:rFonts w:ascii="Aptos Narrow" w:hAnsi="Aptos Narrow"/>
-                <w:color w:val="000000"/>
-                <w:sz w:val="18"/>
-                <w:szCs w:val="18"/>
-              </w:rPr>
-              <w:t>Sin ajustes</w:t>
+            <w:shd w:val="clear" w:color="auto" w:fill="DEEAF6" w:themeFill="accent5" w:themeFillTint="33"/>
+            <w:vAlign w:val="bottom"/>
+          </w:tcPr>
+          <w:p>
+            <w:pPr>
+              <w:spacing w:after="0" w:line="240" w:lineRule="auto"/>
+              <w:rPr>
+                <w:color w:val="595959"/>
+                <w:sz w:val="18"/>
+                <w:szCs w:val="18"/>
+              </w:rPr>
+            </w:pPr>
+            <w:r>
+              <w:rPr>
+                <w:rFonts w:ascii="Aptos Narrow" w:hAnsi="Aptos Narrow"/>
+                <w:color w:val="000000"/>
+                <w:sz w:val="18"/>
+                <w:szCs w:val="18"/>
+              </w:rPr>
+              <w:t>Se priorizaron métricas esenciales del MVP, dejando reportes avanzados como trabajo futuro.</w:t>
             </w:r>
           </w:p>
         </w:tc>
@@ -3401,6 +3861,8 @@
         <w:tc>
           <w:tcPr>
             <w:tcW w:w="1560" w:type="dxa"/>
+            <w:shd w:val="clear" w:color="auto" w:fill="DEEAF6" w:themeFill="accent5" w:themeFillTint="33"/>
+            <w:vAlign w:val="bottom"/>
           </w:tcPr>
           <w:p>
             <w:pPr>
@@ -3425,49 +3887,44 @@
         <w:tc>
           <w:tcPr>
             <w:tcW w:w="1448" w:type="dxa"/>
-          </w:tcPr>
-          <w:p>
-            <w:pPr>
-              <w:spacing w:after="0" w:line="240" w:lineRule="auto"/>
-              <w:rPr>
-                <w:color w:val="595959"/>
-                <w:sz w:val="18"/>
-                <w:szCs w:val="18"/>
-              </w:rPr>
-            </w:pPr>
-            <w:r>
-              <w:rPr>
-                <w:rFonts w:ascii="Aptos Narrow" w:hAnsi="Aptos Narrow"/>
-                <w:color w:val="000000"/>
-                <w:sz w:val="18"/>
-                <w:szCs w:val="18"/>
-              </w:rPr>
-              <w:t>Desarrollo de sistema de múltiples servicios y verificación diferenciada</w:t>
+            <w:shd w:val="clear" w:color="auto" w:fill="DEEAF6" w:themeFill="accent5" w:themeFillTint="33"/>
+            <w:vAlign w:val="bottom"/>
+          </w:tcPr>
+          <w:p>
+            <w:pPr>
+              <w:spacing w:after="0" w:line="240" w:lineRule="auto"/>
+              <w:rPr>
+                <w:color w:val="595959"/>
+                <w:sz w:val="18"/>
+                <w:szCs w:val="18"/>
+              </w:rPr>
+            </w:pPr>
+            <w:r>
+              <w:rPr>
+                <w:rFonts w:ascii="Aptos Narrow" w:hAnsi="Aptos Narrow"/>
+                <w:color w:val="000000"/>
+                <w:sz w:val="18"/>
+                <w:szCs w:val="18"/>
+              </w:rPr>
+              <w:t>Implementación de sistema de reseñas, horarios avanzados y gestión de cuentas bancarias</w:t>
             </w:r>
           </w:p>
         </w:tc>
         <w:tc>
           <w:tcPr>
             <w:tcW w:w="1374" w:type="dxa"/>
-          </w:tcPr>
-          <w:p>
-            <w:pPr>
-              <w:spacing w:after="0" w:line="240" w:lineRule="auto"/>
-              <w:rPr>
-                <w:color w:val="595959"/>
-                <w:sz w:val="18"/>
-                <w:szCs w:val="18"/>
-              </w:rPr>
-            </w:pPr>
-            <w:r>
-              <w:rPr>
-                <w:rFonts w:ascii="Aptos Narrow" w:hAnsi="Aptos Narrow"/>
-                <w:color w:val="000000"/>
-                <w:sz w:val="18"/>
-                <w:szCs w:val="18"/>
-              </w:rPr>
-              <w:t xml:space="preserve">Django REST API, </w:t>
-            </w:r>
+            <w:shd w:val="clear" w:color="auto" w:fill="DEEAF6" w:themeFill="accent5" w:themeFillTint="33"/>
+            <w:vAlign w:val="bottom"/>
+          </w:tcPr>
+          <w:p>
+            <w:pPr>
+              <w:spacing w:after="0" w:line="240" w:lineRule="auto"/>
+              <w:rPr>
+                <w:color w:val="595959"/>
+                <w:sz w:val="18"/>
+                <w:szCs w:val="18"/>
+              </w:rPr>
+            </w:pPr>
             <w:proofErr w:type="spellStart"/>
             <w:r>
               <w:rPr>
@@ -3479,35 +3936,48 @@
               <w:t>React</w:t>
             </w:r>
             <w:proofErr w:type="spellEnd"/>
+            <w:r>
+              <w:rPr>
+                <w:rFonts w:ascii="Aptos Narrow" w:hAnsi="Aptos Narrow"/>
+                <w:color w:val="000000"/>
+                <w:sz w:val="18"/>
+                <w:szCs w:val="18"/>
+              </w:rPr>
+              <w:t>, Django, validaciones</w:t>
+            </w:r>
           </w:p>
         </w:tc>
         <w:tc>
           <w:tcPr>
             <w:tcW w:w="919" w:type="dxa"/>
-          </w:tcPr>
-          <w:p>
-            <w:pPr>
-              <w:spacing w:after="0" w:line="240" w:lineRule="auto"/>
-              <w:rPr>
-                <w:color w:val="595959"/>
-                <w:sz w:val="18"/>
-                <w:szCs w:val="18"/>
-              </w:rPr>
-            </w:pPr>
-            <w:r>
-              <w:rPr>
-                <w:rFonts w:ascii="Aptos Narrow" w:hAnsi="Aptos Narrow"/>
-                <w:color w:val="000000"/>
-                <w:sz w:val="18"/>
-                <w:szCs w:val="18"/>
-              </w:rPr>
-              <w:t>10 días</w:t>
+            <w:shd w:val="clear" w:color="auto" w:fill="DEEAF6" w:themeFill="accent5" w:themeFillTint="33"/>
+            <w:vAlign w:val="bottom"/>
+          </w:tcPr>
+          <w:p>
+            <w:pPr>
+              <w:spacing w:after="0" w:line="240" w:lineRule="auto"/>
+              <w:rPr>
+                <w:color w:val="595959"/>
+                <w:sz w:val="18"/>
+                <w:szCs w:val="18"/>
+              </w:rPr>
+            </w:pPr>
+            <w:r>
+              <w:rPr>
+                <w:rFonts w:ascii="Aptos Narrow" w:hAnsi="Aptos Narrow"/>
+                <w:color w:val="000000"/>
+                <w:sz w:val="18"/>
+                <w:szCs w:val="18"/>
+              </w:rPr>
+              <w:t>8 días</w:t>
             </w:r>
           </w:p>
         </w:tc>
         <w:tc>
           <w:tcPr>
             <w:tcW w:w="1162" w:type="dxa"/>
+            <w:shd w:val="clear" w:color="auto" w:fill="DEEAF6" w:themeFill="accent5" w:themeFillTint="33"/>
+            <w:vAlign w:val="bottom"/>
           </w:tcPr>
           <w:p>
             <w:pPr>
@@ -3550,72 +4020,98 @@
         <w:tc>
           <w:tcPr>
             <w:tcW w:w="1537" w:type="dxa"/>
-          </w:tcPr>
-          <w:p>
-            <w:pPr>
-              <w:spacing w:after="0" w:line="240" w:lineRule="auto"/>
-              <w:rPr>
-                <w:color w:val="595959"/>
-                <w:sz w:val="18"/>
-                <w:szCs w:val="18"/>
-              </w:rPr>
-            </w:pPr>
-            <w:r>
-              <w:rPr>
-                <w:rFonts w:ascii="Aptos Narrow" w:hAnsi="Aptos Narrow"/>
-                <w:color w:val="000000"/>
-                <w:sz w:val="18"/>
-                <w:szCs w:val="18"/>
-              </w:rPr>
-              <w:t>Hasta 3 servicios por profesional, verificación de antecedentes y experiencia</w:t>
+            <w:shd w:val="clear" w:color="auto" w:fill="DEEAF6" w:themeFill="accent5" w:themeFillTint="33"/>
+            <w:vAlign w:val="bottom"/>
+          </w:tcPr>
+          <w:p>
+            <w:pPr>
+              <w:spacing w:after="0" w:line="240" w:lineRule="auto"/>
+              <w:rPr>
+                <w:color w:val="595959"/>
+                <w:sz w:val="18"/>
+                <w:szCs w:val="18"/>
+              </w:rPr>
+            </w:pPr>
+            <w:r>
+              <w:rPr>
+                <w:rFonts w:ascii="Aptos Narrow" w:hAnsi="Aptos Narrow"/>
+                <w:color w:val="000000"/>
+                <w:sz w:val="18"/>
+                <w:szCs w:val="18"/>
+              </w:rPr>
+              <w:t xml:space="preserve">Calificaciones por servicio, horarios jerárquicos, </w:t>
+            </w:r>
+            <w:proofErr w:type="spellStart"/>
+            <w:r>
+              <w:rPr>
+                <w:rFonts w:ascii="Aptos Narrow" w:hAnsi="Aptos Narrow"/>
+                <w:color w:val="000000"/>
+                <w:sz w:val="18"/>
+                <w:szCs w:val="18"/>
+              </w:rPr>
+              <w:t>fallback</w:t>
+            </w:r>
+            <w:proofErr w:type="spellEnd"/>
+            <w:r>
+              <w:rPr>
+                <w:rFonts w:ascii="Aptos Narrow" w:hAnsi="Aptos Narrow"/>
+                <w:color w:val="000000"/>
+                <w:sz w:val="18"/>
+                <w:szCs w:val="18"/>
+              </w:rPr>
+              <w:t xml:space="preserve"> bancario</w:t>
             </w:r>
           </w:p>
         </w:tc>
         <w:tc>
           <w:tcPr>
             <w:tcW w:w="1113" w:type="dxa"/>
-          </w:tcPr>
-          <w:p>
-            <w:pPr>
-              <w:spacing w:after="0" w:line="240" w:lineRule="auto"/>
-              <w:rPr>
-                <w:color w:val="595959"/>
-                <w:sz w:val="18"/>
-                <w:szCs w:val="18"/>
-              </w:rPr>
-            </w:pPr>
-            <w:r>
-              <w:rPr>
-                <w:rFonts w:ascii="Aptos Narrow" w:hAnsi="Aptos Narrow"/>
-                <w:color w:val="000000"/>
-                <w:sz w:val="18"/>
-                <w:szCs w:val="18"/>
-              </w:rPr>
-              <w:t>Pendiente</w:t>
+            <w:shd w:val="clear" w:color="auto" w:fill="DEEAF6" w:themeFill="accent5" w:themeFillTint="33"/>
+            <w:vAlign w:val="bottom"/>
+          </w:tcPr>
+          <w:p>
+            <w:pPr>
+              <w:spacing w:after="0" w:line="240" w:lineRule="auto"/>
+              <w:rPr>
+                <w:color w:val="595959"/>
+                <w:sz w:val="18"/>
+                <w:szCs w:val="18"/>
+              </w:rPr>
+            </w:pPr>
+            <w:r>
+              <w:rPr>
+                <w:rFonts w:ascii="Aptos Narrow" w:hAnsi="Aptos Narrow"/>
+                <w:color w:val="000000"/>
+                <w:sz w:val="18"/>
+                <w:szCs w:val="18"/>
+              </w:rPr>
+              <w:t>Completado</w:t>
             </w:r>
           </w:p>
         </w:tc>
         <w:tc>
           <w:tcPr>
             <w:tcW w:w="1067" w:type="dxa"/>
-          </w:tcPr>
-          <w:p>
-            <w:pPr>
-              <w:spacing w:after="0" w:line="240" w:lineRule="auto"/>
-              <w:rPr>
-                <w:color w:val="595959"/>
-                <w:sz w:val="18"/>
-                <w:szCs w:val="18"/>
-              </w:rPr>
-            </w:pPr>
-            <w:r>
-              <w:rPr>
-                <w:rFonts w:ascii="Aptos Narrow" w:hAnsi="Aptos Narrow"/>
-                <w:color w:val="000000"/>
-                <w:sz w:val="18"/>
-                <w:szCs w:val="18"/>
-              </w:rPr>
-              <w:t>Sin ajustes</w:t>
+            <w:shd w:val="clear" w:color="auto" w:fill="DEEAF6" w:themeFill="accent5" w:themeFillTint="33"/>
+            <w:vAlign w:val="bottom"/>
+          </w:tcPr>
+          <w:p>
+            <w:pPr>
+              <w:spacing w:after="0" w:line="240" w:lineRule="auto"/>
+              <w:rPr>
+                <w:color w:val="595959"/>
+                <w:sz w:val="18"/>
+                <w:szCs w:val="18"/>
+              </w:rPr>
+            </w:pPr>
+            <w:r>
+              <w:rPr>
+                <w:rFonts w:ascii="Aptos Narrow" w:hAnsi="Aptos Narrow"/>
+                <w:color w:val="000000"/>
+                <w:sz w:val="18"/>
+                <w:szCs w:val="18"/>
+              </w:rPr>
+              <w:t>Se simplificaron algunas validaciones para cumplir plazos y se documentaron como mejoras futuras.</w:t>
             </w:r>
           </w:p>
         </w:tc>
@@ -3624,6 +4120,7 @@
         <w:tc>
           <w:tcPr>
             <w:tcW w:w="1560" w:type="dxa"/>
+            <w:shd w:val="clear" w:color="auto" w:fill="DEEAF6" w:themeFill="accent5" w:themeFillTint="33"/>
             <w:vAlign w:val="bottom"/>
           </w:tcPr>
           <w:p>
@@ -3649,6 +4146,7 @@
         <w:tc>
           <w:tcPr>
             <w:tcW w:w="1448" w:type="dxa"/>
+            <w:shd w:val="clear" w:color="auto" w:fill="DEEAF6" w:themeFill="accent5" w:themeFillTint="33"/>
             <w:vAlign w:val="bottom"/>
           </w:tcPr>
           <w:p>
@@ -3660,15 +4158,6 @@
                 <w:szCs w:val="18"/>
               </w:rPr>
             </w:pPr>
-            <w:r>
-              <w:rPr>
-                <w:rFonts w:ascii="Aptos Narrow" w:hAnsi="Aptos Narrow"/>
-                <w:color w:val="000000"/>
-                <w:sz w:val="18"/>
-                <w:szCs w:val="18"/>
-              </w:rPr>
-              <w:t xml:space="preserve">Integración completa con pasarela de pagos </w:t>
-            </w:r>
             <w:proofErr w:type="spellStart"/>
             <w:r>
               <w:rPr>
@@ -3677,14 +4166,44 @@
                 <w:sz w:val="18"/>
                 <w:szCs w:val="18"/>
               </w:rPr>
-              <w:t>MercadoPago</w:t>
+              <w:t>Testing</w:t>
             </w:r>
             <w:proofErr w:type="spellEnd"/>
+            <w:r>
+              <w:rPr>
+                <w:rFonts w:ascii="Aptos Narrow" w:hAnsi="Aptos Narrow"/>
+                <w:color w:val="000000"/>
+                <w:sz w:val="18"/>
+                <w:szCs w:val="18"/>
+              </w:rPr>
+              <w:t xml:space="preserve"> completo y </w:t>
+            </w:r>
+            <w:proofErr w:type="spellStart"/>
+            <w:r>
+              <w:rPr>
+                <w:rFonts w:ascii="Aptos Narrow" w:hAnsi="Aptos Narrow"/>
+                <w:color w:val="000000"/>
+                <w:sz w:val="18"/>
+                <w:szCs w:val="18"/>
+              </w:rPr>
+              <w:t>deployment</w:t>
+            </w:r>
+            <w:proofErr w:type="spellEnd"/>
+            <w:r>
+              <w:rPr>
+                <w:rFonts w:ascii="Aptos Narrow" w:hAnsi="Aptos Narrow"/>
+                <w:color w:val="000000"/>
+                <w:sz w:val="18"/>
+                <w:szCs w:val="18"/>
+              </w:rPr>
+              <w:t xml:space="preserve"> a producción</w:t>
+            </w:r>
           </w:p>
         </w:tc>
         <w:tc>
           <w:tcPr>
             <w:tcW w:w="1374" w:type="dxa"/>
+            <w:shd w:val="clear" w:color="auto" w:fill="DEEAF6" w:themeFill="accent5" w:themeFillTint="33"/>
             <w:vAlign w:val="bottom"/>
           </w:tcPr>
           <w:p>
@@ -3694,44 +4213,24 @@
                 <w:color w:val="595959"/>
                 <w:sz w:val="18"/>
                 <w:szCs w:val="18"/>
-              </w:rPr>
-            </w:pPr>
-            <w:proofErr w:type="spellStart"/>
-            <w:r>
-              <w:rPr>
-                <w:rFonts w:ascii="Aptos Narrow" w:hAnsi="Aptos Narrow"/>
-                <w:color w:val="000000"/>
-                <w:sz w:val="18"/>
-                <w:szCs w:val="18"/>
-              </w:rPr>
-              <w:t>MercadoPago</w:t>
-            </w:r>
-            <w:proofErr w:type="spellEnd"/>
-            <w:r>
-              <w:rPr>
-                <w:rFonts w:ascii="Aptos Narrow" w:hAnsi="Aptos Narrow"/>
-                <w:color w:val="000000"/>
-                <w:sz w:val="18"/>
-                <w:szCs w:val="18"/>
-              </w:rPr>
-              <w:t xml:space="preserve"> SDK, </w:t>
-            </w:r>
-            <w:proofErr w:type="spellStart"/>
-            <w:r>
-              <w:rPr>
-                <w:rFonts w:ascii="Aptos Narrow" w:hAnsi="Aptos Narrow"/>
-                <w:color w:val="000000"/>
-                <w:sz w:val="18"/>
-                <w:szCs w:val="18"/>
-              </w:rPr>
-              <w:t>webhooks</w:t>
-            </w:r>
-            <w:proofErr w:type="spellEnd"/>
+                <w:lang w:val="en-US"/>
+              </w:rPr>
+            </w:pPr>
+            <w:r>
+              <w:rPr>
+                <w:rFonts w:ascii="Aptos Narrow" w:hAnsi="Aptos Narrow"/>
+                <w:color w:val="000000"/>
+                <w:sz w:val="18"/>
+                <w:szCs w:val="18"/>
+              </w:rPr>
+              <w:t>Docker</w:t>
+            </w:r>
           </w:p>
         </w:tc>
         <w:tc>
           <w:tcPr>
             <w:tcW w:w="919" w:type="dxa"/>
+            <w:shd w:val="clear" w:color="auto" w:fill="DEEAF6" w:themeFill="accent5" w:themeFillTint="33"/>
             <w:vAlign w:val="bottom"/>
           </w:tcPr>
           <w:p>
@@ -3750,13 +4249,14 @@
                 <w:sz w:val="18"/>
                 <w:szCs w:val="18"/>
               </w:rPr>
-              <w:t>5 días</w:t>
+              <w:t>10 días</w:t>
             </w:r>
           </w:p>
         </w:tc>
         <w:tc>
           <w:tcPr>
             <w:tcW w:w="1162" w:type="dxa"/>
+            <w:shd w:val="clear" w:color="auto" w:fill="DEEAF6" w:themeFill="accent5" w:themeFillTint="33"/>
             <w:vAlign w:val="bottom"/>
           </w:tcPr>
           <w:p>
@@ -3775,6 +4275,15 @@
                 <w:sz w:val="18"/>
                 <w:szCs w:val="18"/>
               </w:rPr>
+              <w:t xml:space="preserve">Juan Silva; </w:t>
+            </w:r>
+            <w:r>
+              <w:rPr>
+                <w:rFonts w:ascii="Aptos Narrow" w:hAnsi="Aptos Narrow"/>
+                <w:color w:val="000000"/>
+                <w:sz w:val="18"/>
+                <w:szCs w:val="18"/>
+              </w:rPr>
               <w:t>Matías</w:t>
             </w:r>
             <w:r>
@@ -3791,6 +4300,7 @@
         <w:tc>
           <w:tcPr>
             <w:tcW w:w="1537" w:type="dxa"/>
+            <w:shd w:val="clear" w:color="auto" w:fill="DEEAF6" w:themeFill="accent5" w:themeFillTint="33"/>
             <w:vAlign w:val="bottom"/>
           </w:tcPr>
           <w:p>
@@ -3809,13 +4319,14 @@
                 <w:sz w:val="18"/>
                 <w:szCs w:val="18"/>
               </w:rPr>
-              <w:t>Retención de pagos, liberación automática, comisión 5%</w:t>
+              <w:t>Se realizaron pruebas funcionales y de integración sobre los flujos críticos, y se desplegó la aplicación en un entorno preparado con Docker.</w:t>
             </w:r>
           </w:p>
         </w:tc>
         <w:tc>
           <w:tcPr>
             <w:tcW w:w="1113" w:type="dxa"/>
+            <w:shd w:val="clear" w:color="auto" w:fill="DEEAF6" w:themeFill="accent5" w:themeFillTint="33"/>
             <w:vAlign w:val="bottom"/>
           </w:tcPr>
           <w:p>
@@ -3834,13 +4345,14 @@
                 <w:sz w:val="18"/>
                 <w:szCs w:val="18"/>
               </w:rPr>
-              <w:t>Pendiente</w:t>
+              <w:t>Completado</w:t>
             </w:r>
           </w:p>
         </w:tc>
         <w:tc>
           <w:tcPr>
             <w:tcW w:w="1067" w:type="dxa"/>
+            <w:shd w:val="clear" w:color="auto" w:fill="DEEAF6" w:themeFill="accent5" w:themeFillTint="33"/>
             <w:vAlign w:val="bottom"/>
           </w:tcPr>
           <w:p>
@@ -3859,7 +4371,7 @@
                 <w:sz w:val="18"/>
                 <w:szCs w:val="18"/>
               </w:rPr>
-              <w:t>Sin ajustes</w:t>
+              <w:t>Se redujo el alcance de pruebas automáticas, priorizando pruebas manuales sobre casos de uso principales.</w:t>
             </w:r>
           </w:p>
         </w:tc>
@@ -3868,6 +4380,7 @@
         <w:tc>
           <w:tcPr>
             <w:tcW w:w="1560" w:type="dxa"/>
+            <w:shd w:val="clear" w:color="auto" w:fill="DEEAF6" w:themeFill="accent5" w:themeFillTint="33"/>
             <w:vAlign w:val="bottom"/>
           </w:tcPr>
           <w:p>
@@ -3886,13 +4399,15 @@
                 <w:sz w:val="18"/>
                 <w:szCs w:val="18"/>
               </w:rPr>
-              <w:t>Gestión de Bases de Datos</w:t>
+              <w:lastRenderedPageBreak/>
+              <w:t>Gestión de Proyectos TI</w:t>
             </w:r>
           </w:p>
         </w:tc>
         <w:tc>
           <w:tcPr>
             <w:tcW w:w="1448" w:type="dxa"/>
+            <w:shd w:val="clear" w:color="auto" w:fill="DEEAF6" w:themeFill="accent5" w:themeFillTint="33"/>
             <w:vAlign w:val="bottom"/>
           </w:tcPr>
           <w:p>
@@ -3911,7 +4426,129 @@
                 <w:sz w:val="18"/>
                 <w:szCs w:val="18"/>
               </w:rPr>
-              <w:t xml:space="preserve">Implementación de </w:t>
+              <w:t>Documentación final y presentación del proyecto</w:t>
+            </w:r>
+          </w:p>
+        </w:tc>
+        <w:tc>
+          <w:tcPr>
+            <w:tcW w:w="1374" w:type="dxa"/>
+            <w:shd w:val="clear" w:color="auto" w:fill="DEEAF6" w:themeFill="accent5" w:themeFillTint="33"/>
+            <w:vAlign w:val="bottom"/>
+          </w:tcPr>
+          <w:p>
+            <w:pPr>
+              <w:spacing w:after="0" w:line="240" w:lineRule="auto"/>
+              <w:rPr>
+                <w:color w:val="595959"/>
+                <w:sz w:val="18"/>
+                <w:szCs w:val="18"/>
+              </w:rPr>
+            </w:pPr>
+            <w:r>
+              <w:rPr>
+                <w:rFonts w:ascii="Aptos Narrow" w:hAnsi="Aptos Narrow"/>
+                <w:color w:val="000000"/>
+                <w:sz w:val="18"/>
+                <w:szCs w:val="18"/>
+              </w:rPr>
+              <w:t>Documentación técnica, PowerPoint</w:t>
+            </w:r>
+          </w:p>
+        </w:tc>
+        <w:tc>
+          <w:tcPr>
+            <w:tcW w:w="919" w:type="dxa"/>
+            <w:shd w:val="clear" w:color="auto" w:fill="DEEAF6" w:themeFill="accent5" w:themeFillTint="33"/>
+            <w:vAlign w:val="bottom"/>
+          </w:tcPr>
+          <w:p>
+            <w:pPr>
+              <w:spacing w:after="0" w:line="240" w:lineRule="auto"/>
+              <w:rPr>
+                <w:color w:val="595959"/>
+                <w:sz w:val="18"/>
+                <w:szCs w:val="18"/>
+              </w:rPr>
+            </w:pPr>
+            <w:r>
+              <w:rPr>
+                <w:rFonts w:ascii="Aptos Narrow" w:hAnsi="Aptos Narrow"/>
+                <w:color w:val="000000"/>
+                <w:sz w:val="18"/>
+                <w:szCs w:val="18"/>
+              </w:rPr>
+              <w:t>8 días</w:t>
+            </w:r>
+          </w:p>
+        </w:tc>
+        <w:tc>
+          <w:tcPr>
+            <w:tcW w:w="1162" w:type="dxa"/>
+            <w:shd w:val="clear" w:color="auto" w:fill="DEEAF6" w:themeFill="accent5" w:themeFillTint="33"/>
+            <w:vAlign w:val="bottom"/>
+          </w:tcPr>
+          <w:p>
+            <w:pPr>
+              <w:spacing w:after="0" w:line="240" w:lineRule="auto"/>
+              <w:rPr>
+                <w:color w:val="595959"/>
+                <w:sz w:val="18"/>
+                <w:szCs w:val="18"/>
+              </w:rPr>
+            </w:pPr>
+            <w:r>
+              <w:rPr>
+                <w:rFonts w:ascii="Aptos Narrow" w:hAnsi="Aptos Narrow"/>
+                <w:color w:val="000000"/>
+                <w:sz w:val="18"/>
+                <w:szCs w:val="18"/>
+              </w:rPr>
+              <w:t xml:space="preserve">Juan Silva; </w:t>
+            </w:r>
+            <w:r>
+              <w:rPr>
+                <w:rFonts w:ascii="Aptos Narrow" w:hAnsi="Aptos Narrow"/>
+                <w:color w:val="000000"/>
+                <w:sz w:val="18"/>
+                <w:szCs w:val="18"/>
+              </w:rPr>
+              <w:t>Matías</w:t>
+            </w:r>
+            <w:r>
+              <w:rPr>
+                <w:rFonts w:ascii="Aptos Narrow" w:hAnsi="Aptos Narrow"/>
+                <w:color w:val="000000"/>
+                <w:sz w:val="18"/>
+                <w:szCs w:val="18"/>
+              </w:rPr>
+              <w:t xml:space="preserve"> Reuque</w:t>
+            </w:r>
+          </w:p>
+        </w:tc>
+        <w:tc>
+          <w:tcPr>
+            <w:tcW w:w="1537" w:type="dxa"/>
+            <w:shd w:val="clear" w:color="auto" w:fill="DEEAF6" w:themeFill="accent5" w:themeFillTint="33"/>
+            <w:vAlign w:val="bottom"/>
+          </w:tcPr>
+          <w:p>
+            <w:pPr>
+              <w:spacing w:after="0" w:line="240" w:lineRule="auto"/>
+              <w:rPr>
+                <w:color w:val="595959"/>
+                <w:sz w:val="18"/>
+                <w:szCs w:val="18"/>
+              </w:rPr>
+            </w:pPr>
+            <w:r>
+              <w:rPr>
+                <w:rFonts w:ascii="Aptos Narrow" w:hAnsi="Aptos Narrow"/>
+                <w:color w:val="000000"/>
+                <w:sz w:val="18"/>
+                <w:szCs w:val="18"/>
+              </w:rPr>
+              <w:t xml:space="preserve">Se elaboró la documentación técnica y de usuario, el informe final APT y la presentación con demo funcional de </w:t>
             </w:r>
             <w:proofErr w:type="spellStart"/>
             <w:r>
@@ -3921,7 +4558,7 @@
                 <w:sz w:val="18"/>
                 <w:szCs w:val="18"/>
               </w:rPr>
-              <w:t>Dashboard</w:t>
+              <w:t>ServiHogar</w:t>
             </w:r>
             <w:proofErr w:type="spellEnd"/>
             <w:r>
@@ -3931,13 +4568,14 @@
                 <w:sz w:val="18"/>
                 <w:szCs w:val="18"/>
               </w:rPr>
-              <w:t xml:space="preserve"> BI administrativo con métricas en tiempo real</w:t>
-            </w:r>
-          </w:p>
-        </w:tc>
-        <w:tc>
-          <w:tcPr>
-            <w:tcW w:w="1374" w:type="dxa"/>
+              <w:t>.</w:t>
+            </w:r>
+          </w:p>
+        </w:tc>
+        <w:tc>
+          <w:tcPr>
+            <w:tcW w:w="1113" w:type="dxa"/>
+            <w:shd w:val="clear" w:color="auto" w:fill="DEEAF6" w:themeFill="accent5" w:themeFillTint="33"/>
             <w:vAlign w:val="bottom"/>
           </w:tcPr>
           <w:p>
@@ -3949,31 +4587,21 @@
                 <w:szCs w:val="18"/>
               </w:rPr>
             </w:pPr>
-            <w:proofErr w:type="spellStart"/>
-            <w:r>
-              <w:rPr>
-                <w:rFonts w:ascii="Aptos Narrow" w:hAnsi="Aptos Narrow"/>
-                <w:color w:val="000000"/>
-                <w:sz w:val="18"/>
-                <w:szCs w:val="18"/>
-              </w:rPr>
-              <w:t>React</w:t>
-            </w:r>
-            <w:proofErr w:type="spellEnd"/>
-            <w:r>
-              <w:rPr>
-                <w:rFonts w:ascii="Aptos Narrow" w:hAnsi="Aptos Narrow"/>
-                <w:color w:val="000000"/>
-                <w:sz w:val="18"/>
-                <w:szCs w:val="18"/>
-              </w:rPr>
-              <w:t>, Django</w:t>
-            </w:r>
-          </w:p>
-        </w:tc>
-        <w:tc>
-          <w:tcPr>
-            <w:tcW w:w="919" w:type="dxa"/>
+            <w:r>
+              <w:rPr>
+                <w:rFonts w:ascii="Aptos Narrow" w:hAnsi="Aptos Narrow"/>
+                <w:color w:val="000000"/>
+                <w:sz w:val="18"/>
+                <w:szCs w:val="18"/>
+              </w:rPr>
+              <w:t>Completado</w:t>
+            </w:r>
+          </w:p>
+        </w:tc>
+        <w:tc>
+          <w:tcPr>
+            <w:tcW w:w="1067" w:type="dxa"/>
+            <w:shd w:val="clear" w:color="auto" w:fill="DEEAF6" w:themeFill="accent5" w:themeFillTint="33"/>
             <w:vAlign w:val="bottom"/>
           </w:tcPr>
           <w:p>
@@ -3992,903 +4620,7 @@
                 <w:sz w:val="18"/>
                 <w:szCs w:val="18"/>
               </w:rPr>
-              <w:t>5 días</w:t>
-            </w:r>
-          </w:p>
-        </w:tc>
-        <w:tc>
-          <w:tcPr>
-            <w:tcW w:w="1162" w:type="dxa"/>
-            <w:vAlign w:val="bottom"/>
-          </w:tcPr>
-          <w:p>
-            <w:pPr>
-              <w:spacing w:after="0" w:line="240" w:lineRule="auto"/>
-              <w:rPr>
-                <w:color w:val="595959"/>
-                <w:sz w:val="18"/>
-                <w:szCs w:val="18"/>
-              </w:rPr>
-            </w:pPr>
-            <w:r>
-              <w:rPr>
-                <w:rFonts w:ascii="Aptos Narrow" w:hAnsi="Aptos Narrow"/>
-                <w:color w:val="000000"/>
-                <w:sz w:val="18"/>
-                <w:szCs w:val="18"/>
-              </w:rPr>
-              <w:t>Juan Silva</w:t>
-            </w:r>
-          </w:p>
-        </w:tc>
-        <w:tc>
-          <w:tcPr>
-            <w:tcW w:w="1537" w:type="dxa"/>
-            <w:vAlign w:val="bottom"/>
-          </w:tcPr>
-          <w:p>
-            <w:pPr>
-              <w:spacing w:after="0" w:line="240" w:lineRule="auto"/>
-              <w:rPr>
-                <w:color w:val="595959"/>
-                <w:sz w:val="18"/>
-                <w:szCs w:val="18"/>
-              </w:rPr>
-            </w:pPr>
-            <w:proofErr w:type="spellStart"/>
-            <w:r>
-              <w:rPr>
-                <w:rFonts w:ascii="Aptos Narrow" w:hAnsi="Aptos Narrow"/>
-                <w:color w:val="000000"/>
-                <w:sz w:val="18"/>
-                <w:szCs w:val="18"/>
-              </w:rPr>
-              <w:t>KPIs</w:t>
-            </w:r>
-            <w:proofErr w:type="spellEnd"/>
-            <w:r>
-              <w:rPr>
-                <w:rFonts w:ascii="Aptos Narrow" w:hAnsi="Aptos Narrow"/>
-                <w:color w:val="000000"/>
-                <w:sz w:val="18"/>
-                <w:szCs w:val="18"/>
-              </w:rPr>
-              <w:t>, reportes exportables, gestión de usuarios</w:t>
-            </w:r>
-          </w:p>
-        </w:tc>
-        <w:tc>
-          <w:tcPr>
-            <w:tcW w:w="1113" w:type="dxa"/>
-            <w:vAlign w:val="bottom"/>
-          </w:tcPr>
-          <w:p>
-            <w:pPr>
-              <w:spacing w:after="0" w:line="240" w:lineRule="auto"/>
-              <w:rPr>
-                <w:color w:val="595959"/>
-                <w:sz w:val="18"/>
-                <w:szCs w:val="18"/>
-              </w:rPr>
-            </w:pPr>
-            <w:r>
-              <w:rPr>
-                <w:rFonts w:ascii="Aptos Narrow" w:hAnsi="Aptos Narrow"/>
-                <w:color w:val="000000"/>
-                <w:sz w:val="18"/>
-                <w:szCs w:val="18"/>
-              </w:rPr>
-              <w:t>Pendiente</w:t>
-            </w:r>
-          </w:p>
-        </w:tc>
-        <w:tc>
-          <w:tcPr>
-            <w:tcW w:w="1067" w:type="dxa"/>
-            <w:vAlign w:val="bottom"/>
-          </w:tcPr>
-          <w:p>
-            <w:pPr>
-              <w:spacing w:after="0" w:line="240" w:lineRule="auto"/>
-              <w:rPr>
-                <w:color w:val="595959"/>
-                <w:sz w:val="18"/>
-                <w:szCs w:val="18"/>
-              </w:rPr>
-            </w:pPr>
-            <w:r>
-              <w:rPr>
-                <w:rFonts w:ascii="Aptos Narrow" w:hAnsi="Aptos Narrow"/>
-                <w:color w:val="000000"/>
-                <w:sz w:val="18"/>
-                <w:szCs w:val="18"/>
-              </w:rPr>
-              <w:t>Sin ajustes</w:t>
-            </w:r>
-          </w:p>
-        </w:tc>
-      </w:tr>
-      <w:tr>
-        <w:tc>
-          <w:tcPr>
-            <w:tcW w:w="1560" w:type="dxa"/>
-            <w:vAlign w:val="bottom"/>
-          </w:tcPr>
-          <w:p>
-            <w:pPr>
-              <w:spacing w:after="0" w:line="240" w:lineRule="auto"/>
-              <w:rPr>
-                <w:color w:val="595959"/>
-                <w:sz w:val="18"/>
-                <w:szCs w:val="18"/>
-              </w:rPr>
-            </w:pPr>
-            <w:r>
-              <w:rPr>
-                <w:rFonts w:ascii="Aptos Narrow" w:hAnsi="Aptos Narrow"/>
-                <w:color w:val="000000"/>
-                <w:sz w:val="18"/>
-                <w:szCs w:val="18"/>
-              </w:rPr>
-              <w:t>Desarrollo de Software de Calidad</w:t>
-            </w:r>
-          </w:p>
-        </w:tc>
-        <w:tc>
-          <w:tcPr>
-            <w:tcW w:w="1448" w:type="dxa"/>
-            <w:vAlign w:val="bottom"/>
-          </w:tcPr>
-          <w:p>
-            <w:pPr>
-              <w:spacing w:after="0" w:line="240" w:lineRule="auto"/>
-              <w:rPr>
-                <w:color w:val="595959"/>
-                <w:sz w:val="18"/>
-                <w:szCs w:val="18"/>
-              </w:rPr>
-            </w:pPr>
-            <w:r>
-              <w:rPr>
-                <w:rFonts w:ascii="Aptos Narrow" w:hAnsi="Aptos Narrow"/>
-                <w:color w:val="000000"/>
-                <w:sz w:val="18"/>
-                <w:szCs w:val="18"/>
-              </w:rPr>
-              <w:t>Implementación de sistema de reseñas, horarios avanzados y gestión de cuentas bancarias</w:t>
-            </w:r>
-          </w:p>
-        </w:tc>
-        <w:tc>
-          <w:tcPr>
-            <w:tcW w:w="1374" w:type="dxa"/>
-            <w:vAlign w:val="bottom"/>
-          </w:tcPr>
-          <w:p>
-            <w:pPr>
-              <w:spacing w:after="0" w:line="240" w:lineRule="auto"/>
-              <w:rPr>
-                <w:color w:val="595959"/>
-                <w:sz w:val="18"/>
-                <w:szCs w:val="18"/>
-              </w:rPr>
-            </w:pPr>
-            <w:proofErr w:type="spellStart"/>
-            <w:r>
-              <w:rPr>
-                <w:rFonts w:ascii="Aptos Narrow" w:hAnsi="Aptos Narrow"/>
-                <w:color w:val="000000"/>
-                <w:sz w:val="18"/>
-                <w:szCs w:val="18"/>
-              </w:rPr>
-              <w:t>React</w:t>
-            </w:r>
-            <w:proofErr w:type="spellEnd"/>
-            <w:r>
-              <w:rPr>
-                <w:rFonts w:ascii="Aptos Narrow" w:hAnsi="Aptos Narrow"/>
-                <w:color w:val="000000"/>
-                <w:sz w:val="18"/>
-                <w:szCs w:val="18"/>
-              </w:rPr>
-              <w:t>, Django, validaciones</w:t>
-            </w:r>
-          </w:p>
-        </w:tc>
-        <w:tc>
-          <w:tcPr>
-            <w:tcW w:w="919" w:type="dxa"/>
-            <w:vAlign w:val="bottom"/>
-          </w:tcPr>
-          <w:p>
-            <w:pPr>
-              <w:spacing w:after="0" w:line="240" w:lineRule="auto"/>
-              <w:rPr>
-                <w:color w:val="595959"/>
-                <w:sz w:val="18"/>
-                <w:szCs w:val="18"/>
-              </w:rPr>
-            </w:pPr>
-            <w:r>
-              <w:rPr>
-                <w:rFonts w:ascii="Aptos Narrow" w:hAnsi="Aptos Narrow"/>
-                <w:color w:val="000000"/>
-                <w:sz w:val="18"/>
-                <w:szCs w:val="18"/>
-              </w:rPr>
-              <w:t>8 días</w:t>
-            </w:r>
-          </w:p>
-        </w:tc>
-        <w:tc>
-          <w:tcPr>
-            <w:tcW w:w="1162" w:type="dxa"/>
-            <w:vAlign w:val="bottom"/>
-          </w:tcPr>
-          <w:p>
-            <w:pPr>
-              <w:spacing w:after="0" w:line="240" w:lineRule="auto"/>
-              <w:rPr>
-                <w:color w:val="595959"/>
-                <w:sz w:val="18"/>
-                <w:szCs w:val="18"/>
-              </w:rPr>
-            </w:pPr>
-            <w:r>
-              <w:rPr>
-                <w:rFonts w:ascii="Aptos Narrow" w:hAnsi="Aptos Narrow"/>
-                <w:color w:val="000000"/>
-                <w:sz w:val="18"/>
-                <w:szCs w:val="18"/>
-              </w:rPr>
-              <w:t xml:space="preserve">Juan Silva; </w:t>
-            </w:r>
-            <w:r>
-              <w:rPr>
-                <w:rFonts w:ascii="Aptos Narrow" w:hAnsi="Aptos Narrow"/>
-                <w:color w:val="000000"/>
-                <w:sz w:val="18"/>
-                <w:szCs w:val="18"/>
-              </w:rPr>
-              <w:t>Matías</w:t>
-            </w:r>
-            <w:r>
-              <w:rPr>
-                <w:rFonts w:ascii="Aptos Narrow" w:hAnsi="Aptos Narrow"/>
-                <w:color w:val="000000"/>
-                <w:sz w:val="18"/>
-                <w:szCs w:val="18"/>
-              </w:rPr>
-              <w:t xml:space="preserve"> Reuque</w:t>
-            </w:r>
-          </w:p>
-        </w:tc>
-        <w:tc>
-          <w:tcPr>
-            <w:tcW w:w="1537" w:type="dxa"/>
-            <w:vAlign w:val="bottom"/>
-          </w:tcPr>
-          <w:p>
-            <w:pPr>
-              <w:spacing w:after="0" w:line="240" w:lineRule="auto"/>
-              <w:rPr>
-                <w:color w:val="595959"/>
-                <w:sz w:val="18"/>
-                <w:szCs w:val="18"/>
-              </w:rPr>
-            </w:pPr>
-            <w:r>
-              <w:rPr>
-                <w:rFonts w:ascii="Aptos Narrow" w:hAnsi="Aptos Narrow"/>
-                <w:color w:val="000000"/>
-                <w:sz w:val="18"/>
-                <w:szCs w:val="18"/>
-              </w:rPr>
-              <w:t xml:space="preserve">Calificaciones por servicio, horarios jerárquicos, </w:t>
-            </w:r>
-            <w:proofErr w:type="spellStart"/>
-            <w:r>
-              <w:rPr>
-                <w:rFonts w:ascii="Aptos Narrow" w:hAnsi="Aptos Narrow"/>
-                <w:color w:val="000000"/>
-                <w:sz w:val="18"/>
-                <w:szCs w:val="18"/>
-              </w:rPr>
-              <w:t>fallback</w:t>
-            </w:r>
-            <w:proofErr w:type="spellEnd"/>
-            <w:r>
-              <w:rPr>
-                <w:rFonts w:ascii="Aptos Narrow" w:hAnsi="Aptos Narrow"/>
-                <w:color w:val="000000"/>
-                <w:sz w:val="18"/>
-                <w:szCs w:val="18"/>
-              </w:rPr>
-              <w:t xml:space="preserve"> bancario</w:t>
-            </w:r>
-          </w:p>
-        </w:tc>
-        <w:tc>
-          <w:tcPr>
-            <w:tcW w:w="1113" w:type="dxa"/>
-            <w:vAlign w:val="bottom"/>
-          </w:tcPr>
-          <w:p>
-            <w:pPr>
-              <w:spacing w:after="0" w:line="240" w:lineRule="auto"/>
-              <w:rPr>
-                <w:color w:val="595959"/>
-                <w:sz w:val="18"/>
-                <w:szCs w:val="18"/>
-              </w:rPr>
-            </w:pPr>
-            <w:r>
-              <w:rPr>
-                <w:rFonts w:ascii="Aptos Narrow" w:hAnsi="Aptos Narrow"/>
-                <w:color w:val="000000"/>
-                <w:sz w:val="18"/>
-                <w:szCs w:val="18"/>
-              </w:rPr>
-              <w:t>Pendiente</w:t>
-            </w:r>
-          </w:p>
-        </w:tc>
-        <w:tc>
-          <w:tcPr>
-            <w:tcW w:w="1067" w:type="dxa"/>
-            <w:vAlign w:val="bottom"/>
-          </w:tcPr>
-          <w:p>
-            <w:pPr>
-              <w:spacing w:after="0" w:line="240" w:lineRule="auto"/>
-              <w:rPr>
-                <w:color w:val="595959"/>
-                <w:sz w:val="18"/>
-                <w:szCs w:val="18"/>
-              </w:rPr>
-            </w:pPr>
-            <w:r>
-              <w:rPr>
-                <w:rFonts w:ascii="Aptos Narrow" w:hAnsi="Aptos Narrow"/>
-                <w:color w:val="000000"/>
-                <w:sz w:val="18"/>
-                <w:szCs w:val="18"/>
-              </w:rPr>
-              <w:t>Prioridad ALTA</w:t>
-            </w:r>
-          </w:p>
-        </w:tc>
-      </w:tr>
-      <w:tr>
-        <w:tc>
-          <w:tcPr>
-            <w:tcW w:w="1560" w:type="dxa"/>
-            <w:vAlign w:val="bottom"/>
-          </w:tcPr>
-          <w:p>
-            <w:pPr>
-              <w:spacing w:after="0" w:line="240" w:lineRule="auto"/>
-              <w:rPr>
-                <w:color w:val="595959"/>
-                <w:sz w:val="18"/>
-                <w:szCs w:val="18"/>
-              </w:rPr>
-            </w:pPr>
-            <w:r>
-              <w:rPr>
-                <w:rFonts w:ascii="Aptos Narrow" w:hAnsi="Aptos Narrow"/>
-                <w:color w:val="000000"/>
-                <w:sz w:val="18"/>
-                <w:szCs w:val="18"/>
-              </w:rPr>
-              <w:t>Diseño de Soluciones de Software</w:t>
-            </w:r>
-          </w:p>
-        </w:tc>
-        <w:tc>
-          <w:tcPr>
-            <w:tcW w:w="1448" w:type="dxa"/>
-            <w:vAlign w:val="bottom"/>
-          </w:tcPr>
-          <w:p>
-            <w:pPr>
-              <w:spacing w:after="0" w:line="240" w:lineRule="auto"/>
-              <w:rPr>
-                <w:color w:val="595959"/>
-                <w:sz w:val="18"/>
-                <w:szCs w:val="18"/>
-              </w:rPr>
-            </w:pPr>
-            <w:proofErr w:type="spellStart"/>
-            <w:r>
-              <w:rPr>
-                <w:rFonts w:ascii="Aptos Narrow" w:hAnsi="Aptos Narrow"/>
-                <w:color w:val="000000"/>
-                <w:sz w:val="18"/>
-                <w:szCs w:val="18"/>
-              </w:rPr>
-              <w:t>Testing</w:t>
-            </w:r>
-            <w:proofErr w:type="spellEnd"/>
-            <w:r>
-              <w:rPr>
-                <w:rFonts w:ascii="Aptos Narrow" w:hAnsi="Aptos Narrow"/>
-                <w:color w:val="000000"/>
-                <w:sz w:val="18"/>
-                <w:szCs w:val="18"/>
-              </w:rPr>
-              <w:t xml:space="preserve"> completo (unitarias, integración, E2E) </w:t>
-            </w:r>
-            <w:r>
-              <w:rPr>
-                <w:rFonts w:ascii="Aptos Narrow" w:hAnsi="Aptos Narrow"/>
-                <w:color w:val="000000"/>
-                <w:sz w:val="18"/>
-                <w:szCs w:val="18"/>
-              </w:rPr>
-              <w:lastRenderedPageBreak/>
-              <w:t xml:space="preserve">y </w:t>
-            </w:r>
-            <w:proofErr w:type="spellStart"/>
-            <w:r>
-              <w:rPr>
-                <w:rFonts w:ascii="Aptos Narrow" w:hAnsi="Aptos Narrow"/>
-                <w:color w:val="000000"/>
-                <w:sz w:val="18"/>
-                <w:szCs w:val="18"/>
-              </w:rPr>
-              <w:t>deployment</w:t>
-            </w:r>
-            <w:proofErr w:type="spellEnd"/>
-            <w:r>
-              <w:rPr>
-                <w:rFonts w:ascii="Aptos Narrow" w:hAnsi="Aptos Narrow"/>
-                <w:color w:val="000000"/>
-                <w:sz w:val="18"/>
-                <w:szCs w:val="18"/>
-              </w:rPr>
-              <w:t xml:space="preserve"> a producción</w:t>
-            </w:r>
-          </w:p>
-        </w:tc>
-        <w:tc>
-          <w:tcPr>
-            <w:tcW w:w="1374" w:type="dxa"/>
-            <w:vAlign w:val="bottom"/>
-          </w:tcPr>
-          <w:p>
-            <w:pPr>
-              <w:spacing w:after="0" w:line="240" w:lineRule="auto"/>
-              <w:rPr>
-                <w:color w:val="595959"/>
-                <w:sz w:val="18"/>
-                <w:szCs w:val="18"/>
-                <w:lang w:val="en-US"/>
-              </w:rPr>
-            </w:pPr>
-            <w:r>
-              <w:rPr>
-                <w:rFonts w:ascii="Aptos Narrow" w:hAnsi="Aptos Narrow"/>
-                <w:color w:val="000000"/>
-                <w:sz w:val="18"/>
-                <w:szCs w:val="18"/>
-              </w:rPr>
-              <w:lastRenderedPageBreak/>
-              <w:t>Docker</w:t>
-            </w:r>
-          </w:p>
-        </w:tc>
-        <w:tc>
-          <w:tcPr>
-            <w:tcW w:w="919" w:type="dxa"/>
-            <w:vAlign w:val="bottom"/>
-          </w:tcPr>
-          <w:p>
-            <w:pPr>
-              <w:spacing w:after="0" w:line="240" w:lineRule="auto"/>
-              <w:rPr>
-                <w:color w:val="595959"/>
-                <w:sz w:val="18"/>
-                <w:szCs w:val="18"/>
-              </w:rPr>
-            </w:pPr>
-            <w:r>
-              <w:rPr>
-                <w:rFonts w:ascii="Aptos Narrow" w:hAnsi="Aptos Narrow"/>
-                <w:color w:val="000000"/>
-                <w:sz w:val="18"/>
-                <w:szCs w:val="18"/>
-              </w:rPr>
-              <w:t>10 días</w:t>
-            </w:r>
-          </w:p>
-        </w:tc>
-        <w:tc>
-          <w:tcPr>
-            <w:tcW w:w="1162" w:type="dxa"/>
-            <w:vAlign w:val="bottom"/>
-          </w:tcPr>
-          <w:p>
-            <w:pPr>
-              <w:spacing w:after="0" w:line="240" w:lineRule="auto"/>
-              <w:rPr>
-                <w:color w:val="595959"/>
-                <w:sz w:val="18"/>
-                <w:szCs w:val="18"/>
-              </w:rPr>
-            </w:pPr>
-            <w:r>
-              <w:rPr>
-                <w:rFonts w:ascii="Aptos Narrow" w:hAnsi="Aptos Narrow"/>
-                <w:color w:val="000000"/>
-                <w:sz w:val="18"/>
-                <w:szCs w:val="18"/>
-              </w:rPr>
-              <w:t xml:space="preserve">Juan Silva; </w:t>
-            </w:r>
-            <w:r>
-              <w:rPr>
-                <w:rFonts w:ascii="Aptos Narrow" w:hAnsi="Aptos Narrow"/>
-                <w:color w:val="000000"/>
-                <w:sz w:val="18"/>
-                <w:szCs w:val="18"/>
-              </w:rPr>
-              <w:t>Matías</w:t>
-            </w:r>
-            <w:r>
-              <w:rPr>
-                <w:rFonts w:ascii="Aptos Narrow" w:hAnsi="Aptos Narrow"/>
-                <w:color w:val="000000"/>
-                <w:sz w:val="18"/>
-                <w:szCs w:val="18"/>
-              </w:rPr>
-              <w:t xml:space="preserve"> Reuque</w:t>
-            </w:r>
-          </w:p>
-        </w:tc>
-        <w:tc>
-          <w:tcPr>
-            <w:tcW w:w="1537" w:type="dxa"/>
-            <w:vAlign w:val="bottom"/>
-          </w:tcPr>
-          <w:p>
-            <w:pPr>
-              <w:spacing w:after="0" w:line="240" w:lineRule="auto"/>
-              <w:rPr>
-                <w:color w:val="595959"/>
-                <w:sz w:val="18"/>
-                <w:szCs w:val="18"/>
-              </w:rPr>
-            </w:pPr>
-            <w:r>
-              <w:rPr>
-                <w:rFonts w:ascii="Aptos Narrow" w:hAnsi="Aptos Narrow"/>
-                <w:color w:val="000000"/>
-                <w:sz w:val="18"/>
-                <w:szCs w:val="18"/>
-              </w:rPr>
-              <w:t xml:space="preserve">Cobertura &gt;70%, </w:t>
-            </w:r>
-            <w:proofErr w:type="spellStart"/>
-            <w:r>
-              <w:rPr>
-                <w:rFonts w:ascii="Aptos Narrow" w:hAnsi="Aptos Narrow"/>
-                <w:color w:val="000000"/>
-                <w:sz w:val="18"/>
-                <w:szCs w:val="18"/>
-              </w:rPr>
-              <w:t>deploy</w:t>
-            </w:r>
-            <w:proofErr w:type="spellEnd"/>
-            <w:r>
-              <w:rPr>
-                <w:rFonts w:ascii="Aptos Narrow" w:hAnsi="Aptos Narrow"/>
-                <w:color w:val="000000"/>
-                <w:sz w:val="18"/>
-                <w:szCs w:val="18"/>
-              </w:rPr>
-              <w:t xml:space="preserve"> en </w:t>
-            </w:r>
-            <w:r>
-              <w:rPr>
-                <w:rFonts w:ascii="Aptos Narrow" w:hAnsi="Aptos Narrow"/>
-                <w:color w:val="000000"/>
-                <w:sz w:val="18"/>
-                <w:szCs w:val="18"/>
-              </w:rPr>
-              <w:lastRenderedPageBreak/>
-              <w:t>VPS/Cloud con SSL</w:t>
-            </w:r>
-          </w:p>
-        </w:tc>
-        <w:tc>
-          <w:tcPr>
-            <w:tcW w:w="1113" w:type="dxa"/>
-            <w:vAlign w:val="bottom"/>
-          </w:tcPr>
-          <w:p>
-            <w:pPr>
-              <w:spacing w:after="0" w:line="240" w:lineRule="auto"/>
-              <w:rPr>
-                <w:color w:val="595959"/>
-                <w:sz w:val="18"/>
-                <w:szCs w:val="18"/>
-              </w:rPr>
-            </w:pPr>
-            <w:r>
-              <w:rPr>
-                <w:rFonts w:ascii="Aptos Narrow" w:hAnsi="Aptos Narrow"/>
-                <w:color w:val="000000"/>
-                <w:sz w:val="18"/>
-                <w:szCs w:val="18"/>
-              </w:rPr>
-              <w:lastRenderedPageBreak/>
-              <w:t>Pendiente</w:t>
-            </w:r>
-          </w:p>
-        </w:tc>
-        <w:tc>
-          <w:tcPr>
-            <w:tcW w:w="1067" w:type="dxa"/>
-            <w:vAlign w:val="bottom"/>
-          </w:tcPr>
-          <w:p>
-            <w:pPr>
-              <w:spacing w:after="0" w:line="240" w:lineRule="auto"/>
-              <w:rPr>
-                <w:color w:val="595959"/>
-                <w:sz w:val="18"/>
-                <w:szCs w:val="18"/>
-              </w:rPr>
-            </w:pPr>
-            <w:r>
-              <w:rPr>
-                <w:rFonts w:ascii="Aptos Narrow" w:hAnsi="Aptos Narrow"/>
-                <w:color w:val="000000"/>
-                <w:sz w:val="18"/>
-                <w:szCs w:val="18"/>
-              </w:rPr>
-              <w:t>Sin ajustes</w:t>
-            </w:r>
-          </w:p>
-        </w:tc>
-      </w:tr>
-      <w:tr>
-        <w:tc>
-          <w:tcPr>
-            <w:tcW w:w="1560" w:type="dxa"/>
-            <w:vAlign w:val="bottom"/>
-          </w:tcPr>
-          <w:p>
-            <w:pPr>
-              <w:spacing w:after="0" w:line="240" w:lineRule="auto"/>
-              <w:rPr>
-                <w:color w:val="595959"/>
-                <w:sz w:val="18"/>
-                <w:szCs w:val="18"/>
-              </w:rPr>
-            </w:pPr>
-            <w:r>
-              <w:rPr>
-                <w:rFonts w:ascii="Aptos Narrow" w:hAnsi="Aptos Narrow"/>
-                <w:color w:val="000000"/>
-                <w:sz w:val="18"/>
-                <w:szCs w:val="18"/>
-              </w:rPr>
-              <w:t>Gestión de Proyectos TI</w:t>
-            </w:r>
-          </w:p>
-        </w:tc>
-        <w:tc>
-          <w:tcPr>
-            <w:tcW w:w="1448" w:type="dxa"/>
-            <w:vAlign w:val="bottom"/>
-          </w:tcPr>
-          <w:p>
-            <w:pPr>
-              <w:spacing w:after="0" w:line="240" w:lineRule="auto"/>
-              <w:rPr>
-                <w:color w:val="595959"/>
-                <w:sz w:val="18"/>
-                <w:szCs w:val="18"/>
-              </w:rPr>
-            </w:pPr>
-            <w:r>
-              <w:rPr>
-                <w:rFonts w:ascii="Aptos Narrow" w:hAnsi="Aptos Narrow"/>
-                <w:color w:val="000000"/>
-                <w:sz w:val="18"/>
-                <w:szCs w:val="18"/>
-              </w:rPr>
-              <w:t>Documentación final y presentación del proyecto</w:t>
-            </w:r>
-          </w:p>
-        </w:tc>
-        <w:tc>
-          <w:tcPr>
-            <w:tcW w:w="1374" w:type="dxa"/>
-            <w:vAlign w:val="bottom"/>
-          </w:tcPr>
-          <w:p>
-            <w:pPr>
-              <w:spacing w:after="0" w:line="240" w:lineRule="auto"/>
-              <w:rPr>
-                <w:color w:val="595959"/>
-                <w:sz w:val="18"/>
-                <w:szCs w:val="18"/>
-              </w:rPr>
-            </w:pPr>
-            <w:r>
-              <w:rPr>
-                <w:rFonts w:ascii="Aptos Narrow" w:hAnsi="Aptos Narrow"/>
-                <w:color w:val="000000"/>
-                <w:sz w:val="18"/>
-                <w:szCs w:val="18"/>
-              </w:rPr>
-              <w:t>Documentación técnica, PowerPoint</w:t>
-            </w:r>
-          </w:p>
-        </w:tc>
-        <w:tc>
-          <w:tcPr>
-            <w:tcW w:w="919" w:type="dxa"/>
-            <w:vAlign w:val="bottom"/>
-          </w:tcPr>
-          <w:p>
-            <w:pPr>
-              <w:spacing w:after="0" w:line="240" w:lineRule="auto"/>
-              <w:rPr>
-                <w:color w:val="595959"/>
-                <w:sz w:val="18"/>
-                <w:szCs w:val="18"/>
-              </w:rPr>
-            </w:pPr>
-            <w:r>
-              <w:rPr>
-                <w:rFonts w:ascii="Aptos Narrow" w:hAnsi="Aptos Narrow"/>
-                <w:color w:val="000000"/>
-                <w:sz w:val="18"/>
-                <w:szCs w:val="18"/>
-              </w:rPr>
-              <w:t>8 días</w:t>
-            </w:r>
-          </w:p>
-        </w:tc>
-        <w:tc>
-          <w:tcPr>
-            <w:tcW w:w="1162" w:type="dxa"/>
-            <w:vAlign w:val="bottom"/>
-          </w:tcPr>
-          <w:p>
-            <w:pPr>
-              <w:spacing w:after="0" w:line="240" w:lineRule="auto"/>
-              <w:rPr>
-                <w:color w:val="595959"/>
-                <w:sz w:val="18"/>
-                <w:szCs w:val="18"/>
-              </w:rPr>
-            </w:pPr>
-            <w:r>
-              <w:rPr>
-                <w:rFonts w:ascii="Aptos Narrow" w:hAnsi="Aptos Narrow"/>
-                <w:color w:val="000000"/>
-                <w:sz w:val="18"/>
-                <w:szCs w:val="18"/>
-              </w:rPr>
-              <w:t xml:space="preserve">Juan Silva; </w:t>
-            </w:r>
-            <w:r>
-              <w:rPr>
-                <w:rFonts w:ascii="Aptos Narrow" w:hAnsi="Aptos Narrow"/>
-                <w:color w:val="000000"/>
-                <w:sz w:val="18"/>
-                <w:szCs w:val="18"/>
-              </w:rPr>
-              <w:t>Matías</w:t>
-            </w:r>
-            <w:r>
-              <w:rPr>
-                <w:rFonts w:ascii="Aptos Narrow" w:hAnsi="Aptos Narrow"/>
-                <w:color w:val="000000"/>
-                <w:sz w:val="18"/>
-                <w:szCs w:val="18"/>
-              </w:rPr>
-              <w:t xml:space="preserve"> Reuque</w:t>
-            </w:r>
-          </w:p>
-        </w:tc>
-        <w:tc>
-          <w:tcPr>
-            <w:tcW w:w="1537" w:type="dxa"/>
-            <w:vAlign w:val="bottom"/>
-          </w:tcPr>
-          <w:p>
-            <w:pPr>
-              <w:spacing w:after="0" w:line="240" w:lineRule="auto"/>
-              <w:rPr>
-                <w:color w:val="595959"/>
-                <w:sz w:val="18"/>
-                <w:szCs w:val="18"/>
-              </w:rPr>
-            </w:pPr>
-            <w:r>
-              <w:rPr>
-                <w:rFonts w:ascii="Aptos Narrow" w:hAnsi="Aptos Narrow"/>
-                <w:color w:val="000000"/>
-                <w:sz w:val="18"/>
-                <w:szCs w:val="18"/>
-              </w:rPr>
-              <w:t xml:space="preserve">Manual de usuario, API </w:t>
-            </w:r>
-            <w:proofErr w:type="spellStart"/>
-            <w:r>
-              <w:rPr>
-                <w:rFonts w:ascii="Aptos Narrow" w:hAnsi="Aptos Narrow"/>
-                <w:color w:val="000000"/>
-                <w:sz w:val="18"/>
-                <w:szCs w:val="18"/>
-              </w:rPr>
-              <w:t>docs</w:t>
-            </w:r>
-            <w:proofErr w:type="spellEnd"/>
-            <w:r>
-              <w:rPr>
-                <w:rFonts w:ascii="Aptos Narrow" w:hAnsi="Aptos Narrow"/>
-                <w:color w:val="000000"/>
-                <w:sz w:val="18"/>
-                <w:szCs w:val="18"/>
-              </w:rPr>
-              <w:t>, presentación de defensa</w:t>
-            </w:r>
-          </w:p>
-        </w:tc>
-        <w:tc>
-          <w:tcPr>
-            <w:tcW w:w="1113" w:type="dxa"/>
-            <w:vAlign w:val="bottom"/>
-          </w:tcPr>
-          <w:p>
-            <w:pPr>
-              <w:spacing w:after="0" w:line="240" w:lineRule="auto"/>
-              <w:rPr>
-                <w:color w:val="595959"/>
-                <w:sz w:val="18"/>
-                <w:szCs w:val="18"/>
-              </w:rPr>
-            </w:pPr>
-            <w:r>
-              <w:rPr>
-                <w:rFonts w:ascii="Aptos Narrow" w:hAnsi="Aptos Narrow"/>
-                <w:color w:val="000000"/>
-                <w:sz w:val="18"/>
-                <w:szCs w:val="18"/>
-              </w:rPr>
-              <w:t>Pendiente</w:t>
-            </w:r>
-          </w:p>
-        </w:tc>
-        <w:tc>
-          <w:tcPr>
-            <w:tcW w:w="1067" w:type="dxa"/>
-            <w:vAlign w:val="bottom"/>
-          </w:tcPr>
-          <w:p>
-            <w:pPr>
-              <w:spacing w:after="0" w:line="240" w:lineRule="auto"/>
-              <w:rPr>
-                <w:color w:val="595959"/>
-                <w:sz w:val="18"/>
-                <w:szCs w:val="18"/>
-              </w:rPr>
-            </w:pPr>
-            <w:r>
-              <w:rPr>
-                <w:rFonts w:ascii="Aptos Narrow" w:hAnsi="Aptos Narrow"/>
-                <w:color w:val="000000"/>
-                <w:sz w:val="18"/>
-                <w:szCs w:val="18"/>
-              </w:rPr>
-              <w:t>Sin ajustes</w:t>
+              <w:t>Se integraron comentarios del docente guía para pulir la redacción y la estructura de los documentos.</w:t>
             </w:r>
           </w:p>
         </w:tc>
@@ -5004,105 +4736,46 @@
           </w:tcPr>
           <w:p>
             <w:pPr>
-              <w:jc w:val="both"/>
-              <w:rPr>
-                <w:i/>
-                <w:color w:val="548DD4"/>
-                <w:sz w:val="20"/>
-                <w:szCs w:val="20"/>
-              </w:rPr>
-            </w:pPr>
-            <w:r>
               <w:rPr>
                 <w:color w:val="1F3864"/>
               </w:rPr>
-              <w:t xml:space="preserve">Factores que han facilitado y/o dificultado el desarrollo de mi plan de trabajo: Como dificultad tuvimos que aprender a usar </w:t>
-            </w:r>
-            <w:r>
-              <w:rPr>
+            </w:pPr>
+            <w:r>
+              <w:rPr>
+                <w:b/>
+                <w:bCs/>
                 <w:color w:val="1F3864"/>
               </w:rPr>
-              <w:t>PostgreSQL</w:t>
+              <w:t>Factores que han facilitado y/o dificultado el desarrollo de mi plan de trabajo:</w:t>
             </w:r>
             <w:r>
               <w:rPr>
                 <w:color w:val="1F3864"/>
               </w:rPr>
-              <w:t xml:space="preserve"> </w:t>
+              <w:br/>
+              <w:t>Además de la curva de aprendizaje con PostgreSQL y su integración con la plataforma, uno de los desafíos fue compatibilizar el desarrollo del Sprint 3 con otras asignaturas y entregas del semestre, lo que obligó a priorizar tareas y ajustar la carga del equipo en ciertos momentos.​</w:t>
             </w:r>
             <w:r>
               <w:rPr>
                 <w:color w:val="1F3864"/>
               </w:rPr>
-              <w:t xml:space="preserve">y averiguar como conectarlo para que funcione bien la plataforma, </w:t>
-            </w:r>
+              <w:br/>
+              <w:t xml:space="preserve">Como factores facilitadores destacan el uso de </w:t>
+            </w:r>
+            <w:proofErr w:type="spellStart"/>
             <w:r>
               <w:rPr>
                 <w:color w:val="1F3864"/>
               </w:rPr>
-              <w:t xml:space="preserve">y una facilidad puede ser el uso de </w:t>
-            </w:r>
-            <w:proofErr w:type="spellStart"/>
+              <w:t>Figma</w:t>
+            </w:r>
+            <w:proofErr w:type="spellEnd"/>
             <w:r>
               <w:rPr>
                 <w:color w:val="1F3864"/>
               </w:rPr>
-              <w:t>Figma</w:t>
-            </w:r>
-            <w:proofErr w:type="spellEnd"/>
-            <w:r>
-              <w:rPr>
-                <w:color w:val="1F3864"/>
-              </w:rPr>
-              <w:t xml:space="preserve"> para armar el mockup del proyecto que entrega buenas herramientas (versus hacerlo a mano o con otra herramienta más simple).</w:t>
-            </w:r>
-          </w:p>
-          <w:p>
-            <w:pPr>
-              <w:rPr>
-                <w:color w:val="1F3864"/>
-              </w:rPr>
-            </w:pPr>
-          </w:p>
-          <w:p>
-            <w:pPr>
-              <w:rPr>
-                <w:color w:val="1F3864"/>
-              </w:rPr>
-            </w:pPr>
-          </w:p>
-          <w:p>
-            <w:pPr>
-              <w:jc w:val="both"/>
-              <w:rPr>
-                <w:i/>
-                <w:color w:val="548DD4"/>
-                <w:sz w:val="20"/>
-                <w:szCs w:val="20"/>
-              </w:rPr>
-            </w:pPr>
-          </w:p>
-          <w:p>
-            <w:pPr>
-              <w:jc w:val="both"/>
-              <w:rPr>
-                <w:i/>
-                <w:color w:val="548DD4"/>
-                <w:sz w:val="20"/>
-                <w:szCs w:val="20"/>
-              </w:rPr>
-            </w:pPr>
-          </w:p>
-          <w:p>
-            <w:pPr>
-              <w:jc w:val="both"/>
-              <w:rPr>
-                <w:i/>
-                <w:color w:val="548DD4"/>
-                <w:sz w:val="20"/>
-                <w:szCs w:val="20"/>
-              </w:rPr>
-            </w:pPr>
+              <w:t xml:space="preserve"> para el diseño de interfaces, la organización del trabajo mediante Scrum y GitHub, y la claridad del modelo de datos y de los requerimientos funcionales, que permitió avanzar de forma ordenada hacia un MVP funcional.</w:t>
+            </w:r>
           </w:p>
         </w:tc>
       </w:tr>
@@ -5147,9 +4820,7 @@
           </w:tcPr>
           <w:p>
             <w:pPr>
-              <w:jc w:val="both"/>
-              <w:rPr>
-                <w:i/>
+              <w:rPr>
                 <w:color w:val="548DD4"/>
                 <w:sz w:val="20"/>
                 <w:szCs w:val="20"/>
@@ -5157,93 +4828,19 @@
             </w:pPr>
             <w:r>
               <w:rPr>
+                <w:b/>
+                <w:bCs/>
                 <w:color w:val="1F3864"/>
               </w:rPr>
-              <w:t xml:space="preserve">Actividades ajustadas o eliminadas: </w:t>
+              <w:t>Actividades ajustadas o eliminadas:</w:t>
             </w:r>
             <w:r>
               <w:rPr>
                 <w:color w:val="1F3864"/>
               </w:rPr>
-              <w:t>Se hicieron ajustes de acuerdo con los tiempos de entrega y la integración de nuevas documentaciones sobre la metodología Scrum, además de especificar mas a fondo sobre las tareas a realizar en el código del proyecto.</w:t>
-            </w:r>
-          </w:p>
-          <w:p>
-            <w:pPr>
-              <w:jc w:val="both"/>
-              <w:rPr>
-                <w:i/>
-                <w:color w:val="548DD4"/>
-                <w:sz w:val="20"/>
-                <w:szCs w:val="20"/>
-              </w:rPr>
-            </w:pPr>
-          </w:p>
-          <w:p>
-            <w:pPr>
-              <w:jc w:val="both"/>
-              <w:rPr>
-                <w:i/>
-                <w:color w:val="C00000"/>
-                <w:sz w:val="20"/>
-                <w:szCs w:val="20"/>
-              </w:rPr>
-            </w:pPr>
-          </w:p>
-          <w:p>
-            <w:pPr>
-              <w:jc w:val="both"/>
-              <w:rPr>
-                <w:i/>
-                <w:color w:val="548DD4"/>
-                <w:sz w:val="20"/>
-                <w:szCs w:val="20"/>
-              </w:rPr>
-            </w:pPr>
-          </w:p>
-          <w:p>
-            <w:pPr>
-              <w:jc w:val="both"/>
-              <w:rPr>
-                <w:i/>
-                <w:color w:val="548DD4"/>
-                <w:sz w:val="20"/>
-                <w:szCs w:val="20"/>
-              </w:rPr>
-            </w:pPr>
-          </w:p>
-          <w:p>
-            <w:pPr>
-              <w:jc w:val="both"/>
-              <w:rPr>
-                <w:i/>
-                <w:color w:val="548DD4"/>
-                <w:sz w:val="20"/>
-                <w:szCs w:val="20"/>
-              </w:rPr>
-            </w:pPr>
-          </w:p>
-          <w:p>
-            <w:pPr>
-              <w:jc w:val="both"/>
-              <w:rPr>
-                <w:i/>
-                <w:color w:val="548DD4"/>
-                <w:sz w:val="20"/>
-                <w:szCs w:val="20"/>
-              </w:rPr>
-            </w:pPr>
-          </w:p>
-          <w:p>
-            <w:pPr>
-              <w:jc w:val="both"/>
-              <w:rPr>
-                <w:i/>
-                <w:color w:val="548DD4"/>
-                <w:sz w:val="20"/>
-                <w:szCs w:val="20"/>
-              </w:rPr>
-            </w:pPr>
+              <w:br/>
+              <w:t>Se ajustaron actividades relacionadas con pruebas automáticas avanzadas y algunos reportes de BI de baja prioridad, manteniendo el foco en completar las funcionalidades críticas del MVP, la integración de pagos y la demo final.​</w:t>
+            </w:r>
           </w:p>
         </w:tc>
       </w:tr>
@@ -5299,104 +4896,25 @@
           </w:tcPr>
           <w:p>
             <w:pPr>
-              <w:jc w:val="both"/>
-              <w:rPr>
-                <w:i/>
-                <w:color w:val="548DD4"/>
-                <w:sz w:val="20"/>
-                <w:szCs w:val="20"/>
-              </w:rPr>
-            </w:pPr>
-            <w:r>
               <w:rPr>
                 <w:color w:val="1F3864"/>
               </w:rPr>
-              <w:lastRenderedPageBreak/>
-              <w:t xml:space="preserve">Actividades que no has iniciado o están retrasadas: </w:t>
-            </w:r>
-            <w:r>
-              <w:rPr>
+            </w:pPr>
+            <w:r>
+              <w:rPr>
+                <w:b/>
+                <w:bCs/>
                 <w:color w:val="1F3864"/>
               </w:rPr>
-              <w:t>Las actividades que no se han iniciado han sido netamente por seguir el orden del cronograma, por lo cual aun no llegamos al Sprint 3, que inicia después de la entrega Fase 2 avance. Sobre actividades retrasadas, no hay atrasos según el cronograma.</w:t>
-            </w:r>
-          </w:p>
-          <w:p>
-            <w:pPr>
-              <w:jc w:val="both"/>
-              <w:rPr>
-                <w:i/>
-                <w:color w:val="548DD4"/>
-                <w:sz w:val="20"/>
-                <w:szCs w:val="20"/>
-              </w:rPr>
-            </w:pPr>
-          </w:p>
-          <w:p>
-            <w:pPr>
-              <w:jc w:val="both"/>
-              <w:rPr>
-                <w:i/>
-                <w:color w:val="548DD4"/>
-                <w:sz w:val="20"/>
-                <w:szCs w:val="20"/>
-              </w:rPr>
-            </w:pPr>
-          </w:p>
-          <w:p>
-            <w:pPr>
-              <w:jc w:val="both"/>
-              <w:rPr>
-                <w:i/>
-                <w:color w:val="548DD4"/>
-                <w:sz w:val="20"/>
-                <w:szCs w:val="20"/>
-              </w:rPr>
-            </w:pPr>
-          </w:p>
-          <w:p>
-            <w:pPr>
-              <w:jc w:val="both"/>
-              <w:rPr>
-                <w:i/>
-                <w:color w:val="548DD4"/>
-                <w:sz w:val="20"/>
-                <w:szCs w:val="20"/>
-              </w:rPr>
-            </w:pPr>
-          </w:p>
-          <w:p>
-            <w:pPr>
-              <w:jc w:val="both"/>
-              <w:rPr>
-                <w:i/>
-                <w:color w:val="548DD4"/>
-                <w:sz w:val="20"/>
-                <w:szCs w:val="20"/>
-              </w:rPr>
-            </w:pPr>
-          </w:p>
-          <w:p>
-            <w:pPr>
-              <w:jc w:val="both"/>
-              <w:rPr>
-                <w:i/>
-                <w:color w:val="548DD4"/>
-                <w:sz w:val="20"/>
-                <w:szCs w:val="20"/>
-              </w:rPr>
-            </w:pPr>
-          </w:p>
-          <w:p>
-            <w:pPr>
-              <w:jc w:val="both"/>
-              <w:rPr>
-                <w:i/>
-                <w:color w:val="548DD4"/>
-                <w:sz w:val="20"/>
-                <w:szCs w:val="20"/>
-              </w:rPr>
-            </w:pPr>
+              <w:t>Actividades que no has iniciado o están retrasadas:</w:t>
+            </w:r>
+            <w:r>
+              <w:rPr>
+                <w:color w:val="1F3864"/>
+              </w:rPr>
+              <w:br/>
+              <w:t>Al cierre de la Fase 2 final, las actividades planificadas para el Sprint 3 se encuentran completadas según el alcance definido para el MVP, y no se registran tareas esenciales atrasadas; las ideas no implementadas quedan documentadas como mejoras futuras del proyecto.</w:t>
+            </w:r>
           </w:p>
         </w:tc>
       </w:tr>
@@ -5755,6 +5273,119 @@
     </w:lvl>
   </w:abstractNum>
   <w:abstractNum w:abstractNumId="1" w15:restartNumberingAfterBreak="0">
+    <w:nsid w:val="0BB96547"/>
+    <w:multiLevelType w:val="hybridMultilevel"/>
+    <w:tmpl w:val="C57CAB94"/>
+    <w:lvl w:ilvl="0" w:tplc="340A0001">
+      <w:start w:val="1"/>
+      <w:numFmt w:val="bullet"/>
+      <w:lvlText w:val=""/>
+      <w:lvlJc w:val="left"/>
+      <w:pPr>
+        <w:ind w:left="750" w:hanging="360"/>
+      </w:pPr>
+      <w:rPr>
+        <w:rFonts w:ascii="Symbol" w:hAnsi="Symbol" w:hint="default"/>
+      </w:rPr>
+    </w:lvl>
+    <w:lvl w:ilvl="1" w:tplc="FFFFFFFF" w:tentative="1">
+      <w:start w:val="1"/>
+      <w:numFmt w:val="bullet"/>
+      <w:lvlText w:val="o"/>
+      <w:lvlJc w:val="left"/>
+      <w:pPr>
+        <w:ind w:left="1470" w:hanging="360"/>
+      </w:pPr>
+      <w:rPr>
+        <w:rFonts w:ascii="Courier New" w:hAnsi="Courier New" w:cs="Courier New" w:hint="default"/>
+      </w:rPr>
+    </w:lvl>
+    <w:lvl w:ilvl="2" w:tplc="FFFFFFFF" w:tentative="1">
+      <w:start w:val="1"/>
+      <w:numFmt w:val="bullet"/>
+      <w:lvlText w:val=""/>
+      <w:lvlJc w:val="left"/>
+      <w:pPr>
+        <w:ind w:left="2190" w:hanging="360"/>
+      </w:pPr>
+      <w:rPr>
+        <w:rFonts w:ascii="Wingdings" w:hAnsi="Wingdings" w:hint="default"/>
+      </w:rPr>
+    </w:lvl>
+    <w:lvl w:ilvl="3" w:tplc="FFFFFFFF" w:tentative="1">
+      <w:start w:val="1"/>
+      <w:numFmt w:val="bullet"/>
+      <w:lvlText w:val=""/>
+      <w:lvlJc w:val="left"/>
+      <w:pPr>
+        <w:ind w:left="2910" w:hanging="360"/>
+      </w:pPr>
+      <w:rPr>
+        <w:rFonts w:ascii="Symbol" w:hAnsi="Symbol" w:hint="default"/>
+      </w:rPr>
+    </w:lvl>
+    <w:lvl w:ilvl="4" w:tplc="FFFFFFFF" w:tentative="1">
+      <w:start w:val="1"/>
+      <w:numFmt w:val="bullet"/>
+      <w:lvlText w:val="o"/>
+      <w:lvlJc w:val="left"/>
+      <w:pPr>
+        <w:ind w:left="3630" w:hanging="360"/>
+      </w:pPr>
+      <w:rPr>
+        <w:rFonts w:ascii="Courier New" w:hAnsi="Courier New" w:cs="Courier New" w:hint="default"/>
+      </w:rPr>
+    </w:lvl>
+    <w:lvl w:ilvl="5" w:tplc="FFFFFFFF" w:tentative="1">
+      <w:start w:val="1"/>
+      <w:numFmt w:val="bullet"/>
+      <w:lvlText w:val=""/>
+      <w:lvlJc w:val="left"/>
+      <w:pPr>
+        <w:ind w:left="4350" w:hanging="360"/>
+      </w:pPr>
+      <w:rPr>
+        <w:rFonts w:ascii="Wingdings" w:hAnsi="Wingdings" w:hint="default"/>
+      </w:rPr>
+    </w:lvl>
+    <w:lvl w:ilvl="6" w:tplc="FFFFFFFF" w:tentative="1">
+      <w:start w:val="1"/>
+      <w:numFmt w:val="bullet"/>
+      <w:lvlText w:val=""/>
+      <w:lvlJc w:val="left"/>
+      <w:pPr>
+        <w:ind w:left="5070" w:hanging="360"/>
+      </w:pPr>
+      <w:rPr>
+        <w:rFonts w:ascii="Symbol" w:hAnsi="Symbol" w:hint="default"/>
+      </w:rPr>
+    </w:lvl>
+    <w:lvl w:ilvl="7" w:tplc="FFFFFFFF" w:tentative="1">
+      <w:start w:val="1"/>
+      <w:numFmt w:val="bullet"/>
+      <w:lvlText w:val="o"/>
+      <w:lvlJc w:val="left"/>
+      <w:pPr>
+        <w:ind w:left="5790" w:hanging="360"/>
+      </w:pPr>
+      <w:rPr>
+        <w:rFonts w:ascii="Courier New" w:hAnsi="Courier New" w:cs="Courier New" w:hint="default"/>
+      </w:rPr>
+    </w:lvl>
+    <w:lvl w:ilvl="8" w:tplc="FFFFFFFF" w:tentative="1">
+      <w:start w:val="1"/>
+      <w:numFmt w:val="bullet"/>
+      <w:lvlText w:val=""/>
+      <w:lvlJc w:val="left"/>
+      <w:pPr>
+        <w:ind w:left="6510" w:hanging="360"/>
+      </w:pPr>
+      <w:rPr>
+        <w:rFonts w:ascii="Wingdings" w:hAnsi="Wingdings" w:hint="default"/>
+      </w:rPr>
+    </w:lvl>
+  </w:abstractNum>
+  <w:abstractNum w:abstractNumId="2" w15:restartNumberingAfterBreak="0">
     <w:nsid w:val="17A42E19"/>
     <w:multiLevelType w:val="multilevel"/>
     <w:tmpl w:val="88800FC8"/>
@@ -5867,7 +5498,7 @@
       </w:rPr>
     </w:lvl>
   </w:abstractNum>
-  <w:abstractNum w:abstractNumId="2" w15:restartNumberingAfterBreak="0">
+  <w:abstractNum w:abstractNumId="3" w15:restartNumberingAfterBreak="0">
     <w:nsid w:val="27372F61"/>
     <w:multiLevelType w:val="hybridMultilevel"/>
     <w:tmpl w:val="B72474F4"/>
@@ -5980,7 +5611,7 @@
       </w:rPr>
     </w:lvl>
   </w:abstractNum>
-  <w:abstractNum w:abstractNumId="3" w15:restartNumberingAfterBreak="0">
+  <w:abstractNum w:abstractNumId="4" w15:restartNumberingAfterBreak="0">
     <w:nsid w:val="4878604F"/>
     <w:multiLevelType w:val="multilevel"/>
     <w:tmpl w:val="F52ADA6E"/>
@@ -6093,7 +5724,7 @@
       </w:rPr>
     </w:lvl>
   </w:abstractNum>
-  <w:abstractNum w:abstractNumId="4" w15:restartNumberingAfterBreak="0">
+  <w:abstractNum w:abstractNumId="5" w15:restartNumberingAfterBreak="0">
     <w:nsid w:val="4CDF5307"/>
     <w:multiLevelType w:val="multilevel"/>
     <w:tmpl w:val="9A02D650"/>
@@ -6206,20 +5837,175 @@
       </w:rPr>
     </w:lvl>
   </w:abstractNum>
+  <w:abstractNum w:abstractNumId="6" w15:restartNumberingAfterBreak="0">
+    <w:nsid w:val="4CEE153F"/>
+    <w:multiLevelType w:val="multilevel"/>
+    <w:tmpl w:val="A36E2C48"/>
+    <w:lvl w:ilvl="0">
+      <w:start w:val="1"/>
+      <w:numFmt w:val="bullet"/>
+      <w:lvlText w:val=""/>
+      <w:lvlJc w:val="left"/>
+      <w:pPr>
+        <w:tabs>
+          <w:tab w:val="num" w:pos="720"/>
+        </w:tabs>
+        <w:ind w:left="720" w:hanging="360"/>
+      </w:pPr>
+      <w:rPr>
+        <w:rFonts w:ascii="Symbol" w:hAnsi="Symbol" w:hint="default"/>
+        <w:sz w:val="20"/>
+      </w:rPr>
+    </w:lvl>
+    <w:lvl w:ilvl="1" w:tentative="1">
+      <w:start w:val="1"/>
+      <w:numFmt w:val="bullet"/>
+      <w:lvlText w:val=""/>
+      <w:lvlJc w:val="left"/>
+      <w:pPr>
+        <w:tabs>
+          <w:tab w:val="num" w:pos="1440"/>
+        </w:tabs>
+        <w:ind w:left="1440" w:hanging="360"/>
+      </w:pPr>
+      <w:rPr>
+        <w:rFonts w:ascii="Symbol" w:hAnsi="Symbol" w:hint="default"/>
+        <w:sz w:val="20"/>
+      </w:rPr>
+    </w:lvl>
+    <w:lvl w:ilvl="2" w:tentative="1">
+      <w:start w:val="1"/>
+      <w:numFmt w:val="bullet"/>
+      <w:lvlText w:val=""/>
+      <w:lvlJc w:val="left"/>
+      <w:pPr>
+        <w:tabs>
+          <w:tab w:val="num" w:pos="2160"/>
+        </w:tabs>
+        <w:ind w:left="2160" w:hanging="360"/>
+      </w:pPr>
+      <w:rPr>
+        <w:rFonts w:ascii="Symbol" w:hAnsi="Symbol" w:hint="default"/>
+        <w:sz w:val="20"/>
+      </w:rPr>
+    </w:lvl>
+    <w:lvl w:ilvl="3" w:tentative="1">
+      <w:start w:val="1"/>
+      <w:numFmt w:val="bullet"/>
+      <w:lvlText w:val=""/>
+      <w:lvlJc w:val="left"/>
+      <w:pPr>
+        <w:tabs>
+          <w:tab w:val="num" w:pos="2880"/>
+        </w:tabs>
+        <w:ind w:left="2880" w:hanging="360"/>
+      </w:pPr>
+      <w:rPr>
+        <w:rFonts w:ascii="Symbol" w:hAnsi="Symbol" w:hint="default"/>
+        <w:sz w:val="20"/>
+      </w:rPr>
+    </w:lvl>
+    <w:lvl w:ilvl="4" w:tentative="1">
+      <w:start w:val="1"/>
+      <w:numFmt w:val="bullet"/>
+      <w:lvlText w:val=""/>
+      <w:lvlJc w:val="left"/>
+      <w:pPr>
+        <w:tabs>
+          <w:tab w:val="num" w:pos="3600"/>
+        </w:tabs>
+        <w:ind w:left="3600" w:hanging="360"/>
+      </w:pPr>
+      <w:rPr>
+        <w:rFonts w:ascii="Symbol" w:hAnsi="Symbol" w:hint="default"/>
+        <w:sz w:val="20"/>
+      </w:rPr>
+    </w:lvl>
+    <w:lvl w:ilvl="5" w:tentative="1">
+      <w:start w:val="1"/>
+      <w:numFmt w:val="bullet"/>
+      <w:lvlText w:val=""/>
+      <w:lvlJc w:val="left"/>
+      <w:pPr>
+        <w:tabs>
+          <w:tab w:val="num" w:pos="4320"/>
+        </w:tabs>
+        <w:ind w:left="4320" w:hanging="360"/>
+      </w:pPr>
+      <w:rPr>
+        <w:rFonts w:ascii="Symbol" w:hAnsi="Symbol" w:hint="default"/>
+        <w:sz w:val="20"/>
+      </w:rPr>
+    </w:lvl>
+    <w:lvl w:ilvl="6" w:tentative="1">
+      <w:start w:val="1"/>
+      <w:numFmt w:val="bullet"/>
+      <w:lvlText w:val=""/>
+      <w:lvlJc w:val="left"/>
+      <w:pPr>
+        <w:tabs>
+          <w:tab w:val="num" w:pos="5040"/>
+        </w:tabs>
+        <w:ind w:left="5040" w:hanging="360"/>
+      </w:pPr>
+      <w:rPr>
+        <w:rFonts w:ascii="Symbol" w:hAnsi="Symbol" w:hint="default"/>
+        <w:sz w:val="20"/>
+      </w:rPr>
+    </w:lvl>
+    <w:lvl w:ilvl="7" w:tentative="1">
+      <w:start w:val="1"/>
+      <w:numFmt w:val="bullet"/>
+      <w:lvlText w:val=""/>
+      <w:lvlJc w:val="left"/>
+      <w:pPr>
+        <w:tabs>
+          <w:tab w:val="num" w:pos="5760"/>
+        </w:tabs>
+        <w:ind w:left="5760" w:hanging="360"/>
+      </w:pPr>
+      <w:rPr>
+        <w:rFonts w:ascii="Symbol" w:hAnsi="Symbol" w:hint="default"/>
+        <w:sz w:val="20"/>
+      </w:rPr>
+    </w:lvl>
+    <w:lvl w:ilvl="8" w:tentative="1">
+      <w:start w:val="1"/>
+      <w:numFmt w:val="bullet"/>
+      <w:lvlText w:val=""/>
+      <w:lvlJc w:val="left"/>
+      <w:pPr>
+        <w:tabs>
+          <w:tab w:val="num" w:pos="6480"/>
+        </w:tabs>
+        <w:ind w:left="6480" w:hanging="360"/>
+      </w:pPr>
+      <w:rPr>
+        <w:rFonts w:ascii="Symbol" w:hAnsi="Symbol" w:hint="default"/>
+        <w:sz w:val="20"/>
+      </w:rPr>
+    </w:lvl>
+  </w:abstractNum>
   <w:num w:numId="1" w16cid:durableId="1696612143">
+    <w:abstractNumId w:val="5"/>
+  </w:num>
+  <w:num w:numId="2" w16cid:durableId="112290213">
     <w:abstractNumId w:val="4"/>
   </w:num>
-  <w:num w:numId="2" w16cid:durableId="112290213">
-    <w:abstractNumId w:val="3"/>
-  </w:num>
   <w:num w:numId="3" w16cid:durableId="898856759">
-    <w:abstractNumId w:val="1"/>
+    <w:abstractNumId w:val="2"/>
   </w:num>
   <w:num w:numId="4" w16cid:durableId="551430834">
-    <w:abstractNumId w:val="2"/>
+    <w:abstractNumId w:val="3"/>
   </w:num>
   <w:num w:numId="5" w16cid:durableId="2127889844">
     <w:abstractNumId w:val="0"/>
+  </w:num>
+  <w:num w:numId="6" w16cid:durableId="277378443">
+    <w:abstractNumId w:val="6"/>
+  </w:num>
+  <w:num w:numId="7" w16cid:durableId="651132051">
+    <w:abstractNumId w:val="1"/>
   </w:num>
 </w:numbering>
 </file>
@@ -7151,6 +6937,7 @@
   <w:style w:type="paragraph" w:styleId="Prrafodelista">
     <w:name w:val="List Paragraph"/>
     <w:basedOn w:val="Normal"/>
+    <w:link w:val="PrrafodelistaCar"/>
     <w:uiPriority w:val="34"/>
     <w:qFormat/>
     <w:rsid w:val="008B6964"/>
@@ -7178,6 +6965,12 @@
     <w:pPr>
       <w:spacing w:after="0" w:line="240" w:lineRule="auto"/>
     </w:pPr>
+  </w:style>
+  <w:style w:type="character" w:customStyle="1" w:styleId="PrrafodelistaCar">
+    <w:name w:val="Párrafo de lista Car"/>
+    <w:link w:val="Prrafodelista"/>
+    <w:uiPriority w:val="34"/>
+    <w:rsid w:val="00AC2E27"/>
   </w:style>
 </w:styles>
 </file>
